--- a/docs/Make3D在线接单系统建设计划书.docx
+++ b/docs/Make3D在线接单系统建设计划书.docx
@@ -4,70 +4,3322 @@
   <w:body>
     <w:p>
       <w:pPr>
-        <w:spacing w:before="2400"/>
         <w:jc w:val="center"/>
       </w:pPr>
       <w:r>
         <w:rPr>
           <w:rFonts w:ascii="Microsoft YaHei" w:hAnsi="Microsoft YaHei" w:eastAsia="Microsoft YaHei"/>
           <w:b/>
-          <w:color w:val="0F172A"/>
-          <w:sz w:val="52"/>
-        </w:rPr>
-        <w:t>Make3D 在线3D打印接单系统</w:t>
-        <w:br/>
-        <w:t>系统建设计划书</w:t>
+          <w:color w:val="111827"/>
+          <w:sz w:val="48"/>
+        </w:rPr>
+        <w:t>Make3D 在线 3D 打印接单系统建设计划书</w:t>
       </w:r>
     </w:p>
     <w:p>
       <w:pPr>
-        <w:spacing w:before="480"/>
         <w:jc w:val="center"/>
       </w:pPr>
       <w:r>
         <w:rPr>
           <w:rFonts w:ascii="Microsoft YaHei" w:hAnsi="Microsoft YaHei" w:eastAsia="Microsoft YaHei"/>
-          <w:b w:val="0"/>
           <w:color w:val="4B5563"/>
-          <w:sz w:val="22"/>
-        </w:rPr>
-        <w:t>版本：V1.2 规划稿</w:t>
-        <w:br/>
-        <w:t>适用范围：项目建设、开发排期、上线讨论</w:t>
-        <w:br/>
-        <w:t>生成日期：2026-06-06</w:t>
+          <w:sz w:val="21"/>
+        </w:rPr>
+        <w:t>版本：V1.2 会员与自动报价稳定版</w:t>
       </w:r>
     </w:p>
     <w:p>
-      <w:r>
-        <w:br w:type="page"/>
+      <w:pPr>
+        <w:jc w:val="center"/>
+      </w:pPr>
+      <w:r>
+        <w:rPr>
+          <w:rFonts w:ascii="Microsoft YaHei" w:hAnsi="Microsoft YaHei" w:eastAsia="Microsoft YaHei"/>
+          <w:color w:val="4B5563"/>
+          <w:sz w:val="21"/>
+        </w:rPr>
+        <w:t>日期：2026-06-07</w:t>
       </w:r>
     </w:p>
     <w:p>
       <w:pPr>
+        <w:jc w:val="center"/>
+      </w:pPr>
+      <w:r>
+        <w:rPr>
+          <w:rFonts w:ascii="Microsoft YaHei" w:hAnsi="Microsoft YaHei" w:eastAsia="Microsoft YaHei"/>
+          <w:color w:val="4B5563"/>
+          <w:sz w:val="21"/>
+        </w:rPr>
+        <w:t>项目定位：面向 3D 打印接单、在线报价、会员下单与后台生产管理的业务系统</w:t>
+      </w:r>
+    </w:p>
+    <w:p/>
+    <w:p>
+      <w:pPr>
         <w:pStyle w:val="Heading1"/>
-        <w:spacing w:line="300" w:lineRule="auto" w:after="120"/>
+        <w:spacing w:before="200" w:after="120"/>
       </w:pPr>
       <w:r>
         <w:rPr>
           <w:rFonts w:ascii="Microsoft YaHei" w:hAnsi="Microsoft YaHei" w:eastAsia="Microsoft YaHei"/>
-          <w:b w:val="0"/>
-          <w:sz w:val="21"/>
-        </w:rPr>
-        <w:t>文档说明</w:t>
+        </w:rPr>
+        <w:t>1. 项目目标</w:t>
       </w:r>
     </w:p>
     <w:p>
       <w:pPr>
-        <w:spacing w:line="300" w:lineRule="auto" w:after="120"/>
+        <w:spacing w:after="120" w:line="276" w:lineRule="auto"/>
       </w:pPr>
       <w:r>
         <w:rPr>
           <w:rFonts w:ascii="Microsoft YaHei" w:hAnsi="Microsoft YaHei" w:eastAsia="Microsoft YaHei"/>
-          <w:b w:val="0"/>
-          <w:sz w:val="21"/>
-        </w:rPr>
-        <w:t>本文档用于梳理 Make3D 在线3D打印接单系统的建设目标、业务流程、系统设计、开发阶段、当前完成情况与后续计划。文档面向项目负责人、开发人员、运维人员及业务协作人员，重点关注系统建设路径与可落地的技术边界。</w:t>
+        </w:rPr>
+        <w:t>Make3D 在线 3D 打印接单系统的建设目标，是将原本依赖人工沟通的模型收集、报价确认、订单跟进和生产状态反馈，整理为可持续迭代的线上流程。</w:t>
+      </w:r>
+    </w:p>
+    <w:p>
+      <w:pPr>
+        <w:spacing w:after="120" w:line="276" w:lineRule="auto"/>
+      </w:pPr>
+      <w:r>
+        <w:rPr>
+          <w:rFonts w:ascii="Microsoft YaHei" w:hAnsi="Microsoft YaHei" w:eastAsia="Microsoft YaHei"/>
+        </w:rPr>
+        <w:t>核心目标包括：</w:t>
+      </w:r>
+    </w:p>
+    <w:p>
+      <w:pPr>
+        <w:pStyle w:val="ListBullet"/>
+        <w:spacing w:after="40"/>
+      </w:pPr>
+      <w:r>
+        <w:rPr>
+          <w:rFonts w:ascii="Microsoft YaHei" w:hAnsi="Microsoft YaHei" w:eastAsia="Microsoft YaHei"/>
+        </w:rPr>
+        <w:t>支持客户 24 小时在线注册、登录、上传模型并提交打印需求。</w:t>
+      </w:r>
+    </w:p>
+    <w:p>
+      <w:pPr>
+        <w:pStyle w:val="ListBullet"/>
+        <w:spacing w:after="40"/>
+      </w:pPr>
+      <w:r>
+        <w:rPr>
+          <w:rFonts w:ascii="Microsoft YaHei" w:hAnsi="Microsoft YaHei" w:eastAsia="Microsoft YaHei"/>
+        </w:rPr>
+        <w:t>对 STL 文件提供基于 PrusaSlicer 的自动切片报价能力，降低初次报价沟通成本。</w:t>
+      </w:r>
+    </w:p>
+    <w:p>
+      <w:pPr>
+        <w:pStyle w:val="ListBullet"/>
+        <w:spacing w:after="40"/>
+      </w:pPr>
+      <w:r>
+        <w:rPr>
+          <w:rFonts w:ascii="Microsoft YaHei" w:hAnsi="Microsoft YaHei" w:eastAsia="Microsoft YaHei"/>
+        </w:rPr>
+        <w:t>对 STEP、STP、3MF 等暂未自动切片的文件保留人工确认路径。</w:t>
+      </w:r>
+    </w:p>
+    <w:p>
+      <w:pPr>
+        <w:pStyle w:val="ListBullet"/>
+        <w:spacing w:after="40"/>
+      </w:pPr>
+      <w:r>
+        <w:rPr>
+          <w:rFonts w:ascii="Microsoft YaHei" w:hAnsi="Microsoft YaHei" w:eastAsia="Microsoft YaHei"/>
+        </w:rPr>
+        <w:t>建立订单、文件、切片记录、会员账号、状态日志等基础数据结构。</w:t>
+      </w:r>
+    </w:p>
+    <w:p>
+      <w:pPr>
+        <w:pStyle w:val="ListBullet"/>
+        <w:spacing w:after="40"/>
+      </w:pPr>
+      <w:r>
+        <w:rPr>
+          <w:rFonts w:ascii="Microsoft YaHei" w:hAnsi="Microsoft YaHei" w:eastAsia="Microsoft YaHei"/>
+        </w:rPr>
+        <w:t>支持管理员在后台查看订单、下载模型、测试切片、修改状态并补充物流与备注信息。</w:t>
+      </w:r>
+    </w:p>
+    <w:p>
+      <w:pPr>
+        <w:pStyle w:val="ListBullet"/>
+        <w:spacing w:after="40"/>
+      </w:pPr>
+      <w:r>
+        <w:rPr>
+          <w:rFonts w:ascii="Microsoft YaHei" w:hAnsi="Microsoft YaHei" w:eastAsia="Microsoft YaHei"/>
+        </w:rPr>
+        <w:t>保持人工最终确认机制，避免自动报价直接替代生产判断。</w:t>
+      </w:r>
+    </w:p>
+    <w:p>
+      <w:pPr>
+        <w:pStyle w:val="ListBullet"/>
+        <w:spacing w:after="40"/>
+      </w:pPr>
+      <w:r>
+        <w:rPr>
+          <w:rFonts w:ascii="Microsoft YaHei" w:hAnsi="Microsoft YaHei" w:eastAsia="Microsoft YaHei"/>
+        </w:rPr>
+        <w:t>为后续微信公众号通知、在线支付、自动排产、文件对象存储和更复杂生产管理预留接口与数据基础。</w:t>
+      </w:r>
+    </w:p>
+    <w:p>
+      <w:pPr>
+        <w:pStyle w:val="Heading1"/>
+        <w:spacing w:before="200" w:after="120"/>
+      </w:pPr>
+      <w:r>
+        <w:rPr>
+          <w:rFonts w:ascii="Microsoft YaHei" w:hAnsi="Microsoft YaHei" w:eastAsia="Microsoft YaHei"/>
+        </w:rPr>
+        <w:t>2. 当前已完成功能</w:t>
+      </w:r>
+    </w:p>
+    <w:p>
+      <w:pPr>
+        <w:spacing w:after="120" w:line="276" w:lineRule="auto"/>
+      </w:pPr>
+      <w:r>
+        <w:rPr>
+          <w:rFonts w:ascii="Microsoft YaHei" w:hAnsi="Microsoft YaHei" w:eastAsia="Microsoft YaHei"/>
+        </w:rPr>
+        <w:t>当前系统已完成可上线运行的 MVP 功能闭环：</w:t>
+      </w:r>
+    </w:p>
+    <w:p>
+      <w:pPr>
+        <w:pStyle w:val="ListBullet"/>
+        <w:spacing w:after="40"/>
+      </w:pPr>
+      <w:r>
+        <w:rPr>
+          <w:rFonts w:ascii="Microsoft YaHei" w:hAnsi="Microsoft YaHei" w:eastAsia="Microsoft YaHei"/>
+        </w:rPr>
+        <w:t>技术框架：Next.js、TypeScript、Tailwind CSS。</w:t>
+      </w:r>
+    </w:p>
+    <w:p>
+      <w:pPr>
+        <w:pStyle w:val="ListBullet"/>
+        <w:spacing w:after="40"/>
+      </w:pPr>
+      <w:r>
+        <w:rPr>
+          <w:rFonts w:ascii="Microsoft YaHei" w:hAnsi="Microsoft YaHei" w:eastAsia="Microsoft YaHei"/>
+        </w:rPr>
+        <w:t>数据存储：SQLite 初始化，支持 `orders`、`files`、`customers`、`slice_jobs`、`order_status_logs`、`auth_blocks` 等核心表。</w:t>
+      </w:r>
+    </w:p>
+    <w:p>
+      <w:pPr>
+        <w:pStyle w:val="ListBullet"/>
+        <w:spacing w:after="40"/>
+      </w:pPr>
+      <w:r>
+        <w:rPr>
+          <w:rFonts w:ascii="Microsoft YaHei" w:hAnsi="Microsoft YaHei" w:eastAsia="Microsoft YaHei"/>
+        </w:rPr>
+        <w:t>文件上传：支持 `.stl`、`.step`、`.stp`、`.3mf`，单文件最大 50MB，最多 5 个文件，保存到 `/uploads`。</w:t>
+      </w:r>
+    </w:p>
+    <w:p>
+      <w:pPr>
+        <w:pStyle w:val="ListBullet"/>
+        <w:spacing w:after="40"/>
+      </w:pPr>
+      <w:r>
+        <w:rPr>
+          <w:rFonts w:ascii="Microsoft YaHei" w:hAnsi="Microsoft YaHei" w:eastAsia="Microsoft YaHei"/>
+        </w:rPr>
+        <w:t>会员系统：客户注册、登录、退出、账号页、订单历史、登录后才能使用报价与下单。</w:t>
+      </w:r>
+    </w:p>
+    <w:p>
+      <w:pPr>
+        <w:pStyle w:val="ListBullet"/>
+        <w:spacing w:after="40"/>
+      </w:pPr>
+      <w:r>
+        <w:rPr>
+          <w:rFonts w:ascii="Microsoft YaHei" w:hAnsi="Microsoft YaHei" w:eastAsia="Microsoft YaHei"/>
+        </w:rPr>
+        <w:t>客户登录安全：手机号作为账号，密码 hash 保存，客户 session 使用 `customer_session` httpOnly cookie；客户登录失败按 phone 和 IP 分级封禁。</w:t>
+      </w:r>
+    </w:p>
+    <w:p>
+      <w:pPr>
+        <w:pStyle w:val="ListBullet"/>
+        <w:spacing w:after="40"/>
+      </w:pPr>
+      <w:r>
+        <w:rPr>
+          <w:rFonts w:ascii="Microsoft YaHei" w:hAnsi="Microsoft YaHei" w:eastAsia="Microsoft YaHei"/>
+        </w:rPr>
+        <w:t>报价页：多文件拖拽上传、每个文件独立材料、颜色、数量，自动切片状态反馈和订单汇总。</w:t>
+      </w:r>
+    </w:p>
+    <w:p>
+      <w:pPr>
+        <w:pStyle w:val="ListBullet"/>
+        <w:spacing w:after="40"/>
+      </w:pPr>
+      <w:r>
+        <w:rPr>
+          <w:rFonts w:ascii="Microsoft YaHei" w:hAnsi="Microsoft YaHei" w:eastAsia="Microsoft YaHei"/>
+        </w:rPr>
+        <w:t>自动报价：STL 文件调用 PrusaSlicer CLI 自动切片；解析 G-code 中打印时间和耗材数据；根据材料费、工时费、包装费、配送费计算价格。</w:t>
+      </w:r>
+    </w:p>
+    <w:p>
+      <w:pPr>
+        <w:pStyle w:val="ListBullet"/>
+        <w:spacing w:after="40"/>
+      </w:pPr>
+      <w:r>
+        <w:rPr>
+          <w:rFonts w:ascii="Microsoft YaHei" w:hAnsi="Microsoft YaHei" w:eastAsia="Microsoft YaHei"/>
+        </w:rPr>
+        <w:t>订单提交：提交订单后进入 `/account/orders/[id]/confirm` 确认页，初始状态为“待确认”。</w:t>
+      </w:r>
+    </w:p>
+    <w:p>
+      <w:pPr>
+        <w:pStyle w:val="ListBullet"/>
+        <w:spacing w:after="40"/>
+      </w:pPr>
+      <w:r>
+        <w:rPr>
+          <w:rFonts w:ascii="Microsoft YaHei" w:hAnsi="Microsoft YaHei" w:eastAsia="Microsoft YaHei"/>
+        </w:rPr>
+        <w:t>用户中心：展示用户资料、我的订单、历史报价、订单详情、再次下单入口。</w:t>
+      </w:r>
+    </w:p>
+    <w:p>
+      <w:pPr>
+        <w:pStyle w:val="ListBullet"/>
+        <w:spacing w:after="40"/>
+      </w:pPr>
+      <w:r>
+        <w:rPr>
+          <w:rFonts w:ascii="Microsoft YaHei" w:hAnsi="Microsoft YaHei" w:eastAsia="Microsoft YaHei"/>
+        </w:rPr>
+        <w:t>管理员后台：管理员登录、订单列表、订单详情、文件下载、状态修改、手动测试切片报价、状态历史记录。</w:t>
+      </w:r>
+    </w:p>
+    <w:p>
+      <w:pPr>
+        <w:pStyle w:val="ListBullet"/>
+        <w:spacing w:after="40"/>
+      </w:pPr>
+      <w:r>
+        <w:rPr>
+          <w:rFonts w:ascii="Microsoft YaHei" w:hAnsi="Microsoft YaHei" w:eastAsia="Microsoft YaHei"/>
+        </w:rPr>
+        <w:t>邮件通知：新订单通知管理员；订单状态变为待付款、打印中、已发货、已完成时通知客户。</w:t>
+      </w:r>
+    </w:p>
+    <w:p>
+      <w:pPr>
+        <w:pStyle w:val="ListBullet"/>
+        <w:spacing w:after="40"/>
+      </w:pPr>
+      <w:r>
+        <w:rPr>
+          <w:rFonts w:ascii="Microsoft YaHei" w:hAnsi="Microsoft YaHei" w:eastAsia="Microsoft YaHei"/>
+        </w:rPr>
+        <w:t>Docker 部署：提供 Dockerfile、docker-compose.yml、`.env.production.example`，挂载 `/data`、`/uploads`、`/profiles`、`/gcode`，生产容器包含 PrusaSlicer。</w:t>
+      </w:r>
+    </w:p>
+    <w:p>
+      <w:pPr>
+        <w:pStyle w:val="ListBullet"/>
+        <w:spacing w:after="40"/>
+      </w:pPr>
+      <w:r>
+        <w:rPr>
+          <w:rFonts w:ascii="Microsoft YaHei" w:hAnsi="Microsoft YaHei" w:eastAsia="Microsoft YaHei"/>
+        </w:rPr>
+        <w:t>线上验证：已完成登录、自动报价、订单提交、订单确认页、后台可见订单的完整链路验证。</w:t>
+      </w:r>
+    </w:p>
+    <w:p>
+      <w:pPr>
+        <w:pStyle w:val="Heading1"/>
+        <w:spacing w:before="200" w:after="120"/>
+      </w:pPr>
+      <w:r>
+        <w:rPr>
+          <w:rFonts w:ascii="Microsoft YaHei" w:hAnsi="Microsoft YaHei" w:eastAsia="Microsoft YaHei"/>
+        </w:rPr>
+        <w:t>3. 前台页面结构</w:t>
+      </w:r>
+    </w:p>
+    <w:p>
+      <w:pPr>
+        <w:spacing w:after="120" w:line="276" w:lineRule="auto"/>
+      </w:pPr>
+      <w:r>
+        <w:rPr>
+          <w:rFonts w:ascii="Microsoft YaHei" w:hAnsi="Microsoft YaHei" w:eastAsia="Microsoft YaHei"/>
+        </w:rPr>
+        <w:t>前台页面面向客户使用，重点是降低下单门槛，同时保持自动报价结果的边界提示。</w:t>
+      </w:r>
+    </w:p>
+    <w:p>
+      <w:pPr>
+        <w:spacing w:after="120" w:line="276" w:lineRule="auto"/>
+      </w:pPr>
+      <w:r>
+        <w:rPr>
+          <w:rFonts w:ascii="Microsoft YaHei" w:hAnsi="Microsoft YaHei" w:eastAsia="Microsoft YaHei"/>
+        </w:rPr>
+        <w:t>主要页面：</w:t>
+      </w:r>
+    </w:p>
+    <w:p>
+      <w:pPr>
+        <w:pStyle w:val="ListBullet"/>
+        <w:spacing w:after="40"/>
+      </w:pPr>
+      <w:r>
+        <w:rPr>
+          <w:rFonts w:ascii="Microsoft YaHei" w:hAnsi="Microsoft YaHei" w:eastAsia="Microsoft YaHei"/>
+        </w:rPr>
+        <w:t>`/` 首页：服务入口、报价入口、联系信息、登录状态。</w:t>
+      </w:r>
+    </w:p>
+    <w:p>
+      <w:pPr>
+        <w:pStyle w:val="ListBullet"/>
+        <w:spacing w:after="40"/>
+      </w:pPr>
+      <w:r>
+        <w:rPr>
+          <w:rFonts w:ascii="Microsoft YaHei" w:hAnsi="Microsoft YaHei" w:eastAsia="Microsoft YaHei"/>
+        </w:rPr>
+        <w:t>`/quote` 在线报价页：模型上传、文件卡片、材料颜色数量选择、自动报价状态、联系与收货信息、订单汇总、提交订单。</w:t>
+      </w:r>
+    </w:p>
+    <w:p>
+      <w:pPr>
+        <w:pStyle w:val="ListBullet"/>
+        <w:spacing w:after="40"/>
+      </w:pPr>
+      <w:r>
+        <w:rPr>
+          <w:rFonts w:ascii="Microsoft YaHei" w:hAnsi="Microsoft YaHei" w:eastAsia="Microsoft YaHei"/>
+        </w:rPr>
+        <w:t>`/success` 成功页：保留旧提交成功路径，当前主要订单提交后跳转到订单确认页。</w:t>
+      </w:r>
+    </w:p>
+    <w:p>
+      <w:pPr>
+        <w:pStyle w:val="ListBullet"/>
+        <w:spacing w:after="40"/>
+      </w:pPr>
+      <w:r>
+        <w:rPr>
+          <w:rFonts w:ascii="Microsoft YaHei" w:hAnsi="Microsoft YaHei" w:eastAsia="Microsoft YaHei"/>
+        </w:rPr>
+        <w:t>`/account/register` 注册页：手机号、密码、姓名、微信、邮箱。</w:t>
+      </w:r>
+    </w:p>
+    <w:p>
+      <w:pPr>
+        <w:pStyle w:val="ListBullet"/>
+        <w:spacing w:after="40"/>
+      </w:pPr>
+      <w:r>
+        <w:rPr>
+          <w:rFonts w:ascii="Microsoft YaHei" w:hAnsi="Microsoft YaHei" w:eastAsia="Microsoft YaHei"/>
+        </w:rPr>
+        <w:t>`/account/login` 登录页：手机号、密码登录，失败提示和封禁状态提示。</w:t>
+      </w:r>
+    </w:p>
+    <w:p>
+      <w:pPr>
+        <w:pStyle w:val="ListBullet"/>
+        <w:spacing w:after="40"/>
+      </w:pPr>
+      <w:r>
+        <w:rPr>
+          <w:rFonts w:ascii="Microsoft YaHei" w:hAnsi="Microsoft YaHei" w:eastAsia="Microsoft YaHei"/>
+        </w:rPr>
+        <w:t>`/account/logout` 退出路由：兼容 GET 访问，并防止 Next.js 预取误清 session。</w:t>
+      </w:r>
+    </w:p>
+    <w:p>
+      <w:pPr>
+        <w:pStyle w:val="ListBullet"/>
+        <w:spacing w:after="40"/>
+      </w:pPr>
+      <w:r>
+        <w:rPr>
+          <w:rFonts w:ascii="Microsoft YaHei" w:hAnsi="Microsoft YaHei" w:eastAsia="Microsoft YaHei"/>
+        </w:rPr>
+        <w:t>`/account/forgot-password` 忘记密码页：V1 仅展示输入框和统一提示。</w:t>
+      </w:r>
+    </w:p>
+    <w:p>
+      <w:pPr>
+        <w:pStyle w:val="ListBullet"/>
+        <w:spacing w:after="40"/>
+      </w:pPr>
+      <w:r>
+        <w:rPr>
+          <w:rFonts w:ascii="Microsoft YaHei" w:hAnsi="Microsoft YaHei" w:eastAsia="Microsoft YaHei"/>
+        </w:rPr>
+        <w:t>`/account` 用户中心：首页展示资料、订单列表和历史报价。</w:t>
+      </w:r>
+    </w:p>
+    <w:p>
+      <w:pPr>
+        <w:pStyle w:val="ListBullet"/>
+        <w:spacing w:after="40"/>
+      </w:pPr>
+      <w:r>
+        <w:rPr>
+          <w:rFonts w:ascii="Microsoft YaHei" w:hAnsi="Microsoft YaHei" w:eastAsia="Microsoft YaHei"/>
+        </w:rPr>
+        <w:t>`/account/orders/[id]` 用户订单详情：仅允许查看自己的订单。</w:t>
+      </w:r>
+    </w:p>
+    <w:p>
+      <w:pPr>
+        <w:pStyle w:val="ListBullet"/>
+        <w:spacing w:after="40"/>
+      </w:pPr>
+      <w:r>
+        <w:rPr>
+          <w:rFonts w:ascii="Microsoft YaHei" w:hAnsi="Microsoft YaHei" w:eastAsia="Microsoft YaHei"/>
+        </w:rPr>
+        <w:t>`/account/orders/[id]/confirm` 付款前确认页：订单提交后的确认信息与付款提示。</w:t>
+      </w:r>
+    </w:p>
+    <w:p>
+      <w:pPr>
+        <w:spacing w:after="120" w:line="276" w:lineRule="auto"/>
+      </w:pPr>
+      <w:r>
+        <w:rPr>
+          <w:rFonts w:ascii="Microsoft YaHei" w:hAnsi="Microsoft YaHei" w:eastAsia="Microsoft YaHei"/>
+        </w:rPr>
+        <w:t>页面层级结构图：</w:t>
+      </w:r>
+    </w:p>
+    <w:p>
+      <w:pPr>
+        <w:spacing w:before="80" w:after="120"/>
+        <w:shd w:fill="F3F4F6"/>
+      </w:pPr>
+      <w:r>
+        <w:rPr>
+          <w:rFonts w:ascii="Consolas" w:hAnsi="Consolas" w:eastAsia="Microsoft YaHei"/>
+          <w:color w:val="1F2937"/>
+          <w:sz w:val="17"/>
+        </w:rPr>
+        <w:t>flowchart TD</w:t>
+        <w:br/>
+      </w:r>
+      <w:r>
+        <w:rPr>
+          <w:rFonts w:ascii="Consolas" w:hAnsi="Consolas" w:eastAsia="Microsoft YaHei"/>
+          <w:color w:val="1F2937"/>
+          <w:sz w:val="17"/>
+        </w:rPr>
+        <w:t xml:space="preserve">  Home["/ 首页"]</w:t>
+        <w:br/>
+      </w:r>
+      <w:r>
+        <w:rPr>
+          <w:rFonts w:ascii="Consolas" w:hAnsi="Consolas" w:eastAsia="Microsoft YaHei"/>
+          <w:color w:val="1F2937"/>
+          <w:sz w:val="17"/>
+        </w:rPr>
+        <w:t xml:space="preserve">  Quote["/quote 在线报价"]</w:t>
+        <w:br/>
+      </w:r>
+      <w:r>
+        <w:rPr>
+          <w:rFonts w:ascii="Consolas" w:hAnsi="Consolas" w:eastAsia="Microsoft YaHei"/>
+          <w:color w:val="1F2937"/>
+          <w:sz w:val="17"/>
+        </w:rPr>
+        <w:t xml:space="preserve">  Success["/success 成功页"]</w:t>
+        <w:br/>
+      </w:r>
+      <w:r>
+        <w:rPr>
+          <w:rFonts w:ascii="Consolas" w:hAnsi="Consolas" w:eastAsia="Microsoft YaHei"/>
+          <w:color w:val="1F2937"/>
+          <w:sz w:val="17"/>
+        </w:rPr>
+        <w:t xml:space="preserve">  AccountLogin["/account/login 登录"]</w:t>
+        <w:br/>
+      </w:r>
+      <w:r>
+        <w:rPr>
+          <w:rFonts w:ascii="Consolas" w:hAnsi="Consolas" w:eastAsia="Microsoft YaHei"/>
+          <w:color w:val="1F2937"/>
+          <w:sz w:val="17"/>
+        </w:rPr>
+        <w:t xml:space="preserve">  AccountRegister["/account/register 注册"]</w:t>
+        <w:br/>
+      </w:r>
+      <w:r>
+        <w:rPr>
+          <w:rFonts w:ascii="Consolas" w:hAnsi="Consolas" w:eastAsia="Microsoft YaHei"/>
+          <w:color w:val="1F2937"/>
+          <w:sz w:val="17"/>
+        </w:rPr>
+        <w:t xml:space="preserve">  Forgot["/account/forgot-password 忘记密码"]</w:t>
+        <w:br/>
+      </w:r>
+      <w:r>
+        <w:rPr>
+          <w:rFonts w:ascii="Consolas" w:hAnsi="Consolas" w:eastAsia="Microsoft YaHei"/>
+          <w:color w:val="1F2937"/>
+          <w:sz w:val="17"/>
+        </w:rPr>
+        <w:t xml:space="preserve">  Account["/account 用户中心"]</w:t>
+        <w:br/>
+      </w:r>
+      <w:r>
+        <w:rPr>
+          <w:rFonts w:ascii="Consolas" w:hAnsi="Consolas" w:eastAsia="Microsoft YaHei"/>
+          <w:color w:val="1F2937"/>
+          <w:sz w:val="17"/>
+        </w:rPr>
+        <w:t xml:space="preserve">  AccountOrder["/account/orders/[id] 订单详情"]</w:t>
+        <w:br/>
+      </w:r>
+      <w:r>
+        <w:rPr>
+          <w:rFonts w:ascii="Consolas" w:hAnsi="Consolas" w:eastAsia="Microsoft YaHei"/>
+          <w:color w:val="1F2937"/>
+          <w:sz w:val="17"/>
+        </w:rPr>
+        <w:t xml:space="preserve">  Confirm["/account/orders/[id]/confirm 订单确认"]</w:t>
+        <w:br/>
+      </w:r>
+      <w:r>
+        <w:rPr>
+          <w:rFonts w:ascii="Consolas" w:hAnsi="Consolas" w:eastAsia="Microsoft YaHei"/>
+          <w:color w:val="1F2937"/>
+          <w:sz w:val="17"/>
+        </w:rPr>
+        <w:t xml:space="preserve">  AdminLogin["/admin/login 管理员登录"]</w:t>
+        <w:br/>
+      </w:r>
+      <w:r>
+        <w:rPr>
+          <w:rFonts w:ascii="Consolas" w:hAnsi="Consolas" w:eastAsia="Microsoft YaHei"/>
+          <w:color w:val="1F2937"/>
+          <w:sz w:val="17"/>
+        </w:rPr>
+        <w:t xml:space="preserve">  AdminOrders["/admin/orders 后台订单列表"]</w:t>
+        <w:br/>
+      </w:r>
+      <w:r>
+        <w:rPr>
+          <w:rFonts w:ascii="Consolas" w:hAnsi="Consolas" w:eastAsia="Microsoft YaHei"/>
+          <w:color w:val="1F2937"/>
+          <w:sz w:val="17"/>
+        </w:rPr>
+        <w:t xml:space="preserve">  AdminDetail["/admin/orders/[id] 后台订单详情"]</w:t>
+        <w:br/>
+      </w:r>
+      <w:r>
+        <w:rPr>
+          <w:rFonts w:ascii="Consolas" w:hAnsi="Consolas" w:eastAsia="Microsoft YaHei"/>
+          <w:color w:val="1F2937"/>
+          <w:sz w:val="17"/>
+        </w:rPr>
+        <w:br/>
+      </w:r>
+      <w:r>
+        <w:rPr>
+          <w:rFonts w:ascii="Consolas" w:hAnsi="Consolas" w:eastAsia="Microsoft YaHei"/>
+          <w:color w:val="1F2937"/>
+          <w:sz w:val="17"/>
+        </w:rPr>
+        <w:t xml:space="preserve">  Home --&gt; Quote</w:t>
+        <w:br/>
+      </w:r>
+      <w:r>
+        <w:rPr>
+          <w:rFonts w:ascii="Consolas" w:hAnsi="Consolas" w:eastAsia="Microsoft YaHei"/>
+          <w:color w:val="1F2937"/>
+          <w:sz w:val="17"/>
+        </w:rPr>
+        <w:t xml:space="preserve">  Home --&gt; AccountLogin</w:t>
+        <w:br/>
+      </w:r>
+      <w:r>
+        <w:rPr>
+          <w:rFonts w:ascii="Consolas" w:hAnsi="Consolas" w:eastAsia="Microsoft YaHei"/>
+          <w:color w:val="1F2937"/>
+          <w:sz w:val="17"/>
+        </w:rPr>
+        <w:t xml:space="preserve">  Home --&gt; AccountRegister</w:t>
+        <w:br/>
+      </w:r>
+      <w:r>
+        <w:rPr>
+          <w:rFonts w:ascii="Consolas" w:hAnsi="Consolas" w:eastAsia="Microsoft YaHei"/>
+          <w:color w:val="1F2937"/>
+          <w:sz w:val="17"/>
+        </w:rPr>
+        <w:t xml:space="preserve">  Quote --&gt; AccountLogin</w:t>
+        <w:br/>
+      </w:r>
+      <w:r>
+        <w:rPr>
+          <w:rFonts w:ascii="Consolas" w:hAnsi="Consolas" w:eastAsia="Microsoft YaHei"/>
+          <w:color w:val="1F2937"/>
+          <w:sz w:val="17"/>
+        </w:rPr>
+        <w:t xml:space="preserve">  Quote --&gt; AccountRegister</w:t>
+        <w:br/>
+      </w:r>
+      <w:r>
+        <w:rPr>
+          <w:rFonts w:ascii="Consolas" w:hAnsi="Consolas" w:eastAsia="Microsoft YaHei"/>
+          <w:color w:val="1F2937"/>
+          <w:sz w:val="17"/>
+        </w:rPr>
+        <w:t xml:space="preserve">  AccountLogin --&gt; Quote</w:t>
+        <w:br/>
+      </w:r>
+      <w:r>
+        <w:rPr>
+          <w:rFonts w:ascii="Consolas" w:hAnsi="Consolas" w:eastAsia="Microsoft YaHei"/>
+          <w:color w:val="1F2937"/>
+          <w:sz w:val="17"/>
+        </w:rPr>
+        <w:t xml:space="preserve">  AccountRegister --&gt; AccountLogin</w:t>
+        <w:br/>
+      </w:r>
+      <w:r>
+        <w:rPr>
+          <w:rFonts w:ascii="Consolas" w:hAnsi="Consolas" w:eastAsia="Microsoft YaHei"/>
+          <w:color w:val="1F2937"/>
+          <w:sz w:val="17"/>
+        </w:rPr>
+        <w:t xml:space="preserve">  AccountLogin --&gt; Forgot</w:t>
+        <w:br/>
+      </w:r>
+      <w:r>
+        <w:rPr>
+          <w:rFonts w:ascii="Consolas" w:hAnsi="Consolas" w:eastAsia="Microsoft YaHei"/>
+          <w:color w:val="1F2937"/>
+          <w:sz w:val="17"/>
+        </w:rPr>
+        <w:t xml:space="preserve">  Account --&gt; AccountOrder</w:t>
+        <w:br/>
+      </w:r>
+      <w:r>
+        <w:rPr>
+          <w:rFonts w:ascii="Consolas" w:hAnsi="Consolas" w:eastAsia="Microsoft YaHei"/>
+          <w:color w:val="1F2937"/>
+          <w:sz w:val="17"/>
+        </w:rPr>
+        <w:t xml:space="preserve">  Quote --&gt; Confirm</w:t>
+        <w:br/>
+      </w:r>
+      <w:r>
+        <w:rPr>
+          <w:rFonts w:ascii="Consolas" w:hAnsi="Consolas" w:eastAsia="Microsoft YaHei"/>
+          <w:color w:val="1F2937"/>
+          <w:sz w:val="17"/>
+        </w:rPr>
+        <w:t xml:space="preserve">  Confirm --&gt; AccountOrder</w:t>
+        <w:br/>
+      </w:r>
+      <w:r>
+        <w:rPr>
+          <w:rFonts w:ascii="Consolas" w:hAnsi="Consolas" w:eastAsia="Microsoft YaHei"/>
+          <w:color w:val="1F2937"/>
+          <w:sz w:val="17"/>
+        </w:rPr>
+        <w:t xml:space="preserve">  Quote --&gt; Success</w:t>
+        <w:br/>
+      </w:r>
+      <w:r>
+        <w:rPr>
+          <w:rFonts w:ascii="Consolas" w:hAnsi="Consolas" w:eastAsia="Microsoft YaHei"/>
+          <w:color w:val="1F2937"/>
+          <w:sz w:val="17"/>
+        </w:rPr>
+        <w:t xml:space="preserve">  AdminLogin --&gt; AdminOrders</w:t>
+        <w:br/>
+      </w:r>
+      <w:r>
+        <w:rPr>
+          <w:rFonts w:ascii="Consolas" w:hAnsi="Consolas" w:eastAsia="Microsoft YaHei"/>
+          <w:color w:val="1F2937"/>
+          <w:sz w:val="17"/>
+        </w:rPr>
+        <w:t xml:space="preserve">  AdminOrders --&gt; AdminDetail</w:t>
+        <w:br/>
+      </w:r>
+    </w:p>
+    <w:p>
+      <w:pPr>
+        <w:pStyle w:val="Heading1"/>
+        <w:spacing w:before="200" w:after="120"/>
+      </w:pPr>
+      <w:r>
+        <w:rPr>
+          <w:rFonts w:ascii="Microsoft YaHei" w:hAnsi="Microsoft YaHei" w:eastAsia="Microsoft YaHei"/>
+        </w:rPr>
+        <w:t>4. 会员系统结构</w:t>
+      </w:r>
+    </w:p>
+    <w:p>
+      <w:pPr>
+        <w:spacing w:after="120" w:line="276" w:lineRule="auto"/>
+      </w:pPr>
+      <w:r>
+        <w:rPr>
+          <w:rFonts w:ascii="Microsoft YaHei" w:hAnsi="Microsoft YaHei" w:eastAsia="Microsoft YaHei"/>
+        </w:rPr>
+        <w:t>会员系统 V1 的目标不是复杂 CRM，而是解决“谁在提交订单、能否查看自己的历史订单、未登录是否能调用报价接口”的基础身份问题。</w:t>
+      </w:r>
+    </w:p>
+    <w:p>
+      <w:pPr>
+        <w:pStyle w:val="Heading3"/>
+        <w:spacing w:before="200" w:after="120"/>
+      </w:pPr>
+      <w:r>
+        <w:rPr>
+          <w:rFonts w:ascii="Microsoft YaHei" w:hAnsi="Microsoft YaHei" w:eastAsia="Microsoft YaHei"/>
+        </w:rPr>
+        <w:t>4.1 客户账号</w:t>
+      </w:r>
+    </w:p>
+    <w:p>
+      <w:pPr>
+        <w:spacing w:after="120" w:line="276" w:lineRule="auto"/>
+      </w:pPr>
+      <w:r>
+        <w:rPr>
+          <w:rFonts w:ascii="Microsoft YaHei" w:hAnsi="Microsoft YaHei" w:eastAsia="Microsoft YaHei"/>
+        </w:rPr>
+        <w:t>客户账号使用手机号作为唯一登录账号。注册字段包括：</w:t>
+      </w:r>
+    </w:p>
+    <w:p>
+      <w:pPr>
+        <w:pStyle w:val="ListBullet"/>
+        <w:spacing w:after="40"/>
+      </w:pPr>
+      <w:r>
+        <w:rPr>
+          <w:rFonts w:ascii="Microsoft YaHei" w:hAnsi="Microsoft YaHei" w:eastAsia="Microsoft YaHei"/>
+        </w:rPr>
+        <w:t>手机号：符合中国大陆手机号格式。</w:t>
+      </w:r>
+    </w:p>
+    <w:p>
+      <w:pPr>
+        <w:pStyle w:val="ListBullet"/>
+        <w:spacing w:after="40"/>
+      </w:pPr>
+      <w:r>
+        <w:rPr>
+          <w:rFonts w:ascii="Microsoft YaHei" w:hAnsi="Microsoft YaHei" w:eastAsia="Microsoft YaHei"/>
+        </w:rPr>
+        <w:t>密码：至少 8 位，hash 后保存。</w:t>
+      </w:r>
+    </w:p>
+    <w:p>
+      <w:pPr>
+        <w:pStyle w:val="ListBullet"/>
+        <w:spacing w:after="40"/>
+      </w:pPr>
+      <w:r>
+        <w:rPr>
+          <w:rFonts w:ascii="Microsoft YaHei" w:hAnsi="Microsoft YaHei" w:eastAsia="Microsoft YaHei"/>
+        </w:rPr>
+        <w:t>姓名：用于订单联系人。</w:t>
+      </w:r>
+    </w:p>
+    <w:p>
+      <w:pPr>
+        <w:pStyle w:val="ListBullet"/>
+        <w:spacing w:after="40"/>
+      </w:pPr>
+      <w:r>
+        <w:rPr>
+          <w:rFonts w:ascii="Microsoft YaHei" w:hAnsi="Microsoft YaHei" w:eastAsia="Microsoft YaHei"/>
+        </w:rPr>
+        <w:t>微信：用于报价和生产细节沟通。</w:t>
+      </w:r>
+    </w:p>
+    <w:p>
+      <w:pPr>
+        <w:pStyle w:val="ListBullet"/>
+        <w:spacing w:after="40"/>
+      </w:pPr>
+      <w:r>
+        <w:rPr>
+          <w:rFonts w:ascii="Microsoft YaHei" w:hAnsi="Microsoft YaHei" w:eastAsia="Microsoft YaHei"/>
+        </w:rPr>
+        <w:t>邮箱：用于后续找回密码和通知。</w:t>
+      </w:r>
+    </w:p>
+    <w:p>
+      <w:pPr>
+        <w:pStyle w:val="Heading3"/>
+        <w:spacing w:before="200" w:after="120"/>
+      </w:pPr>
+      <w:r>
+        <w:rPr>
+          <w:rFonts w:ascii="Microsoft YaHei" w:hAnsi="Microsoft YaHei" w:eastAsia="Microsoft YaHei"/>
+        </w:rPr>
+        <w:t>4.2 客户 Session</w:t>
+      </w:r>
+    </w:p>
+    <w:p>
+      <w:pPr>
+        <w:spacing w:after="120" w:line="276" w:lineRule="auto"/>
+      </w:pPr>
+      <w:r>
+        <w:rPr>
+          <w:rFonts w:ascii="Microsoft YaHei" w:hAnsi="Microsoft YaHei" w:eastAsia="Microsoft YaHei"/>
+        </w:rPr>
+        <w:t>登录成功后，系统写入 `customer_session` cookie。</w:t>
+      </w:r>
+    </w:p>
+    <w:p>
+      <w:pPr>
+        <w:spacing w:after="120" w:line="276" w:lineRule="auto"/>
+      </w:pPr>
+      <w:r>
+        <w:rPr>
+          <w:rFonts w:ascii="Microsoft YaHei" w:hAnsi="Microsoft YaHei" w:eastAsia="Microsoft YaHei"/>
+        </w:rPr>
+        <w:t>安全属性：</w:t>
+      </w:r>
+    </w:p>
+    <w:p>
+      <w:pPr>
+        <w:pStyle w:val="ListBullet"/>
+        <w:spacing w:after="40"/>
+      </w:pPr>
+      <w:r>
+        <w:rPr>
+          <w:rFonts w:ascii="Microsoft YaHei" w:hAnsi="Microsoft YaHei" w:eastAsia="Microsoft YaHei"/>
+        </w:rPr>
+        <w:t>`httpOnly`</w:t>
+      </w:r>
+    </w:p>
+    <w:p>
+      <w:pPr>
+        <w:pStyle w:val="ListBullet"/>
+        <w:spacing w:after="40"/>
+      </w:pPr>
+      <w:r>
+        <w:rPr>
+          <w:rFonts w:ascii="Microsoft YaHei" w:hAnsi="Microsoft YaHei" w:eastAsia="Microsoft YaHei"/>
+        </w:rPr>
+        <w:t>`sameSite=lax`</w:t>
+      </w:r>
+    </w:p>
+    <w:p>
+      <w:pPr>
+        <w:pStyle w:val="ListBullet"/>
+        <w:spacing w:after="40"/>
+      </w:pPr>
+      <w:r>
+        <w:rPr>
+          <w:rFonts w:ascii="Microsoft YaHei" w:hAnsi="Microsoft YaHei" w:eastAsia="Microsoft YaHei"/>
+        </w:rPr>
+        <w:t>`path=/`</w:t>
+      </w:r>
+    </w:p>
+    <w:p>
+      <w:pPr>
+        <w:pStyle w:val="ListBullet"/>
+        <w:spacing w:after="40"/>
+      </w:pPr>
+      <w:r>
+        <w:rPr>
+          <w:rFonts w:ascii="Microsoft YaHei" w:hAnsi="Microsoft YaHei" w:eastAsia="Microsoft YaHei"/>
+        </w:rPr>
+        <w:t>`COOKIE_SECURE=true` 时设置 `Secure`</w:t>
+      </w:r>
+    </w:p>
+    <w:p>
+      <w:pPr>
+        <w:pStyle w:val="ListBullet"/>
+        <w:spacing w:after="40"/>
+      </w:pPr>
+      <w:r>
+        <w:rPr>
+          <w:rFonts w:ascii="Microsoft YaHei" w:hAnsi="Microsoft YaHei" w:eastAsia="Microsoft YaHei"/>
+        </w:rPr>
+        <w:t>使用 `SESSION_SECRET` 签名和校验</w:t>
+      </w:r>
+    </w:p>
+    <w:p>
+      <w:pPr>
+        <w:spacing w:after="120" w:line="276" w:lineRule="auto"/>
+      </w:pPr>
+      <w:r>
+        <w:rPr>
+          <w:rFonts w:ascii="Microsoft YaHei" w:hAnsi="Microsoft YaHei" w:eastAsia="Microsoft YaHei"/>
+        </w:rPr>
+        <w:t>客户 session 与管理员 session 独立，不复用管理员登录逻辑。</w:t>
+      </w:r>
+    </w:p>
+    <w:p>
+      <w:pPr>
+        <w:pStyle w:val="Heading3"/>
+        <w:spacing w:before="200" w:after="120"/>
+      </w:pPr>
+      <w:r>
+        <w:rPr>
+          <w:rFonts w:ascii="Microsoft YaHei" w:hAnsi="Microsoft YaHei" w:eastAsia="Microsoft YaHei"/>
+        </w:rPr>
+        <w:t>4.3 权限控制</w:t>
+      </w:r>
+    </w:p>
+    <w:p>
+      <w:pPr>
+        <w:pStyle w:val="ListBullet"/>
+        <w:spacing w:after="40"/>
+      </w:pPr>
+      <w:r>
+        <w:rPr>
+          <w:rFonts w:ascii="Microsoft YaHei" w:hAnsi="Microsoft YaHei" w:eastAsia="Microsoft YaHei"/>
+        </w:rPr>
+        <w:t>未登录客户可以访问首页、注册、登录、介绍内容。</w:t>
+      </w:r>
+    </w:p>
+    <w:p>
+      <w:pPr>
+        <w:pStyle w:val="ListBullet"/>
+        <w:spacing w:after="40"/>
+      </w:pPr>
+      <w:r>
+        <w:rPr>
+          <w:rFonts w:ascii="Microsoft YaHei" w:hAnsi="Microsoft YaHei" w:eastAsia="Microsoft YaHei"/>
+        </w:rPr>
+        <w:t>未登录客户可以看到 `/quote` 页面结构，但上传、表单填写、自动报价和提交按钮禁用。</w:t>
+      </w:r>
+    </w:p>
+    <w:p>
+      <w:pPr>
+        <w:pStyle w:val="ListBullet"/>
+        <w:spacing w:after="40"/>
+      </w:pPr>
+      <w:r>
+        <w:rPr>
+          <w:rFonts w:ascii="Microsoft YaHei" w:hAnsi="Microsoft YaHei" w:eastAsia="Microsoft YaHei"/>
+        </w:rPr>
+        <w:t>`/api/quote/slice` 未登录返回 401。</w:t>
+      </w:r>
+    </w:p>
+    <w:p>
+      <w:pPr>
+        <w:pStyle w:val="ListBullet"/>
+        <w:spacing w:after="40"/>
+      </w:pPr>
+      <w:r>
+        <w:rPr>
+          <w:rFonts w:ascii="Microsoft YaHei" w:hAnsi="Microsoft YaHei" w:eastAsia="Microsoft YaHei"/>
+        </w:rPr>
+        <w:t>`/api/orders` 未登录返回 401。</w:t>
+      </w:r>
+    </w:p>
+    <w:p>
+      <w:pPr>
+        <w:pStyle w:val="ListBullet"/>
+        <w:spacing w:after="40"/>
+      </w:pPr>
+      <w:r>
+        <w:rPr>
+          <w:rFonts w:ascii="Microsoft YaHei" w:hAnsi="Microsoft YaHei" w:eastAsia="Microsoft YaHei"/>
+        </w:rPr>
+        <w:t>已登录客户可以上传 STL 并触发自动切片报价，可以提交订单。</w:t>
+      </w:r>
+    </w:p>
+    <w:p>
+      <w:pPr>
+        <w:pStyle w:val="ListBullet"/>
+        <w:spacing w:after="40"/>
+      </w:pPr>
+      <w:r>
+        <w:rPr>
+          <w:rFonts w:ascii="Microsoft YaHei" w:hAnsi="Microsoft YaHei" w:eastAsia="Microsoft YaHei"/>
+        </w:rPr>
+        <w:t>用户中心只能查看当前客户自己的订单。</w:t>
+      </w:r>
+    </w:p>
+    <w:p>
+      <w:pPr>
+        <w:pStyle w:val="Heading3"/>
+        <w:spacing w:before="200" w:after="120"/>
+      </w:pPr>
+      <w:r>
+        <w:rPr>
+          <w:rFonts w:ascii="Microsoft YaHei" w:hAnsi="Microsoft YaHei" w:eastAsia="Microsoft YaHei"/>
+        </w:rPr>
+        <w:t>4.4 登录防滥用</w:t>
+      </w:r>
+    </w:p>
+    <w:p>
+      <w:pPr>
+        <w:spacing w:after="120" w:line="276" w:lineRule="auto"/>
+      </w:pPr>
+      <w:r>
+        <w:rPr>
+          <w:rFonts w:ascii="Microsoft YaHei" w:hAnsi="Microsoft YaHei" w:eastAsia="Microsoft YaHei"/>
+        </w:rPr>
+        <w:t>客户登录失败记录同时按手机号和 IP 两个维度写入 `auth_blocks`：</w:t>
+      </w:r>
+    </w:p>
+    <w:p>
+      <w:pPr>
+        <w:pStyle w:val="ListBullet"/>
+        <w:spacing w:after="40"/>
+      </w:pPr>
+      <w:r>
+        <w:rPr>
+          <w:rFonts w:ascii="Microsoft YaHei" w:hAnsi="Microsoft YaHei" w:eastAsia="Microsoft YaHei"/>
+        </w:rPr>
+        <w:t>连续失败 3 次：阻断 10 分钟。</w:t>
+      </w:r>
+    </w:p>
+    <w:p>
+      <w:pPr>
+        <w:pStyle w:val="ListBullet"/>
+        <w:spacing w:after="40"/>
+      </w:pPr>
+      <w:r>
+        <w:rPr>
+          <w:rFonts w:ascii="Microsoft YaHei" w:hAnsi="Microsoft YaHei" w:eastAsia="Microsoft YaHei"/>
+        </w:rPr>
+        <w:t>第一阶段结束后再次连续失败 3 次：阻断 24 小时。</w:t>
+      </w:r>
+    </w:p>
+    <w:p>
+      <w:pPr>
+        <w:pStyle w:val="ListBullet"/>
+        <w:spacing w:after="40"/>
+      </w:pPr>
+      <w:r>
+        <w:rPr>
+          <w:rFonts w:ascii="Microsoft YaHei" w:hAnsi="Microsoft YaHei" w:eastAsia="Microsoft YaHei"/>
+        </w:rPr>
+        <w:t>第二阶段结束后再次连续失败 3 次：永久阻断。</w:t>
+      </w:r>
+    </w:p>
+    <w:p>
+      <w:pPr>
+        <w:spacing w:after="120" w:line="276" w:lineRule="auto"/>
+      </w:pPr>
+      <w:r>
+        <w:rPr>
+          <w:rFonts w:ascii="Microsoft YaHei" w:hAnsi="Microsoft YaHei" w:eastAsia="Microsoft YaHei"/>
+        </w:rPr>
+        <w:t>管理员后台登录不受该机制影响。</w:t>
+      </w:r>
+    </w:p>
+    <w:p>
+      <w:pPr>
+        <w:pStyle w:val="Heading1"/>
+        <w:spacing w:before="200" w:after="120"/>
+      </w:pPr>
+      <w:r>
+        <w:rPr>
+          <w:rFonts w:ascii="Microsoft YaHei" w:hAnsi="Microsoft YaHei" w:eastAsia="Microsoft YaHei"/>
+        </w:rPr>
+        <w:t>5. 自动报价流程</w:t>
+      </w:r>
+    </w:p>
+    <w:p>
+      <w:pPr>
+        <w:spacing w:after="120" w:line="276" w:lineRule="auto"/>
+      </w:pPr>
+      <w:r>
+        <w:rPr>
+          <w:rFonts w:ascii="Microsoft YaHei" w:hAnsi="Microsoft YaHei" w:eastAsia="Microsoft YaHei"/>
+        </w:rPr>
+        <w:t>自动报价当前仅针对 STL 文件。STEP、STP、3MF 文件保留上传和提交能力，但报价结果显示为“需人工确认”。</w:t>
+      </w:r>
+    </w:p>
+    <w:p>
+      <w:pPr>
+        <w:pStyle w:val="Heading3"/>
+        <w:spacing w:before="200" w:after="120"/>
+      </w:pPr>
+      <w:r>
+        <w:rPr>
+          <w:rFonts w:ascii="Microsoft YaHei" w:hAnsi="Microsoft YaHei" w:eastAsia="Microsoft YaHei"/>
+        </w:rPr>
+        <w:t>5.1 切片配置</w:t>
+      </w:r>
+    </w:p>
+    <w:p>
+      <w:pPr>
+        <w:spacing w:after="120" w:line="276" w:lineRule="auto"/>
+      </w:pPr>
+      <w:r>
+        <w:rPr>
+          <w:rFonts w:ascii="Microsoft YaHei" w:hAnsi="Microsoft YaHei" w:eastAsia="Microsoft YaHei"/>
+        </w:rPr>
+        <w:t>生产容器内安装 PrusaSlicer，默认配置：</w:t>
+      </w:r>
+    </w:p>
+    <w:p>
+      <w:pPr>
+        <w:pStyle w:val="ListBullet"/>
+        <w:spacing w:after="40"/>
+      </w:pPr>
+      <w:r>
+        <w:rPr>
+          <w:rFonts w:ascii="Microsoft YaHei" w:hAnsi="Microsoft YaHei" w:eastAsia="Microsoft YaHei"/>
+        </w:rPr>
+        <w:t>`PRUSASLICER_ENABLED`</w:t>
+      </w:r>
+    </w:p>
+    <w:p>
+      <w:pPr>
+        <w:pStyle w:val="ListBullet"/>
+        <w:spacing w:after="40"/>
+      </w:pPr>
+      <w:r>
+        <w:rPr>
+          <w:rFonts w:ascii="Microsoft YaHei" w:hAnsi="Microsoft YaHei" w:eastAsia="Microsoft YaHei"/>
+        </w:rPr>
+        <w:t>`PRUSASLICER_BIN`</w:t>
+      </w:r>
+    </w:p>
+    <w:p>
+      <w:pPr>
+        <w:pStyle w:val="ListBullet"/>
+        <w:spacing w:after="40"/>
+      </w:pPr>
+      <w:r>
+        <w:rPr>
+          <w:rFonts w:ascii="Microsoft YaHei" w:hAnsi="Microsoft YaHei" w:eastAsia="Microsoft YaHei"/>
+        </w:rPr>
+        <w:t>`PRUSASLICER_PROFILE_PATH=/app/profiles/bambu-p1s.ini`</w:t>
+      </w:r>
+    </w:p>
+    <w:p>
+      <w:pPr>
+        <w:pStyle w:val="ListBullet"/>
+        <w:spacing w:after="40"/>
+      </w:pPr>
+      <w:r>
+        <w:rPr>
+          <w:rFonts w:ascii="Microsoft YaHei" w:hAnsi="Microsoft YaHei" w:eastAsia="Microsoft YaHei"/>
+        </w:rPr>
+        <w:t>`SLICE_TIMEOUT_SECONDS`</w:t>
+      </w:r>
+    </w:p>
+    <w:p>
+      <w:pPr>
+        <w:pStyle w:val="ListBullet"/>
+        <w:spacing w:after="40"/>
+      </w:pPr>
+      <w:r>
+        <w:rPr>
+          <w:rFonts w:ascii="Microsoft YaHei" w:hAnsi="Microsoft YaHei" w:eastAsia="Microsoft YaHei"/>
+        </w:rPr>
+        <w:t>`MAX_SLICE_CONCURRENCY`</w:t>
+      </w:r>
+    </w:p>
+    <w:p>
+      <w:pPr>
+        <w:spacing w:after="120" w:line="276" w:lineRule="auto"/>
+      </w:pPr>
+      <w:r>
+        <w:rPr>
+          <w:rFonts w:ascii="Microsoft YaHei" w:hAnsi="Microsoft YaHei" w:eastAsia="Microsoft YaHei"/>
+        </w:rPr>
+        <w:t>默认配置文件 `profiles/bambu-p1s.ini` 面向 Bambu Lab P1S、0.4mm 喷嘴、0.2mm 层高、50% 填充。该配置仅作为估价基线，不代表最终生产配置。</w:t>
+      </w:r>
+    </w:p>
+    <w:p>
+      <w:pPr>
+        <w:pStyle w:val="Heading3"/>
+        <w:spacing w:before="200" w:after="120"/>
+      </w:pPr>
+      <w:r>
+        <w:rPr>
+          <w:rFonts w:ascii="Microsoft YaHei" w:hAnsi="Microsoft YaHei" w:eastAsia="Microsoft YaHei"/>
+        </w:rPr>
+        <w:t>5.2 价格规则</w:t>
+      </w:r>
+    </w:p>
+    <w:p>
+      <w:pPr>
+        <w:spacing w:after="120" w:line="276" w:lineRule="auto"/>
+      </w:pPr>
+      <w:r>
+        <w:rPr>
+          <w:rFonts w:ascii="Microsoft YaHei" w:hAnsi="Microsoft YaHei" w:eastAsia="Microsoft YaHei"/>
+        </w:rPr>
+        <w:t>自动切片报价使用确定金额，不再展示价格区间。</w:t>
+      </w:r>
+    </w:p>
+    <w:p>
+      <w:pPr>
+        <w:spacing w:after="120" w:line="276" w:lineRule="auto"/>
+      </w:pPr>
+      <w:r>
+        <w:rPr>
+          <w:rFonts w:ascii="Microsoft YaHei" w:hAnsi="Microsoft YaHei" w:eastAsia="Microsoft YaHei"/>
+        </w:rPr>
+        <w:t>单文件价格：</w:t>
+      </w:r>
+    </w:p>
+    <w:p>
+      <w:pPr>
+        <w:spacing w:before="80" w:after="120"/>
+        <w:shd w:fill="F3F4F6"/>
+      </w:pPr>
+      <w:r>
+        <w:rPr>
+          <w:rFonts w:ascii="Consolas" w:hAnsi="Consolas" w:eastAsia="Microsoft YaHei"/>
+          <w:color w:val="1F2937"/>
+          <w:sz w:val="17"/>
+        </w:rPr>
+        <w:t>单件打印价 = 材料费 + 工时费 + 分摊包装费</w:t>
+        <w:br/>
+      </w:r>
+    </w:p>
+    <w:p>
+      <w:pPr>
+        <w:spacing w:after="120" w:line="276" w:lineRule="auto"/>
+      </w:pPr>
+      <w:r>
+        <w:rPr>
+          <w:rFonts w:ascii="Microsoft YaHei" w:hAnsi="Microsoft YaHei" w:eastAsia="Microsoft YaHei"/>
+        </w:rPr>
+        <w:t>材料销售价：</w:t>
+      </w:r>
+    </w:p>
+    <w:p>
+      <w:pPr>
+        <w:pStyle w:val="ListBullet"/>
+        <w:spacing w:after="40"/>
+      </w:pPr>
+      <w:r>
+        <w:rPr>
+          <w:rFonts w:ascii="Microsoft YaHei" w:hAnsi="Microsoft YaHei" w:eastAsia="Microsoft YaHei"/>
+        </w:rPr>
+        <w:t>PLA：0.25 元/g</w:t>
+      </w:r>
+    </w:p>
+    <w:p>
+      <w:pPr>
+        <w:pStyle w:val="ListBullet"/>
+        <w:spacing w:after="40"/>
+      </w:pPr>
+      <w:r>
+        <w:rPr>
+          <w:rFonts w:ascii="Microsoft YaHei" w:hAnsi="Microsoft YaHei" w:eastAsia="Microsoft YaHei"/>
+        </w:rPr>
+        <w:t>PETG：0.20 元/g</w:t>
+      </w:r>
+    </w:p>
+    <w:p>
+      <w:pPr>
+        <w:pStyle w:val="ListBullet"/>
+        <w:spacing w:after="40"/>
+      </w:pPr>
+      <w:r>
+        <w:rPr>
+          <w:rFonts w:ascii="Microsoft YaHei" w:hAnsi="Microsoft YaHei" w:eastAsia="Microsoft YaHei"/>
+        </w:rPr>
+        <w:t>ABS：0.35 元/g</w:t>
+      </w:r>
+    </w:p>
+    <w:p>
+      <w:pPr>
+        <w:spacing w:after="120" w:line="276" w:lineRule="auto"/>
+      </w:pPr>
+      <w:r>
+        <w:rPr>
+          <w:rFonts w:ascii="Microsoft YaHei" w:hAnsi="Microsoft YaHei" w:eastAsia="Microsoft YaHei"/>
+        </w:rPr>
+        <w:t>工时费：</w:t>
+      </w:r>
+    </w:p>
+    <w:p>
+      <w:pPr>
+        <w:pStyle w:val="ListBullet"/>
+        <w:spacing w:after="40"/>
+      </w:pPr>
+      <w:r>
+        <w:rPr>
+          <w:rFonts w:ascii="Microsoft YaHei" w:hAnsi="Microsoft YaHei" w:eastAsia="Microsoft YaHei"/>
+        </w:rPr>
+        <w:t>打印小时数 × 1.5 元/小时</w:t>
+      </w:r>
+    </w:p>
+    <w:p>
+      <w:pPr>
+        <w:pStyle w:val="ListBullet"/>
+        <w:spacing w:after="40"/>
+      </w:pPr>
+      <w:r>
+        <w:rPr>
+          <w:rFonts w:ascii="Microsoft YaHei" w:hAnsi="Microsoft YaHei" w:eastAsia="Microsoft YaHei"/>
+        </w:rPr>
+        <w:t>单文件不足 5 元按 5 元计算</w:t>
+      </w:r>
+    </w:p>
+    <w:p>
+      <w:pPr>
+        <w:spacing w:after="120" w:line="276" w:lineRule="auto"/>
+      </w:pPr>
+      <w:r>
+        <w:rPr>
+          <w:rFonts w:ascii="Microsoft YaHei" w:hAnsi="Microsoft YaHei" w:eastAsia="Microsoft YaHei"/>
+        </w:rPr>
+        <w:t>包装费：</w:t>
+      </w:r>
+    </w:p>
+    <w:p>
+      <w:pPr>
+        <w:pStyle w:val="ListBullet"/>
+        <w:spacing w:after="40"/>
+      </w:pPr>
+      <w:r>
+        <w:rPr>
+          <w:rFonts w:ascii="Microsoft YaHei" w:hAnsi="Microsoft YaHei" w:eastAsia="Microsoft YaHei"/>
+        </w:rPr>
+        <w:t>每单固定 3 元</w:t>
+      </w:r>
+    </w:p>
+    <w:p>
+      <w:pPr>
+        <w:pStyle w:val="ListBullet"/>
+        <w:spacing w:after="40"/>
+      </w:pPr>
+      <w:r>
+        <w:rPr>
+          <w:rFonts w:ascii="Microsoft YaHei" w:hAnsi="Microsoft YaHei" w:eastAsia="Microsoft YaHei"/>
+        </w:rPr>
+        <w:t>前台不单独强调</w:t>
+      </w:r>
+    </w:p>
+    <w:p>
+      <w:pPr>
+        <w:pStyle w:val="ListBullet"/>
+        <w:spacing w:after="40"/>
+      </w:pPr>
+      <w:r>
+        <w:rPr>
+          <w:rFonts w:ascii="Microsoft YaHei" w:hAnsi="Microsoft YaHei" w:eastAsia="Microsoft YaHei"/>
+        </w:rPr>
+        <w:t>按文件数量平均分摊到单件打印价</w:t>
+      </w:r>
+    </w:p>
+    <w:p>
+      <w:pPr>
+        <w:spacing w:after="120" w:line="276" w:lineRule="auto"/>
+      </w:pPr>
+      <w:r>
+        <w:rPr>
+          <w:rFonts w:ascii="Microsoft YaHei" w:hAnsi="Microsoft YaHei" w:eastAsia="Microsoft YaHei"/>
+        </w:rPr>
+        <w:t>配送费：</w:t>
+      </w:r>
+    </w:p>
+    <w:p>
+      <w:pPr>
+        <w:pStyle w:val="ListBullet"/>
+        <w:spacing w:after="40"/>
+      </w:pPr>
+      <w:r>
+        <w:rPr>
+          <w:rFonts w:ascii="Microsoft YaHei" w:hAnsi="Microsoft YaHei" w:eastAsia="Microsoft YaHei"/>
+        </w:rPr>
+        <w:t>普通快递：10 元</w:t>
+      </w:r>
+    </w:p>
+    <w:p>
+      <w:pPr>
+        <w:pStyle w:val="ListBullet"/>
+        <w:spacing w:after="40"/>
+      </w:pPr>
+      <w:r>
+        <w:rPr>
+          <w:rFonts w:ascii="Microsoft YaHei" w:hAnsi="Microsoft YaHei" w:eastAsia="Microsoft YaHei"/>
+        </w:rPr>
+        <w:t>顺丰快递：18 元</w:t>
+      </w:r>
+    </w:p>
+    <w:p>
+      <w:pPr>
+        <w:pStyle w:val="ListBullet"/>
+        <w:spacing w:after="40"/>
+      </w:pPr>
+      <w:r>
+        <w:rPr>
+          <w:rFonts w:ascii="Microsoft YaHei" w:hAnsi="Microsoft YaHei" w:eastAsia="Microsoft YaHei"/>
+        </w:rPr>
+        <w:t>到店自取：0 元</w:t>
+      </w:r>
+    </w:p>
+    <w:p>
+      <w:pPr>
+        <w:pStyle w:val="ListBullet"/>
+        <w:spacing w:after="40"/>
+      </w:pPr>
+      <w:r>
+        <w:rPr>
+          <w:rFonts w:ascii="Microsoft YaHei" w:hAnsi="Microsoft YaHei" w:eastAsia="Microsoft YaHei"/>
+        </w:rPr>
+        <w:t>西安本地跑腿：人工确认，不计入自动总价</w:t>
+      </w:r>
+    </w:p>
+    <w:p>
+      <w:pPr>
+        <w:spacing w:after="120" w:line="276" w:lineRule="auto"/>
+      </w:pPr>
+      <w:r>
+        <w:rPr>
+          <w:rFonts w:ascii="Microsoft YaHei" w:hAnsi="Microsoft YaHei" w:eastAsia="Microsoft YaHei"/>
+        </w:rPr>
+        <w:t>订单总价：</w:t>
+      </w:r>
+    </w:p>
+    <w:p>
+      <w:pPr>
+        <w:spacing w:before="80" w:after="120"/>
+        <w:shd w:fill="F3F4F6"/>
+      </w:pPr>
+      <w:r>
+        <w:rPr>
+          <w:rFonts w:ascii="Consolas" w:hAnsi="Consolas" w:eastAsia="Microsoft YaHei"/>
+          <w:color w:val="1F2937"/>
+          <w:sz w:val="17"/>
+        </w:rPr>
+        <w:t>应付总价 = 所有文件小计 + 配送费</w:t>
+        <w:br/>
+      </w:r>
+      <w:r>
+        <w:rPr>
+          <w:rFonts w:ascii="Consolas" w:hAnsi="Consolas" w:eastAsia="Microsoft YaHei"/>
+          <w:color w:val="1F2937"/>
+          <w:sz w:val="17"/>
+        </w:rPr>
+        <w:t>最低订单金额 = 20 元</w:t>
+        <w:br/>
+      </w:r>
+    </w:p>
+    <w:p>
+      <w:pPr>
+        <w:spacing w:after="120" w:line="276" w:lineRule="auto"/>
+      </w:pPr>
+      <w:r>
+        <w:rPr>
+          <w:rFonts w:ascii="Microsoft YaHei" w:hAnsi="Microsoft YaHei" w:eastAsia="Microsoft YaHei"/>
+        </w:rPr>
+        <w:t>预计交货期：</w:t>
+      </w:r>
+    </w:p>
+    <w:p>
+      <w:pPr>
+        <w:spacing w:before="80" w:after="120"/>
+        <w:shd w:fill="F3F4F6"/>
+      </w:pPr>
+      <w:r>
+        <w:rPr>
+          <w:rFonts w:ascii="Consolas" w:hAnsi="Consolas" w:eastAsia="Microsoft YaHei"/>
+          <w:color w:val="1F2937"/>
+          <w:sz w:val="17"/>
+        </w:rPr>
+        <w:t>预计交货期 = ceil(所有成功切片文件总打印时间 / 6 台设备 + 24 小时)</w:t>
+        <w:br/>
+      </w:r>
+    </w:p>
+    <w:p>
+      <w:pPr>
+        <w:spacing w:after="120" w:line="276" w:lineRule="auto"/>
+      </w:pPr>
+      <w:r>
+        <w:rPr>
+          <w:rFonts w:ascii="Microsoft YaHei" w:hAnsi="Microsoft YaHei" w:eastAsia="Microsoft YaHei"/>
+        </w:rPr>
+        <w:t>若存在需人工确认的文件，则提示交货期以人工确认为准。</w:t>
+      </w:r>
+    </w:p>
+    <w:p>
+      <w:pPr>
+        <w:pStyle w:val="Heading3"/>
+        <w:spacing w:before="200" w:after="120"/>
+      </w:pPr>
+      <w:r>
+        <w:rPr>
+          <w:rFonts w:ascii="Microsoft YaHei" w:hAnsi="Microsoft YaHei" w:eastAsia="Microsoft YaHei"/>
+        </w:rPr>
+        <w:t>5.3 自动切片报价流程图</w:t>
+      </w:r>
+    </w:p>
+    <w:p>
+      <w:pPr>
+        <w:spacing w:before="80" w:after="120"/>
+        <w:shd w:fill="F3F4F6"/>
+      </w:pPr>
+      <w:r>
+        <w:rPr>
+          <w:rFonts w:ascii="Consolas" w:hAnsi="Consolas" w:eastAsia="Microsoft YaHei"/>
+          <w:color w:val="1F2937"/>
+          <w:sz w:val="17"/>
+        </w:rPr>
+        <w:t>flowchart TD</w:t>
+        <w:br/>
+      </w:r>
+      <w:r>
+        <w:rPr>
+          <w:rFonts w:ascii="Consolas" w:hAnsi="Consolas" w:eastAsia="Microsoft YaHei"/>
+          <w:color w:val="1F2937"/>
+          <w:sz w:val="17"/>
+        </w:rPr>
+        <w:t xml:space="preserve">  Start["客户在 /quote 上传文件"]</w:t>
+        <w:br/>
+      </w:r>
+      <w:r>
+        <w:rPr>
+          <w:rFonts w:ascii="Consolas" w:hAnsi="Consolas" w:eastAsia="Microsoft YaHei"/>
+          <w:color w:val="1F2937"/>
+          <w:sz w:val="17"/>
+        </w:rPr>
+        <w:t xml:space="preserve">  CheckLogin{"是否已登录"}</w:t>
+        <w:br/>
+      </w:r>
+      <w:r>
+        <w:rPr>
+          <w:rFonts w:ascii="Consolas" w:hAnsi="Consolas" w:eastAsia="Microsoft YaHei"/>
+          <w:color w:val="1F2937"/>
+          <w:sz w:val="17"/>
+        </w:rPr>
+        <w:t xml:space="preserve">  Reject["返回 401：请先登录"]</w:t>
+        <w:br/>
+      </w:r>
+      <w:r>
+        <w:rPr>
+          <w:rFonts w:ascii="Consolas" w:hAnsi="Consolas" w:eastAsia="Microsoft YaHei"/>
+          <w:color w:val="1F2937"/>
+          <w:sz w:val="17"/>
+        </w:rPr>
+        <w:t xml:space="preserve">  CheckType{"文件是否 STL"}</w:t>
+        <w:br/>
+      </w:r>
+      <w:r>
+        <w:rPr>
+          <w:rFonts w:ascii="Consolas" w:hAnsi="Consolas" w:eastAsia="Microsoft YaHei"/>
+          <w:color w:val="1F2937"/>
+          <w:sz w:val="17"/>
+        </w:rPr>
+        <w:t xml:space="preserve">  Manual["标记需人工确认"]</w:t>
+        <w:br/>
+      </w:r>
+      <w:r>
+        <w:rPr>
+          <w:rFonts w:ascii="Consolas" w:hAnsi="Consolas" w:eastAsia="Microsoft YaHei"/>
+          <w:color w:val="1F2937"/>
+          <w:sz w:val="17"/>
+        </w:rPr>
+        <w:t xml:space="preserve">  Upload["保存临时文件到 /uploads"]</w:t>
+        <w:br/>
+      </w:r>
+      <w:r>
+        <w:rPr>
+          <w:rFonts w:ascii="Consolas" w:hAnsi="Consolas" w:eastAsia="Microsoft YaHei"/>
+          <w:color w:val="1F2937"/>
+          <w:sz w:val="17"/>
+        </w:rPr>
+        <w:t xml:space="preserve">  Queue["创建或进入切片任务"]</w:t>
+        <w:br/>
+      </w:r>
+      <w:r>
+        <w:rPr>
+          <w:rFonts w:ascii="Consolas" w:hAnsi="Consolas" w:eastAsia="Microsoft YaHei"/>
+          <w:color w:val="1F2937"/>
+          <w:sz w:val="17"/>
+        </w:rPr>
+        <w:t xml:space="preserve">  Slicer["调用 PrusaSlicer CLI"]</w:t>
+        <w:br/>
+      </w:r>
+      <w:r>
+        <w:rPr>
+          <w:rFonts w:ascii="Consolas" w:hAnsi="Consolas" w:eastAsia="Microsoft YaHei"/>
+          <w:color w:val="1F2937"/>
+          <w:sz w:val="17"/>
+        </w:rPr>
+        <w:t xml:space="preserve">  Gcode["生成 G-code"]</w:t>
+        <w:br/>
+      </w:r>
+      <w:r>
+        <w:rPr>
+          <w:rFonts w:ascii="Consolas" w:hAnsi="Consolas" w:eastAsia="Microsoft YaHei"/>
+          <w:color w:val="1F2937"/>
+          <w:sz w:val="17"/>
+        </w:rPr>
+        <w:t xml:space="preserve">  Parse["解析打印时间与耗材"]</w:t>
+        <w:br/>
+      </w:r>
+      <w:r>
+        <w:rPr>
+          <w:rFonts w:ascii="Consolas" w:hAnsi="Consolas" w:eastAsia="Microsoft YaHei"/>
+          <w:color w:val="1F2937"/>
+          <w:sz w:val="17"/>
+        </w:rPr>
+        <w:t xml:space="preserve">  Price["计算材料费、工时费、单件价"]</w:t>
+        <w:br/>
+      </w:r>
+      <w:r>
+        <w:rPr>
+          <w:rFonts w:ascii="Consolas" w:hAnsi="Consolas" w:eastAsia="Microsoft YaHei"/>
+          <w:color w:val="1F2937"/>
+          <w:sz w:val="17"/>
+        </w:rPr>
+        <w:t xml:space="preserve">  Show["前台显示报价结果"]</w:t>
+        <w:br/>
+      </w:r>
+      <w:r>
+        <w:rPr>
+          <w:rFonts w:ascii="Consolas" w:hAnsi="Consolas" w:eastAsia="Microsoft YaHei"/>
+          <w:color w:val="1F2937"/>
+          <w:sz w:val="17"/>
+        </w:rPr>
+        <w:t xml:space="preserve">  Fail["计算失败，需人工确认"]</w:t>
+        <w:br/>
+      </w:r>
+      <w:r>
+        <w:rPr>
+          <w:rFonts w:ascii="Consolas" w:hAnsi="Consolas" w:eastAsia="Microsoft YaHei"/>
+          <w:color w:val="1F2937"/>
+          <w:sz w:val="17"/>
+        </w:rPr>
+        <w:br/>
+      </w:r>
+      <w:r>
+        <w:rPr>
+          <w:rFonts w:ascii="Consolas" w:hAnsi="Consolas" w:eastAsia="Microsoft YaHei"/>
+          <w:color w:val="1F2937"/>
+          <w:sz w:val="17"/>
+        </w:rPr>
+        <w:t xml:space="preserve">  Start --&gt; CheckLogin</w:t>
+        <w:br/>
+      </w:r>
+      <w:r>
+        <w:rPr>
+          <w:rFonts w:ascii="Consolas" w:hAnsi="Consolas" w:eastAsia="Microsoft YaHei"/>
+          <w:color w:val="1F2937"/>
+          <w:sz w:val="17"/>
+        </w:rPr>
+        <w:t xml:space="preserve">  CheckLogin -- 否 --&gt; Reject</w:t>
+        <w:br/>
+      </w:r>
+      <w:r>
+        <w:rPr>
+          <w:rFonts w:ascii="Consolas" w:hAnsi="Consolas" w:eastAsia="Microsoft YaHei"/>
+          <w:color w:val="1F2937"/>
+          <w:sz w:val="17"/>
+        </w:rPr>
+        <w:t xml:space="preserve">  CheckLogin -- 是 --&gt; CheckType</w:t>
+        <w:br/>
+      </w:r>
+      <w:r>
+        <w:rPr>
+          <w:rFonts w:ascii="Consolas" w:hAnsi="Consolas" w:eastAsia="Microsoft YaHei"/>
+          <w:color w:val="1F2937"/>
+          <w:sz w:val="17"/>
+        </w:rPr>
+        <w:t xml:space="preserve">  CheckType -- 否 --&gt; Manual</w:t>
+        <w:br/>
+      </w:r>
+      <w:r>
+        <w:rPr>
+          <w:rFonts w:ascii="Consolas" w:hAnsi="Consolas" w:eastAsia="Microsoft YaHei"/>
+          <w:color w:val="1F2937"/>
+          <w:sz w:val="17"/>
+        </w:rPr>
+        <w:t xml:space="preserve">  CheckType -- 是 --&gt; Upload</w:t>
+        <w:br/>
+      </w:r>
+      <w:r>
+        <w:rPr>
+          <w:rFonts w:ascii="Consolas" w:hAnsi="Consolas" w:eastAsia="Microsoft YaHei"/>
+          <w:color w:val="1F2937"/>
+          <w:sz w:val="17"/>
+        </w:rPr>
+        <w:t xml:space="preserve">  Upload --&gt; Queue</w:t>
+        <w:br/>
+      </w:r>
+      <w:r>
+        <w:rPr>
+          <w:rFonts w:ascii="Consolas" w:hAnsi="Consolas" w:eastAsia="Microsoft YaHei"/>
+          <w:color w:val="1F2937"/>
+          <w:sz w:val="17"/>
+        </w:rPr>
+        <w:t xml:space="preserve">  Queue --&gt; Slicer</w:t>
+        <w:br/>
+      </w:r>
+      <w:r>
+        <w:rPr>
+          <w:rFonts w:ascii="Consolas" w:hAnsi="Consolas" w:eastAsia="Microsoft YaHei"/>
+          <w:color w:val="1F2937"/>
+          <w:sz w:val="17"/>
+        </w:rPr>
+        <w:t xml:space="preserve">  Slicer --&gt; Gcode</w:t>
+        <w:br/>
+      </w:r>
+      <w:r>
+        <w:rPr>
+          <w:rFonts w:ascii="Consolas" w:hAnsi="Consolas" w:eastAsia="Microsoft YaHei"/>
+          <w:color w:val="1F2937"/>
+          <w:sz w:val="17"/>
+        </w:rPr>
+        <w:t xml:space="preserve">  Gcode --&gt; Parse</w:t>
+        <w:br/>
+      </w:r>
+      <w:r>
+        <w:rPr>
+          <w:rFonts w:ascii="Consolas" w:hAnsi="Consolas" w:eastAsia="Microsoft YaHei"/>
+          <w:color w:val="1F2937"/>
+          <w:sz w:val="17"/>
+        </w:rPr>
+        <w:t xml:space="preserve">  Parse --&gt; Price</w:t>
+        <w:br/>
+      </w:r>
+      <w:r>
+        <w:rPr>
+          <w:rFonts w:ascii="Consolas" w:hAnsi="Consolas" w:eastAsia="Microsoft YaHei"/>
+          <w:color w:val="1F2937"/>
+          <w:sz w:val="17"/>
+        </w:rPr>
+        <w:t xml:space="preserve">  Price --&gt; Show</w:t>
+        <w:br/>
+      </w:r>
+      <w:r>
+        <w:rPr>
+          <w:rFonts w:ascii="Consolas" w:hAnsi="Consolas" w:eastAsia="Microsoft YaHei"/>
+          <w:color w:val="1F2937"/>
+          <w:sz w:val="17"/>
+        </w:rPr>
+        <w:t xml:space="preserve">  Slicer -- 超时或失败 --&gt; Fail</w:t>
+        <w:br/>
+      </w:r>
+      <w:r>
+        <w:rPr>
+          <w:rFonts w:ascii="Consolas" w:hAnsi="Consolas" w:eastAsia="Microsoft YaHei"/>
+          <w:color w:val="1F2937"/>
+          <w:sz w:val="17"/>
+        </w:rPr>
+        <w:t xml:space="preserve">  Parse -- 未解析到重量或时间 --&gt; Fail</w:t>
+        <w:br/>
+      </w:r>
+    </w:p>
+    <w:p>
+      <w:pPr>
+        <w:pStyle w:val="Heading1"/>
+        <w:spacing w:before="200" w:after="120"/>
+      </w:pPr>
+      <w:r>
+        <w:rPr>
+          <w:rFonts w:ascii="Microsoft YaHei" w:hAnsi="Microsoft YaHei" w:eastAsia="Microsoft YaHei"/>
+        </w:rPr>
+        <w:t>6. 订单提交流程</w:t>
+      </w:r>
+    </w:p>
+    <w:p>
+      <w:pPr>
+        <w:spacing w:after="120" w:line="276" w:lineRule="auto"/>
+      </w:pPr>
+      <w:r>
+        <w:rPr>
+          <w:rFonts w:ascii="Microsoft YaHei" w:hAnsi="Microsoft YaHei" w:eastAsia="Microsoft YaHei"/>
+        </w:rPr>
+        <w:t>订单提交以会员登录为前置条件。客户在 `/quote` 完成上传和信息填写后提交订单。</w:t>
+      </w:r>
+    </w:p>
+    <w:p>
+      <w:pPr>
+        <w:spacing w:after="120" w:line="276" w:lineRule="auto"/>
+      </w:pPr>
+      <w:r>
+        <w:rPr>
+          <w:rFonts w:ascii="Microsoft YaHei" w:hAnsi="Microsoft YaHei" w:eastAsia="Microsoft YaHei"/>
+        </w:rPr>
+        <w:t>提交内容包括：</w:t>
+      </w:r>
+    </w:p>
+    <w:p>
+      <w:pPr>
+        <w:pStyle w:val="ListBullet"/>
+        <w:spacing w:after="40"/>
+      </w:pPr>
+      <w:r>
+        <w:rPr>
+          <w:rFonts w:ascii="Microsoft YaHei" w:hAnsi="Microsoft YaHei" w:eastAsia="Microsoft YaHei"/>
+        </w:rPr>
+        <w:t>客户姓名、手机号、微信、邮箱。</w:t>
+      </w:r>
+    </w:p>
+    <w:p>
+      <w:pPr>
+        <w:pStyle w:val="ListBullet"/>
+        <w:spacing w:after="40"/>
+      </w:pPr>
+      <w:r>
+        <w:rPr>
+          <w:rFonts w:ascii="Microsoft YaHei" w:hAnsi="Microsoft YaHei" w:eastAsia="Microsoft YaHei"/>
+        </w:rPr>
+        <w:t>配送方式、收货地址、配送备注。</w:t>
+      </w:r>
+    </w:p>
+    <w:p>
+      <w:pPr>
+        <w:pStyle w:val="ListBullet"/>
+        <w:spacing w:after="40"/>
+      </w:pPr>
+      <w:r>
+        <w:rPr>
+          <w:rFonts w:ascii="Microsoft YaHei" w:hAnsi="Microsoft YaHei" w:eastAsia="Microsoft YaHei"/>
+        </w:rPr>
+        <w:t>每个文件的文件名、材料、颜色、数量、单件价、小计。</w:t>
+      </w:r>
+    </w:p>
+    <w:p>
+      <w:pPr>
+        <w:pStyle w:val="ListBullet"/>
+        <w:spacing w:after="40"/>
+      </w:pPr>
+      <w:r>
+        <w:rPr>
+          <w:rFonts w:ascii="Microsoft YaHei" w:hAnsi="Microsoft YaHei" w:eastAsia="Microsoft YaHei"/>
+        </w:rPr>
+        <w:t>自动切片结果：耗材重量、打印时间、材料费、工时费、原始解析字段。</w:t>
+      </w:r>
+    </w:p>
+    <w:p>
+      <w:pPr>
+        <w:pStyle w:val="ListBullet"/>
+        <w:spacing w:after="40"/>
+      </w:pPr>
+      <w:r>
+        <w:rPr>
+          <w:rFonts w:ascii="Microsoft YaHei" w:hAnsi="Microsoft YaHei" w:eastAsia="Microsoft YaHei"/>
+        </w:rPr>
+        <w:t>订单级汇总：文件数量、总数量、打印费合计、配送费、应付总价、预计交货期。</w:t>
+      </w:r>
+    </w:p>
+    <w:p>
+      <w:pPr>
+        <w:pStyle w:val="ListBullet"/>
+        <w:spacing w:after="40"/>
+      </w:pPr>
+      <w:r>
+        <w:rPr>
+          <w:rFonts w:ascii="Microsoft YaHei" w:hAnsi="Microsoft YaHei" w:eastAsia="Microsoft YaHei"/>
+        </w:rPr>
+        <w:t>客户备注。</w:t>
+      </w:r>
+    </w:p>
+    <w:p>
+      <w:pPr>
+        <w:spacing w:after="120" w:line="276" w:lineRule="auto"/>
+      </w:pPr>
+      <w:r>
+        <w:rPr>
+          <w:rFonts w:ascii="Microsoft YaHei" w:hAnsi="Microsoft YaHei" w:eastAsia="Microsoft YaHei"/>
+        </w:rPr>
+        <w:t>提交成功后：</w:t>
+      </w:r>
+    </w:p>
+    <w:p>
+      <w:pPr>
+        <w:pStyle w:val="ListBullet"/>
+        <w:spacing w:after="40"/>
+      </w:pPr>
+      <w:r>
+        <w:rPr>
+          <w:rFonts w:ascii="Microsoft YaHei" w:hAnsi="Microsoft YaHei" w:eastAsia="Microsoft YaHei"/>
+        </w:rPr>
+        <w:t>写入 `orders`。</w:t>
+      </w:r>
+    </w:p>
+    <w:p>
+      <w:pPr>
+        <w:pStyle w:val="ListBullet"/>
+        <w:spacing w:after="40"/>
+      </w:pPr>
+      <w:r>
+        <w:rPr>
+          <w:rFonts w:ascii="Microsoft YaHei" w:hAnsi="Microsoft YaHei" w:eastAsia="Microsoft YaHei"/>
+        </w:rPr>
+        <w:t>写入 `files`。</w:t>
+      </w:r>
+    </w:p>
+    <w:p>
+      <w:pPr>
+        <w:pStyle w:val="ListBullet"/>
+        <w:spacing w:after="40"/>
+      </w:pPr>
+      <w:r>
+        <w:rPr>
+          <w:rFonts w:ascii="Microsoft YaHei" w:hAnsi="Microsoft YaHei" w:eastAsia="Microsoft YaHei"/>
+        </w:rPr>
+        <w:t>写入或关联 `slice_jobs` 切片结果。</w:t>
+      </w:r>
+    </w:p>
+    <w:p>
+      <w:pPr>
+        <w:pStyle w:val="ListBullet"/>
+        <w:spacing w:after="40"/>
+      </w:pPr>
+      <w:r>
+        <w:rPr>
+          <w:rFonts w:ascii="Microsoft YaHei" w:hAnsi="Microsoft YaHei" w:eastAsia="Microsoft YaHei"/>
+        </w:rPr>
+        <w:t>订单初始状态为“待确认”。</w:t>
+      </w:r>
+    </w:p>
+    <w:p>
+      <w:pPr>
+        <w:pStyle w:val="ListBullet"/>
+        <w:spacing w:after="40"/>
+      </w:pPr>
+      <w:r>
+        <w:rPr>
+          <w:rFonts w:ascii="Microsoft YaHei" w:hAnsi="Microsoft YaHei" w:eastAsia="Microsoft YaHei"/>
+        </w:rPr>
+        <w:t>发送新订单邮件通知管理员。</w:t>
+      </w:r>
+    </w:p>
+    <w:p>
+      <w:pPr>
+        <w:pStyle w:val="ListBullet"/>
+        <w:spacing w:after="40"/>
+      </w:pPr>
+      <w:r>
+        <w:rPr>
+          <w:rFonts w:ascii="Microsoft YaHei" w:hAnsi="Microsoft YaHei" w:eastAsia="Microsoft YaHei"/>
+        </w:rPr>
+        <w:t>跳转到 `/account/orders/[id]/confirm`。</w:t>
+      </w:r>
+    </w:p>
+    <w:p>
+      <w:pPr>
+        <w:spacing w:after="120" w:line="276" w:lineRule="auto"/>
+      </w:pPr>
+      <w:r>
+        <w:rPr>
+          <w:rFonts w:ascii="Microsoft YaHei" w:hAnsi="Microsoft YaHei" w:eastAsia="Microsoft YaHei"/>
+        </w:rPr>
+        <w:t>用户下单流程图：</w:t>
+      </w:r>
+    </w:p>
+    <w:p>
+      <w:pPr>
+        <w:spacing w:before="80" w:after="120"/>
+        <w:shd w:fill="F3F4F6"/>
+      </w:pPr>
+      <w:r>
+        <w:rPr>
+          <w:rFonts w:ascii="Consolas" w:hAnsi="Consolas" w:eastAsia="Microsoft YaHei"/>
+          <w:color w:val="1F2937"/>
+          <w:sz w:val="17"/>
+        </w:rPr>
+        <w:t>flowchart TD</w:t>
+        <w:br/>
+      </w:r>
+      <w:r>
+        <w:rPr>
+          <w:rFonts w:ascii="Consolas" w:hAnsi="Consolas" w:eastAsia="Microsoft YaHei"/>
+          <w:color w:val="1F2937"/>
+          <w:sz w:val="17"/>
+        </w:rPr>
+        <w:t xml:space="preserve">  Visit["客户访问 /quote"]</w:t>
+        <w:br/>
+      </w:r>
+      <w:r>
+        <w:rPr>
+          <w:rFonts w:ascii="Consolas" w:hAnsi="Consolas" w:eastAsia="Microsoft YaHei"/>
+          <w:color w:val="1F2937"/>
+          <w:sz w:val="17"/>
+        </w:rPr>
+        <w:t xml:space="preserve">  Login{"是否登录"}</w:t>
+        <w:br/>
+      </w:r>
+      <w:r>
+        <w:rPr>
+          <w:rFonts w:ascii="Consolas" w:hAnsi="Consolas" w:eastAsia="Microsoft YaHei"/>
+          <w:color w:val="1F2937"/>
+          <w:sz w:val="17"/>
+        </w:rPr>
+        <w:t xml:space="preserve">  LoginPrompt["显示完整页面但禁用上传与提交，引导登录/注册"]</w:t>
+        <w:br/>
+      </w:r>
+      <w:r>
+        <w:rPr>
+          <w:rFonts w:ascii="Consolas" w:hAnsi="Consolas" w:eastAsia="Microsoft YaHei"/>
+          <w:color w:val="1F2937"/>
+          <w:sz w:val="17"/>
+        </w:rPr>
+        <w:t xml:space="preserve">  Fill["填写联系与收货信息"]</w:t>
+        <w:br/>
+      </w:r>
+      <w:r>
+        <w:rPr>
+          <w:rFonts w:ascii="Consolas" w:hAnsi="Consolas" w:eastAsia="Microsoft YaHei"/>
+          <w:color w:val="1F2937"/>
+          <w:sz w:val="17"/>
+        </w:rPr>
+        <w:t xml:space="preserve">  UploadFiles["上传 1-5 个模型文件"]</w:t>
+        <w:br/>
+      </w:r>
+      <w:r>
+        <w:rPr>
+          <w:rFonts w:ascii="Consolas" w:hAnsi="Consolas" w:eastAsia="Microsoft YaHei"/>
+          <w:color w:val="1F2937"/>
+          <w:sz w:val="17"/>
+        </w:rPr>
+        <w:t xml:space="preserve">  Options["选择材料、颜色、数量"]</w:t>
+        <w:br/>
+      </w:r>
+      <w:r>
+        <w:rPr>
+          <w:rFonts w:ascii="Consolas" w:hAnsi="Consolas" w:eastAsia="Microsoft YaHei"/>
+          <w:color w:val="1F2937"/>
+          <w:sz w:val="17"/>
+        </w:rPr>
+        <w:t xml:space="preserve">  AutoQuote["STL 自动报价；其他格式人工确认"]</w:t>
+        <w:br/>
+      </w:r>
+      <w:r>
+        <w:rPr>
+          <w:rFonts w:ascii="Consolas" w:hAnsi="Consolas" w:eastAsia="Microsoft YaHei"/>
+          <w:color w:val="1F2937"/>
+          <w:sz w:val="17"/>
+        </w:rPr>
+        <w:t xml:space="preserve">  Summary["查看打印费、配送费、总价、交货期"]</w:t>
+        <w:br/>
+      </w:r>
+      <w:r>
+        <w:rPr>
+          <w:rFonts w:ascii="Consolas" w:hAnsi="Consolas" w:eastAsia="Microsoft YaHei"/>
+          <w:color w:val="1F2937"/>
+          <w:sz w:val="17"/>
+        </w:rPr>
+        <w:t xml:space="preserve">  Submit["提交订单"]</w:t>
+        <w:br/>
+      </w:r>
+      <w:r>
+        <w:rPr>
+          <w:rFonts w:ascii="Consolas" w:hAnsi="Consolas" w:eastAsia="Microsoft YaHei"/>
+          <w:color w:val="1F2937"/>
+          <w:sz w:val="17"/>
+        </w:rPr>
+        <w:t xml:space="preserve">  Save["保存订单、文件、报价数据"]</w:t>
+        <w:br/>
+      </w:r>
+      <w:r>
+        <w:rPr>
+          <w:rFonts w:ascii="Consolas" w:hAnsi="Consolas" w:eastAsia="Microsoft YaHei"/>
+          <w:color w:val="1F2937"/>
+          <w:sz w:val="17"/>
+        </w:rPr>
+        <w:t xml:space="preserve">  EmailAdmin["邮件通知管理员"]</w:t>
+        <w:br/>
+      </w:r>
+      <w:r>
+        <w:rPr>
+          <w:rFonts w:ascii="Consolas" w:hAnsi="Consolas" w:eastAsia="Microsoft YaHei"/>
+          <w:color w:val="1F2937"/>
+          <w:sz w:val="17"/>
+        </w:rPr>
+        <w:t xml:space="preserve">  Confirm["跳转订单确认页"]</w:t>
+        <w:br/>
+      </w:r>
+      <w:r>
+        <w:rPr>
+          <w:rFonts w:ascii="Consolas" w:hAnsi="Consolas" w:eastAsia="Microsoft YaHei"/>
+          <w:color w:val="1F2937"/>
+          <w:sz w:val="17"/>
+        </w:rPr>
+        <w:t xml:space="preserve">  AccountOrder["用户中心查看订单"]</w:t>
+        <w:br/>
+      </w:r>
+      <w:r>
+        <w:rPr>
+          <w:rFonts w:ascii="Consolas" w:hAnsi="Consolas" w:eastAsia="Microsoft YaHei"/>
+          <w:color w:val="1F2937"/>
+          <w:sz w:val="17"/>
+        </w:rPr>
+        <w:br/>
+      </w:r>
+      <w:r>
+        <w:rPr>
+          <w:rFonts w:ascii="Consolas" w:hAnsi="Consolas" w:eastAsia="Microsoft YaHei"/>
+          <w:color w:val="1F2937"/>
+          <w:sz w:val="17"/>
+        </w:rPr>
+        <w:t xml:space="preserve">  Visit --&gt; Login</w:t>
+        <w:br/>
+      </w:r>
+      <w:r>
+        <w:rPr>
+          <w:rFonts w:ascii="Consolas" w:hAnsi="Consolas" w:eastAsia="Microsoft YaHei"/>
+          <w:color w:val="1F2937"/>
+          <w:sz w:val="17"/>
+        </w:rPr>
+        <w:t xml:space="preserve">  Login -- 否 --&gt; LoginPrompt</w:t>
+        <w:br/>
+      </w:r>
+      <w:r>
+        <w:rPr>
+          <w:rFonts w:ascii="Consolas" w:hAnsi="Consolas" w:eastAsia="Microsoft YaHei"/>
+          <w:color w:val="1F2937"/>
+          <w:sz w:val="17"/>
+        </w:rPr>
+        <w:t xml:space="preserve">  Login -- 是 --&gt; Fill</w:t>
+        <w:br/>
+      </w:r>
+      <w:r>
+        <w:rPr>
+          <w:rFonts w:ascii="Consolas" w:hAnsi="Consolas" w:eastAsia="Microsoft YaHei"/>
+          <w:color w:val="1F2937"/>
+          <w:sz w:val="17"/>
+        </w:rPr>
+        <w:t xml:space="preserve">  Fill --&gt; UploadFiles</w:t>
+        <w:br/>
+      </w:r>
+      <w:r>
+        <w:rPr>
+          <w:rFonts w:ascii="Consolas" w:hAnsi="Consolas" w:eastAsia="Microsoft YaHei"/>
+          <w:color w:val="1F2937"/>
+          <w:sz w:val="17"/>
+        </w:rPr>
+        <w:t xml:space="preserve">  UploadFiles --&gt; Options</w:t>
+        <w:br/>
+      </w:r>
+      <w:r>
+        <w:rPr>
+          <w:rFonts w:ascii="Consolas" w:hAnsi="Consolas" w:eastAsia="Microsoft YaHei"/>
+          <w:color w:val="1F2937"/>
+          <w:sz w:val="17"/>
+        </w:rPr>
+        <w:t xml:space="preserve">  Options --&gt; AutoQuote</w:t>
+        <w:br/>
+      </w:r>
+      <w:r>
+        <w:rPr>
+          <w:rFonts w:ascii="Consolas" w:hAnsi="Consolas" w:eastAsia="Microsoft YaHei"/>
+          <w:color w:val="1F2937"/>
+          <w:sz w:val="17"/>
+        </w:rPr>
+        <w:t xml:space="preserve">  AutoQuote --&gt; Summary</w:t>
+        <w:br/>
+      </w:r>
+      <w:r>
+        <w:rPr>
+          <w:rFonts w:ascii="Consolas" w:hAnsi="Consolas" w:eastAsia="Microsoft YaHei"/>
+          <w:color w:val="1F2937"/>
+          <w:sz w:val="17"/>
+        </w:rPr>
+        <w:t xml:space="preserve">  Summary --&gt; Submit</w:t>
+        <w:br/>
+      </w:r>
+      <w:r>
+        <w:rPr>
+          <w:rFonts w:ascii="Consolas" w:hAnsi="Consolas" w:eastAsia="Microsoft YaHei"/>
+          <w:color w:val="1F2937"/>
+          <w:sz w:val="17"/>
+        </w:rPr>
+        <w:t xml:space="preserve">  Submit --&gt; Save</w:t>
+        <w:br/>
+      </w:r>
+      <w:r>
+        <w:rPr>
+          <w:rFonts w:ascii="Consolas" w:hAnsi="Consolas" w:eastAsia="Microsoft YaHei"/>
+          <w:color w:val="1F2937"/>
+          <w:sz w:val="17"/>
+        </w:rPr>
+        <w:t xml:space="preserve">  Save --&gt; EmailAdmin</w:t>
+        <w:br/>
+      </w:r>
+      <w:r>
+        <w:rPr>
+          <w:rFonts w:ascii="Consolas" w:hAnsi="Consolas" w:eastAsia="Microsoft YaHei"/>
+          <w:color w:val="1F2937"/>
+          <w:sz w:val="17"/>
+        </w:rPr>
+        <w:t xml:space="preserve">  Save --&gt; Confirm</w:t>
+        <w:br/>
+      </w:r>
+      <w:r>
+        <w:rPr>
+          <w:rFonts w:ascii="Consolas" w:hAnsi="Consolas" w:eastAsia="Microsoft YaHei"/>
+          <w:color w:val="1F2937"/>
+          <w:sz w:val="17"/>
+        </w:rPr>
+        <w:t xml:space="preserve">  Confirm --&gt; AccountOrder</w:t>
+        <w:br/>
+      </w:r>
+    </w:p>
+    <w:p>
+      <w:pPr>
+        <w:pStyle w:val="Heading1"/>
+        <w:spacing w:before="200" w:after="120"/>
+      </w:pPr>
+      <w:r>
+        <w:rPr>
+          <w:rFonts w:ascii="Microsoft YaHei" w:hAnsi="Microsoft YaHei" w:eastAsia="Microsoft YaHei"/>
+        </w:rPr>
+        <w:t>7. 后台订单管理流程</w:t>
+      </w:r>
+    </w:p>
+    <w:p>
+      <w:pPr>
+        <w:spacing w:after="120" w:line="276" w:lineRule="auto"/>
+      </w:pPr>
+      <w:r>
+        <w:rPr>
+          <w:rFonts w:ascii="Microsoft YaHei" w:hAnsi="Microsoft YaHei" w:eastAsia="Microsoft YaHei"/>
+        </w:rPr>
+        <w:t>管理员后台用于人工确认报价、下载文件、跟进生产和通知客户。</w:t>
+      </w:r>
+    </w:p>
+    <w:p>
+      <w:pPr>
+        <w:spacing w:after="120" w:line="276" w:lineRule="auto"/>
+      </w:pPr>
+      <w:r>
+        <w:rPr>
+          <w:rFonts w:ascii="Microsoft YaHei" w:hAnsi="Microsoft YaHei" w:eastAsia="Microsoft YaHei"/>
+        </w:rPr>
+        <w:t>主要页面：</w:t>
+      </w:r>
+    </w:p>
+    <w:p>
+      <w:pPr>
+        <w:pStyle w:val="ListBullet"/>
+        <w:spacing w:after="40"/>
+      </w:pPr>
+      <w:r>
+        <w:rPr>
+          <w:rFonts w:ascii="Microsoft YaHei" w:hAnsi="Microsoft YaHei" w:eastAsia="Microsoft YaHei"/>
+        </w:rPr>
+        <w:t>`/admin/login`：管理员登录。</w:t>
+      </w:r>
+    </w:p>
+    <w:p>
+      <w:pPr>
+        <w:pStyle w:val="ListBullet"/>
+        <w:spacing w:after="40"/>
+      </w:pPr>
+      <w:r>
+        <w:rPr>
+          <w:rFonts w:ascii="Microsoft YaHei" w:hAnsi="Microsoft YaHei" w:eastAsia="Microsoft YaHei"/>
+        </w:rPr>
+        <w:t>`/admin/orders`：订单列表。</w:t>
+      </w:r>
+    </w:p>
+    <w:p>
+      <w:pPr>
+        <w:pStyle w:val="ListBullet"/>
+        <w:spacing w:after="40"/>
+      </w:pPr>
+      <w:r>
+        <w:rPr>
+          <w:rFonts w:ascii="Microsoft YaHei" w:hAnsi="Microsoft YaHei" w:eastAsia="Microsoft YaHei"/>
+        </w:rPr>
+        <w:t>`/admin/orders/[id]`：订单详情。</w:t>
+      </w:r>
+    </w:p>
+    <w:p>
+      <w:pPr>
+        <w:spacing w:after="120" w:line="276" w:lineRule="auto"/>
+      </w:pPr>
+      <w:r>
+        <w:rPr>
+          <w:rFonts w:ascii="Microsoft YaHei" w:hAnsi="Microsoft YaHei" w:eastAsia="Microsoft YaHei"/>
+        </w:rPr>
+        <w:t>订单列表显示：</w:t>
+      </w:r>
+    </w:p>
+    <w:p>
+      <w:pPr>
+        <w:pStyle w:val="ListBullet"/>
+        <w:spacing w:after="40"/>
+      </w:pPr>
+      <w:r>
+        <w:rPr>
+          <w:rFonts w:ascii="Microsoft YaHei" w:hAnsi="Microsoft YaHei" w:eastAsia="Microsoft YaHei"/>
+        </w:rPr>
+        <w:t>订单编号</w:t>
+      </w:r>
+    </w:p>
+    <w:p>
+      <w:pPr>
+        <w:pStyle w:val="ListBullet"/>
+        <w:spacing w:after="40"/>
+      </w:pPr>
+      <w:r>
+        <w:rPr>
+          <w:rFonts w:ascii="Microsoft YaHei" w:hAnsi="Microsoft YaHei" w:eastAsia="Microsoft YaHei"/>
+        </w:rPr>
+        <w:t>提交时间</w:t>
+      </w:r>
+    </w:p>
+    <w:p>
+      <w:pPr>
+        <w:pStyle w:val="ListBullet"/>
+        <w:spacing w:after="40"/>
+      </w:pPr>
+      <w:r>
+        <w:rPr>
+          <w:rFonts w:ascii="Microsoft YaHei" w:hAnsi="Microsoft YaHei" w:eastAsia="Microsoft YaHei"/>
+        </w:rPr>
+        <w:t>客户姓名</w:t>
+      </w:r>
+    </w:p>
+    <w:p>
+      <w:pPr>
+        <w:pStyle w:val="ListBullet"/>
+        <w:spacing w:after="40"/>
+      </w:pPr>
+      <w:r>
+        <w:rPr>
+          <w:rFonts w:ascii="Microsoft YaHei" w:hAnsi="Microsoft YaHei" w:eastAsia="Microsoft YaHei"/>
+        </w:rPr>
+        <w:t>电话</w:t>
+      </w:r>
+    </w:p>
+    <w:p>
+      <w:pPr>
+        <w:pStyle w:val="ListBullet"/>
+        <w:spacing w:after="40"/>
+      </w:pPr>
+      <w:r>
+        <w:rPr>
+          <w:rFonts w:ascii="Microsoft YaHei" w:hAnsi="Microsoft YaHei" w:eastAsia="Microsoft YaHei"/>
+        </w:rPr>
+        <w:t>微信</w:t>
+      </w:r>
+    </w:p>
+    <w:p>
+      <w:pPr>
+        <w:pStyle w:val="ListBullet"/>
+        <w:spacing w:after="40"/>
+      </w:pPr>
+      <w:r>
+        <w:rPr>
+          <w:rFonts w:ascii="Microsoft YaHei" w:hAnsi="Microsoft YaHei" w:eastAsia="Microsoft YaHei"/>
+        </w:rPr>
+        <w:t>材料</w:t>
+      </w:r>
+    </w:p>
+    <w:p>
+      <w:pPr>
+        <w:pStyle w:val="ListBullet"/>
+        <w:spacing w:after="40"/>
+      </w:pPr>
+      <w:r>
+        <w:rPr>
+          <w:rFonts w:ascii="Microsoft YaHei" w:hAnsi="Microsoft YaHei" w:eastAsia="Microsoft YaHei"/>
+        </w:rPr>
+        <w:t>数量</w:t>
+      </w:r>
+    </w:p>
+    <w:p>
+      <w:pPr>
+        <w:pStyle w:val="ListBullet"/>
+        <w:spacing w:after="40"/>
+      </w:pPr>
+      <w:r>
+        <w:rPr>
+          <w:rFonts w:ascii="Microsoft YaHei" w:hAnsi="Microsoft YaHei" w:eastAsia="Microsoft YaHei"/>
+        </w:rPr>
+        <w:t>状态</w:t>
+      </w:r>
+    </w:p>
+    <w:p>
+      <w:pPr>
+        <w:pStyle w:val="ListBullet"/>
+        <w:spacing w:after="40"/>
+      </w:pPr>
+      <w:r>
+        <w:rPr>
+          <w:rFonts w:ascii="Microsoft YaHei" w:hAnsi="Microsoft YaHei" w:eastAsia="Microsoft YaHei"/>
+        </w:rPr>
+        <w:t>预估或应付价格</w:t>
+      </w:r>
+    </w:p>
+    <w:p>
+      <w:pPr>
+        <w:pStyle w:val="ListBullet"/>
+        <w:spacing w:after="40"/>
+      </w:pPr>
+      <w:r>
+        <w:rPr>
+          <w:rFonts w:ascii="Microsoft YaHei" w:hAnsi="Microsoft YaHei" w:eastAsia="Microsoft YaHei"/>
+        </w:rPr>
+        <w:t>预计货期</w:t>
+      </w:r>
+    </w:p>
+    <w:p>
+      <w:pPr>
+        <w:pStyle w:val="ListBullet"/>
+        <w:spacing w:after="40"/>
+      </w:pPr>
+      <w:r>
+        <w:rPr>
+          <w:rFonts w:ascii="Microsoft YaHei" w:hAnsi="Microsoft YaHei" w:eastAsia="Microsoft YaHei"/>
+        </w:rPr>
+        <w:t>配送方式</w:t>
+      </w:r>
+    </w:p>
+    <w:p>
+      <w:pPr>
+        <w:spacing w:after="120" w:line="276" w:lineRule="auto"/>
+      </w:pPr>
+      <w:r>
+        <w:rPr>
+          <w:rFonts w:ascii="Microsoft YaHei" w:hAnsi="Microsoft YaHei" w:eastAsia="Microsoft YaHei"/>
+        </w:rPr>
+        <w:t>订单详情显示：</w:t>
+      </w:r>
+    </w:p>
+    <w:p>
+      <w:pPr>
+        <w:pStyle w:val="ListBullet"/>
+        <w:spacing w:after="40"/>
+      </w:pPr>
+      <w:r>
+        <w:rPr>
+          <w:rFonts w:ascii="Microsoft YaHei" w:hAnsi="Microsoft YaHei" w:eastAsia="Microsoft YaHei"/>
+        </w:rPr>
+        <w:t>客户联系信息。</w:t>
+      </w:r>
+    </w:p>
+    <w:p>
+      <w:pPr>
+        <w:pStyle w:val="ListBullet"/>
+        <w:spacing w:after="40"/>
+      </w:pPr>
+      <w:r>
+        <w:rPr>
+          <w:rFonts w:ascii="Microsoft YaHei" w:hAnsi="Microsoft YaHei" w:eastAsia="Microsoft YaHei"/>
+        </w:rPr>
+        <w:t>配送与收货信息。</w:t>
+      </w:r>
+    </w:p>
+    <w:p>
+      <w:pPr>
+        <w:pStyle w:val="ListBullet"/>
+        <w:spacing w:after="40"/>
+      </w:pPr>
+      <w:r>
+        <w:rPr>
+          <w:rFonts w:ascii="Microsoft YaHei" w:hAnsi="Microsoft YaHei" w:eastAsia="Microsoft YaHei"/>
+        </w:rPr>
+        <w:t>文件列表：文件名、材料、颜色、数量、单价、小计、下载按钮。</w:t>
+      </w:r>
+    </w:p>
+    <w:p>
+      <w:pPr>
+        <w:pStyle w:val="ListBullet"/>
+        <w:spacing w:after="40"/>
+      </w:pPr>
+      <w:r>
+        <w:rPr>
+          <w:rFonts w:ascii="Microsoft YaHei" w:hAnsi="Microsoft YaHei" w:eastAsia="Microsoft YaHei"/>
+        </w:rPr>
+        <w:t>自动切片记录：耗材重量、打印时间、材料费、工时费、包装费、自动计算总价、预计交货期、原始解析字段。</w:t>
+      </w:r>
+    </w:p>
+    <w:p>
+      <w:pPr>
+        <w:pStyle w:val="ListBullet"/>
+        <w:spacing w:after="40"/>
+      </w:pPr>
+      <w:r>
+        <w:rPr>
+          <w:rFonts w:ascii="Microsoft YaHei" w:hAnsi="Microsoft YaHei" w:eastAsia="Microsoft YaHei"/>
+        </w:rPr>
+        <w:t>状态修改表单。</w:t>
+      </w:r>
+    </w:p>
+    <w:p>
+      <w:pPr>
+        <w:pStyle w:val="ListBullet"/>
+        <w:spacing w:after="40"/>
+      </w:pPr>
+      <w:r>
+        <w:rPr>
+          <w:rFonts w:ascii="Microsoft YaHei" w:hAnsi="Microsoft YaHei" w:eastAsia="Microsoft YaHei"/>
+        </w:rPr>
+        <w:t>快递公司、快递单号、管理员备注。</w:t>
+      </w:r>
+    </w:p>
+    <w:p>
+      <w:pPr>
+        <w:pStyle w:val="ListBullet"/>
+        <w:spacing w:after="40"/>
+      </w:pPr>
+      <w:r>
+        <w:rPr>
+          <w:rFonts w:ascii="Microsoft YaHei" w:hAnsi="Microsoft YaHei" w:eastAsia="Microsoft YaHei"/>
+        </w:rPr>
+        <w:t>状态历史记录。</w:t>
+      </w:r>
+    </w:p>
+    <w:p>
+      <w:pPr>
+        <w:pStyle w:val="ListBullet"/>
+        <w:spacing w:after="40"/>
+      </w:pPr>
+      <w:r>
+        <w:rPr>
+          <w:rFonts w:ascii="Microsoft YaHei" w:hAnsi="Microsoft YaHei" w:eastAsia="Microsoft YaHei"/>
+        </w:rPr>
+        <w:t>客户历史订单数量。</w:t>
+      </w:r>
+    </w:p>
+    <w:p>
+      <w:pPr>
+        <w:spacing w:after="120" w:line="276" w:lineRule="auto"/>
+      </w:pPr>
+      <w:r>
+        <w:rPr>
+          <w:rFonts w:ascii="Microsoft YaHei" w:hAnsi="Microsoft YaHei" w:eastAsia="Microsoft YaHei"/>
+        </w:rPr>
+        <w:t>后台流程：</w:t>
+      </w:r>
+    </w:p>
+    <w:p>
+      <w:pPr>
+        <w:spacing w:before="80" w:after="120"/>
+        <w:shd w:fill="F3F4F6"/>
+      </w:pPr>
+      <w:r>
+        <w:rPr>
+          <w:rFonts w:ascii="Consolas" w:hAnsi="Consolas" w:eastAsia="Microsoft YaHei"/>
+          <w:color w:val="1F2937"/>
+          <w:sz w:val="17"/>
+        </w:rPr>
+        <w:t>flowchart TD</w:t>
+        <w:br/>
+      </w:r>
+      <w:r>
+        <w:rPr>
+          <w:rFonts w:ascii="Consolas" w:hAnsi="Consolas" w:eastAsia="Microsoft YaHei"/>
+          <w:color w:val="1F2937"/>
+          <w:sz w:val="17"/>
+        </w:rPr>
+        <w:t xml:space="preserve">  AdminLogin["管理员登录"]</w:t>
+        <w:br/>
+      </w:r>
+      <w:r>
+        <w:rPr>
+          <w:rFonts w:ascii="Consolas" w:hAnsi="Consolas" w:eastAsia="Microsoft YaHei"/>
+          <w:color w:val="1F2937"/>
+          <w:sz w:val="17"/>
+        </w:rPr>
+        <w:t xml:space="preserve">  OrderList["进入订单列表"]</w:t>
+        <w:br/>
+      </w:r>
+      <w:r>
+        <w:rPr>
+          <w:rFonts w:ascii="Consolas" w:hAnsi="Consolas" w:eastAsia="Microsoft YaHei"/>
+          <w:color w:val="1F2937"/>
+          <w:sz w:val="17"/>
+        </w:rPr>
+        <w:t xml:space="preserve">  OrderDetail["查看订单详情"]</w:t>
+        <w:br/>
+      </w:r>
+      <w:r>
+        <w:rPr>
+          <w:rFonts w:ascii="Consolas" w:hAnsi="Consolas" w:eastAsia="Microsoft YaHei"/>
+          <w:color w:val="1F2937"/>
+          <w:sz w:val="17"/>
+        </w:rPr>
+        <w:t xml:space="preserve">  Download["下载模型文件"]</w:t>
+        <w:br/>
+      </w:r>
+      <w:r>
+        <w:rPr>
+          <w:rFonts w:ascii="Consolas" w:hAnsi="Consolas" w:eastAsia="Microsoft YaHei"/>
+          <w:color w:val="1F2937"/>
+          <w:sz w:val="17"/>
+        </w:rPr>
+        <w:t xml:space="preserve">  SliceTest["后台测试切片报价"]</w:t>
+        <w:br/>
+      </w:r>
+      <w:r>
+        <w:rPr>
+          <w:rFonts w:ascii="Consolas" w:hAnsi="Consolas" w:eastAsia="Microsoft YaHei"/>
+          <w:color w:val="1F2937"/>
+          <w:sz w:val="17"/>
+        </w:rPr>
+        <w:t xml:space="preserve">  ConfirmPrice["人工确认最终价格和生产要求"]</w:t>
+        <w:br/>
+      </w:r>
+      <w:r>
+        <w:rPr>
+          <w:rFonts w:ascii="Consolas" w:hAnsi="Consolas" w:eastAsia="Microsoft YaHei"/>
+          <w:color w:val="1F2937"/>
+          <w:sz w:val="17"/>
+        </w:rPr>
+        <w:t xml:space="preserve">  UpdateStatus["修改订单状态"]</w:t>
+        <w:br/>
+      </w:r>
+      <w:r>
+        <w:rPr>
+          <w:rFonts w:ascii="Consolas" w:hAnsi="Consolas" w:eastAsia="Microsoft YaHei"/>
+          <w:color w:val="1F2937"/>
+          <w:sz w:val="17"/>
+        </w:rPr>
+        <w:t xml:space="preserve">  Notify["按状态触发客户通知邮件"]</w:t>
+        <w:br/>
+      </w:r>
+      <w:r>
+        <w:rPr>
+          <w:rFonts w:ascii="Consolas" w:hAnsi="Consolas" w:eastAsia="Microsoft YaHei"/>
+          <w:color w:val="1F2937"/>
+          <w:sz w:val="17"/>
+        </w:rPr>
+        <w:t xml:space="preserve">  Fulfillment["填写物流或备注"]</w:t>
+        <w:br/>
+      </w:r>
+      <w:r>
+        <w:rPr>
+          <w:rFonts w:ascii="Consolas" w:hAnsi="Consolas" w:eastAsia="Microsoft YaHei"/>
+          <w:color w:val="1F2937"/>
+          <w:sz w:val="17"/>
+        </w:rPr>
+        <w:br/>
+      </w:r>
+      <w:r>
+        <w:rPr>
+          <w:rFonts w:ascii="Consolas" w:hAnsi="Consolas" w:eastAsia="Microsoft YaHei"/>
+          <w:color w:val="1F2937"/>
+          <w:sz w:val="17"/>
+        </w:rPr>
+        <w:t xml:space="preserve">  AdminLogin --&gt; OrderList</w:t>
+        <w:br/>
+      </w:r>
+      <w:r>
+        <w:rPr>
+          <w:rFonts w:ascii="Consolas" w:hAnsi="Consolas" w:eastAsia="Microsoft YaHei"/>
+          <w:color w:val="1F2937"/>
+          <w:sz w:val="17"/>
+        </w:rPr>
+        <w:t xml:space="preserve">  OrderList --&gt; OrderDetail</w:t>
+        <w:br/>
+      </w:r>
+      <w:r>
+        <w:rPr>
+          <w:rFonts w:ascii="Consolas" w:hAnsi="Consolas" w:eastAsia="Microsoft YaHei"/>
+          <w:color w:val="1F2937"/>
+          <w:sz w:val="17"/>
+        </w:rPr>
+        <w:t xml:space="preserve">  OrderDetail --&gt; Download</w:t>
+        <w:br/>
+      </w:r>
+      <w:r>
+        <w:rPr>
+          <w:rFonts w:ascii="Consolas" w:hAnsi="Consolas" w:eastAsia="Microsoft YaHei"/>
+          <w:color w:val="1F2937"/>
+          <w:sz w:val="17"/>
+        </w:rPr>
+        <w:t xml:space="preserve">  OrderDetail --&gt; SliceTest</w:t>
+        <w:br/>
+      </w:r>
+      <w:r>
+        <w:rPr>
+          <w:rFonts w:ascii="Consolas" w:hAnsi="Consolas" w:eastAsia="Microsoft YaHei"/>
+          <w:color w:val="1F2937"/>
+          <w:sz w:val="17"/>
+        </w:rPr>
+        <w:t xml:space="preserve">  OrderDetail --&gt; ConfirmPrice</w:t>
+        <w:br/>
+      </w:r>
+      <w:r>
+        <w:rPr>
+          <w:rFonts w:ascii="Consolas" w:hAnsi="Consolas" w:eastAsia="Microsoft YaHei"/>
+          <w:color w:val="1F2937"/>
+          <w:sz w:val="17"/>
+        </w:rPr>
+        <w:t xml:space="preserve">  ConfirmPrice --&gt; UpdateStatus</w:t>
+        <w:br/>
+      </w:r>
+      <w:r>
+        <w:rPr>
+          <w:rFonts w:ascii="Consolas" w:hAnsi="Consolas" w:eastAsia="Microsoft YaHei"/>
+          <w:color w:val="1F2937"/>
+          <w:sz w:val="17"/>
+        </w:rPr>
+        <w:t xml:space="preserve">  UpdateStatus --&gt; Notify</w:t>
+        <w:br/>
+      </w:r>
+      <w:r>
+        <w:rPr>
+          <w:rFonts w:ascii="Consolas" w:hAnsi="Consolas" w:eastAsia="Microsoft YaHei"/>
+          <w:color w:val="1F2937"/>
+          <w:sz w:val="17"/>
+        </w:rPr>
+        <w:t xml:space="preserve">  UpdateStatus --&gt; Fulfillment</w:t>
+        <w:br/>
+      </w:r>
+    </w:p>
+    <w:p>
+      <w:pPr>
+        <w:pStyle w:val="Heading1"/>
+        <w:spacing w:before="200" w:after="120"/>
+      </w:pPr>
+      <w:r>
+        <w:rPr>
+          <w:rFonts w:ascii="Microsoft YaHei" w:hAnsi="Microsoft YaHei" w:eastAsia="Microsoft YaHei"/>
+        </w:rPr>
+        <w:t>8. 订单状态流转</w:t>
+      </w:r>
+    </w:p>
+    <w:p>
+      <w:pPr>
+        <w:spacing w:after="120" w:line="276" w:lineRule="auto"/>
+      </w:pPr>
+      <w:r>
+        <w:rPr>
+          <w:rFonts w:ascii="Microsoft YaHei" w:hAnsi="Microsoft YaHei" w:eastAsia="Microsoft YaHei"/>
+        </w:rPr>
+        <w:t>当前统一订单状态：</w:t>
+      </w:r>
+    </w:p>
+    <w:p>
+      <w:pPr>
+        <w:pStyle w:val="ListBullet"/>
+        <w:spacing w:after="40"/>
+      </w:pPr>
+      <w:r>
+        <w:rPr>
+          <w:rFonts w:ascii="Microsoft YaHei" w:hAnsi="Microsoft YaHei" w:eastAsia="Microsoft YaHei"/>
+        </w:rPr>
+        <w:t>待确认</w:t>
+      </w:r>
+    </w:p>
+    <w:p>
+      <w:pPr>
+        <w:pStyle w:val="ListBullet"/>
+        <w:spacing w:after="40"/>
+      </w:pPr>
+      <w:r>
+        <w:rPr>
+          <w:rFonts w:ascii="Microsoft YaHei" w:hAnsi="Microsoft YaHei" w:eastAsia="Microsoft YaHei"/>
+        </w:rPr>
+        <w:t>待付款</w:t>
+      </w:r>
+    </w:p>
+    <w:p>
+      <w:pPr>
+        <w:pStyle w:val="ListBullet"/>
+        <w:spacing w:after="40"/>
+      </w:pPr>
+      <w:r>
+        <w:rPr>
+          <w:rFonts w:ascii="Microsoft YaHei" w:hAnsi="Microsoft YaHei" w:eastAsia="Microsoft YaHei"/>
+        </w:rPr>
+        <w:t>已付款</w:t>
+      </w:r>
+    </w:p>
+    <w:p>
+      <w:pPr>
+        <w:pStyle w:val="ListBullet"/>
+        <w:spacing w:after="40"/>
+      </w:pPr>
+      <w:r>
+        <w:rPr>
+          <w:rFonts w:ascii="Microsoft YaHei" w:hAnsi="Microsoft YaHei" w:eastAsia="Microsoft YaHei"/>
+        </w:rPr>
+        <w:t>排产中</w:t>
+      </w:r>
+    </w:p>
+    <w:p>
+      <w:pPr>
+        <w:pStyle w:val="ListBullet"/>
+        <w:spacing w:after="40"/>
+      </w:pPr>
+      <w:r>
+        <w:rPr>
+          <w:rFonts w:ascii="Microsoft YaHei" w:hAnsi="Microsoft YaHei" w:eastAsia="Microsoft YaHei"/>
+        </w:rPr>
+        <w:t>打印中</w:t>
+      </w:r>
+    </w:p>
+    <w:p>
+      <w:pPr>
+        <w:pStyle w:val="ListBullet"/>
+        <w:spacing w:after="40"/>
+      </w:pPr>
+      <w:r>
+        <w:rPr>
+          <w:rFonts w:ascii="Microsoft YaHei" w:hAnsi="Microsoft YaHei" w:eastAsia="Microsoft YaHei"/>
+        </w:rPr>
+        <w:t>后处理</w:t>
+      </w:r>
+    </w:p>
+    <w:p>
+      <w:pPr>
+        <w:pStyle w:val="ListBullet"/>
+        <w:spacing w:after="40"/>
+      </w:pPr>
+      <w:r>
+        <w:rPr>
+          <w:rFonts w:ascii="Microsoft YaHei" w:hAnsi="Microsoft YaHei" w:eastAsia="Microsoft YaHei"/>
+        </w:rPr>
+        <w:t>已发货</w:t>
+      </w:r>
+    </w:p>
+    <w:p>
+      <w:pPr>
+        <w:pStyle w:val="ListBullet"/>
+        <w:spacing w:after="40"/>
+      </w:pPr>
+      <w:r>
+        <w:rPr>
+          <w:rFonts w:ascii="Microsoft YaHei" w:hAnsi="Microsoft YaHei" w:eastAsia="Microsoft YaHei"/>
+        </w:rPr>
+        <w:t>已完成</w:t>
+      </w:r>
+    </w:p>
+    <w:p>
+      <w:pPr>
+        <w:pStyle w:val="ListBullet"/>
+        <w:spacing w:after="40"/>
+      </w:pPr>
+      <w:r>
+        <w:rPr>
+          <w:rFonts w:ascii="Microsoft YaHei" w:hAnsi="Microsoft YaHei" w:eastAsia="Microsoft YaHei"/>
+        </w:rPr>
+        <w:t>已取消</w:t>
+      </w:r>
+    </w:p>
+    <w:p>
+      <w:pPr>
+        <w:spacing w:after="120" w:line="276" w:lineRule="auto"/>
+      </w:pPr>
+      <w:r>
+        <w:rPr>
+          <w:rFonts w:ascii="Microsoft YaHei" w:hAnsi="Microsoft YaHei" w:eastAsia="Microsoft YaHei"/>
+        </w:rPr>
+        <w:t>状态变更时写入 `order_status_logs`，记录原状态、新状态、操作人和时间。当前后台操作人统一记录为 `admin`。</w:t>
+      </w:r>
+    </w:p>
+    <w:p>
+      <w:pPr>
+        <w:spacing w:after="120" w:line="276" w:lineRule="auto"/>
+      </w:pPr>
+      <w:r>
+        <w:rPr>
+          <w:rFonts w:ascii="Microsoft YaHei" w:hAnsi="Microsoft YaHei" w:eastAsia="Microsoft YaHei"/>
+        </w:rPr>
+        <w:t>状态变更为以下状态时发送客户邮件：</w:t>
+      </w:r>
+    </w:p>
+    <w:p>
+      <w:pPr>
+        <w:pStyle w:val="ListBullet"/>
+        <w:spacing w:after="40"/>
+      </w:pPr>
+      <w:r>
+        <w:rPr>
+          <w:rFonts w:ascii="Microsoft YaHei" w:hAnsi="Microsoft YaHei" w:eastAsia="Microsoft YaHei"/>
+        </w:rPr>
+        <w:t>待付款</w:t>
+      </w:r>
+    </w:p>
+    <w:p>
+      <w:pPr>
+        <w:pStyle w:val="ListBullet"/>
+        <w:spacing w:after="40"/>
+      </w:pPr>
+      <w:r>
+        <w:rPr>
+          <w:rFonts w:ascii="Microsoft YaHei" w:hAnsi="Microsoft YaHei" w:eastAsia="Microsoft YaHei"/>
+        </w:rPr>
+        <w:t>打印中</w:t>
+      </w:r>
+    </w:p>
+    <w:p>
+      <w:pPr>
+        <w:pStyle w:val="ListBullet"/>
+        <w:spacing w:after="40"/>
+      </w:pPr>
+      <w:r>
+        <w:rPr>
+          <w:rFonts w:ascii="Microsoft YaHei" w:hAnsi="Microsoft YaHei" w:eastAsia="Microsoft YaHei"/>
+        </w:rPr>
+        <w:t>已发货</w:t>
+      </w:r>
+    </w:p>
+    <w:p>
+      <w:pPr>
+        <w:pStyle w:val="ListBullet"/>
+        <w:spacing w:after="40"/>
+      </w:pPr>
+      <w:r>
+        <w:rPr>
+          <w:rFonts w:ascii="Microsoft YaHei" w:hAnsi="Microsoft YaHei" w:eastAsia="Microsoft YaHei"/>
+        </w:rPr>
+        <w:t>已完成</w:t>
+      </w:r>
+    </w:p>
+    <w:p>
+      <w:pPr>
+        <w:spacing w:after="120" w:line="276" w:lineRule="auto"/>
+      </w:pPr>
+      <w:r>
+        <w:rPr>
+          <w:rFonts w:ascii="Microsoft YaHei" w:hAnsi="Microsoft YaHei" w:eastAsia="Microsoft YaHei"/>
+        </w:rPr>
+        <w:t>订单状态流转图：</w:t>
+      </w:r>
+    </w:p>
+    <w:p>
+      <w:pPr>
+        <w:spacing w:before="80" w:after="120"/>
+        <w:shd w:fill="F3F4F6"/>
+      </w:pPr>
+      <w:r>
+        <w:rPr>
+          <w:rFonts w:ascii="Consolas" w:hAnsi="Consolas" w:eastAsia="Microsoft YaHei"/>
+          <w:color w:val="1F2937"/>
+          <w:sz w:val="17"/>
+        </w:rPr>
+        <w:t>stateDiagram-v2</w:t>
+        <w:br/>
+      </w:r>
+      <w:r>
+        <w:rPr>
+          <w:rFonts w:ascii="Consolas" w:hAnsi="Consolas" w:eastAsia="Microsoft YaHei"/>
+          <w:color w:val="1F2937"/>
+          <w:sz w:val="17"/>
+        </w:rPr>
+        <w:t xml:space="preserve">  [*] --&gt; 待确认</w:t>
+        <w:br/>
+      </w:r>
+      <w:r>
+        <w:rPr>
+          <w:rFonts w:ascii="Consolas" w:hAnsi="Consolas" w:eastAsia="Microsoft YaHei"/>
+          <w:color w:val="1F2937"/>
+          <w:sz w:val="17"/>
+        </w:rPr>
+        <w:t xml:space="preserve">  待确认 --&gt; 待付款: 管理员确认最终报价</w:t>
+        <w:br/>
+      </w:r>
+      <w:r>
+        <w:rPr>
+          <w:rFonts w:ascii="Consolas" w:hAnsi="Consolas" w:eastAsia="Microsoft YaHei"/>
+          <w:color w:val="1F2937"/>
+          <w:sz w:val="17"/>
+        </w:rPr>
+        <w:t xml:space="preserve">  待确认 --&gt; 已取消: 客户或管理员取消</w:t>
+        <w:br/>
+      </w:r>
+      <w:r>
+        <w:rPr>
+          <w:rFonts w:ascii="Consolas" w:hAnsi="Consolas" w:eastAsia="Microsoft YaHei"/>
+          <w:color w:val="1F2937"/>
+          <w:sz w:val="17"/>
+        </w:rPr>
+        <w:t xml:space="preserve">  待付款 --&gt; 已付款: 线下收款确认</w:t>
+        <w:br/>
+      </w:r>
+      <w:r>
+        <w:rPr>
+          <w:rFonts w:ascii="Consolas" w:hAnsi="Consolas" w:eastAsia="Microsoft YaHei"/>
+          <w:color w:val="1F2937"/>
+          <w:sz w:val="17"/>
+        </w:rPr>
+        <w:t xml:space="preserve">  待付款 --&gt; 已取消: 超时或客户取消</w:t>
+        <w:br/>
+      </w:r>
+      <w:r>
+        <w:rPr>
+          <w:rFonts w:ascii="Consolas" w:hAnsi="Consolas" w:eastAsia="Microsoft YaHei"/>
+          <w:color w:val="1F2937"/>
+          <w:sz w:val="17"/>
+        </w:rPr>
+        <w:t xml:space="preserve">  已付款 --&gt; 排产中: 安排设备与材料</w:t>
+        <w:br/>
+      </w:r>
+      <w:r>
+        <w:rPr>
+          <w:rFonts w:ascii="Consolas" w:hAnsi="Consolas" w:eastAsia="Microsoft YaHei"/>
+          <w:color w:val="1F2937"/>
+          <w:sz w:val="17"/>
+        </w:rPr>
+        <w:t xml:space="preserve">  排产中 --&gt; 打印中: 开始打印</w:t>
+        <w:br/>
+      </w:r>
+      <w:r>
+        <w:rPr>
+          <w:rFonts w:ascii="Consolas" w:hAnsi="Consolas" w:eastAsia="Microsoft YaHei"/>
+          <w:color w:val="1F2937"/>
+          <w:sz w:val="17"/>
+        </w:rPr>
+        <w:t xml:space="preserve">  打印中 --&gt; 后处理: 打印完成</w:t>
+        <w:br/>
+      </w:r>
+      <w:r>
+        <w:rPr>
+          <w:rFonts w:ascii="Consolas" w:hAnsi="Consolas" w:eastAsia="Microsoft YaHei"/>
+          <w:color w:val="1F2937"/>
+          <w:sz w:val="17"/>
+        </w:rPr>
+        <w:t xml:space="preserve">  后处理 --&gt; 已发货: 打包发出</w:t>
+        <w:br/>
+      </w:r>
+      <w:r>
+        <w:rPr>
+          <w:rFonts w:ascii="Consolas" w:hAnsi="Consolas" w:eastAsia="Microsoft YaHei"/>
+          <w:color w:val="1F2937"/>
+          <w:sz w:val="17"/>
+        </w:rPr>
+        <w:t xml:space="preserve">  后处理 --&gt; 已完成: 到店自取或无需发货</w:t>
+        <w:br/>
+      </w:r>
+      <w:r>
+        <w:rPr>
+          <w:rFonts w:ascii="Consolas" w:hAnsi="Consolas" w:eastAsia="Microsoft YaHei"/>
+          <w:color w:val="1F2937"/>
+          <w:sz w:val="17"/>
+        </w:rPr>
+        <w:t xml:space="preserve">  已发货 --&gt; 已完成: 客户确认收货</w:t>
+        <w:br/>
+      </w:r>
+      <w:r>
+        <w:rPr>
+          <w:rFonts w:ascii="Consolas" w:hAnsi="Consolas" w:eastAsia="Microsoft YaHei"/>
+          <w:color w:val="1F2937"/>
+          <w:sz w:val="17"/>
+        </w:rPr>
+        <w:t xml:space="preserve">  已取消 --&gt; [*]</w:t>
+        <w:br/>
+      </w:r>
+      <w:r>
+        <w:rPr>
+          <w:rFonts w:ascii="Consolas" w:hAnsi="Consolas" w:eastAsia="Microsoft YaHei"/>
+          <w:color w:val="1F2937"/>
+          <w:sz w:val="17"/>
+        </w:rPr>
+        <w:t xml:space="preserve">  已完成 --&gt; [*]</w:t>
+        <w:br/>
+      </w:r>
+    </w:p>
+    <w:p>
+      <w:pPr>
+        <w:pStyle w:val="Heading1"/>
+        <w:spacing w:before="200" w:after="120"/>
+      </w:pPr>
+      <w:r>
+        <w:rPr>
+          <w:rFonts w:ascii="Microsoft YaHei" w:hAnsi="Microsoft YaHei" w:eastAsia="Microsoft YaHei"/>
+        </w:rPr>
+        <w:t>9. 微信公众号通知规划</w:t>
+      </w:r>
+    </w:p>
+    <w:p>
+      <w:pPr>
+        <w:spacing w:after="120" w:line="276" w:lineRule="auto"/>
+      </w:pPr>
+      <w:r>
+        <w:rPr>
+          <w:rFonts w:ascii="Microsoft YaHei" w:hAnsi="Microsoft YaHei" w:eastAsia="Microsoft YaHei"/>
+        </w:rPr>
+        <w:t>当前系统已实现邮件通知，微信公众号通知作为后续增强规划。建议分阶段接入，避免一开始引入过多外部依赖。</w:t>
+      </w:r>
+    </w:p>
+    <w:p>
+      <w:pPr>
+        <w:pStyle w:val="Heading3"/>
+        <w:spacing w:before="200" w:after="120"/>
+      </w:pPr>
+      <w:r>
+        <w:rPr>
+          <w:rFonts w:ascii="Microsoft YaHei" w:hAnsi="Microsoft YaHei" w:eastAsia="Microsoft YaHei"/>
+        </w:rPr>
+        <w:t>9.1 通知目标</w:t>
+      </w:r>
+    </w:p>
+    <w:p>
+      <w:pPr>
+        <w:spacing w:after="120" w:line="276" w:lineRule="auto"/>
+      </w:pPr>
+      <w:r>
+        <w:rPr>
+          <w:rFonts w:ascii="Microsoft YaHei" w:hAnsi="Microsoft YaHei" w:eastAsia="Microsoft YaHei"/>
+        </w:rPr>
+        <w:t>微信公众号通知主要覆盖：</w:t>
+      </w:r>
+    </w:p>
+    <w:p>
+      <w:pPr>
+        <w:pStyle w:val="ListBullet"/>
+        <w:spacing w:after="40"/>
+      </w:pPr>
+      <w:r>
+        <w:rPr>
+          <w:rFonts w:ascii="Microsoft YaHei" w:hAnsi="Microsoft YaHei" w:eastAsia="Microsoft YaHei"/>
+        </w:rPr>
+        <w:t>注册或登录安全提醒。</w:t>
+      </w:r>
+    </w:p>
+    <w:p>
+      <w:pPr>
+        <w:pStyle w:val="ListBullet"/>
+        <w:spacing w:after="40"/>
+      </w:pPr>
+      <w:r>
+        <w:rPr>
+          <w:rFonts w:ascii="Microsoft YaHei" w:hAnsi="Microsoft YaHei" w:eastAsia="Microsoft YaHei"/>
+        </w:rPr>
+        <w:t>新订单提交成功提醒。</w:t>
+      </w:r>
+    </w:p>
+    <w:p>
+      <w:pPr>
+        <w:pStyle w:val="ListBullet"/>
+        <w:spacing w:after="40"/>
+      </w:pPr>
+      <w:r>
+        <w:rPr>
+          <w:rFonts w:ascii="Microsoft YaHei" w:hAnsi="Microsoft YaHei" w:eastAsia="Microsoft YaHei"/>
+        </w:rPr>
+        <w:t>管理员确认报价后待付款提醒。</w:t>
+      </w:r>
+    </w:p>
+    <w:p>
+      <w:pPr>
+        <w:pStyle w:val="ListBullet"/>
+        <w:spacing w:after="40"/>
+      </w:pPr>
+      <w:r>
+        <w:rPr>
+          <w:rFonts w:ascii="Microsoft YaHei" w:hAnsi="Microsoft YaHei" w:eastAsia="Microsoft YaHei"/>
+        </w:rPr>
+        <w:t>打印中、已发货、已完成等状态变更提醒。</w:t>
+      </w:r>
+    </w:p>
+    <w:p>
+      <w:pPr>
+        <w:pStyle w:val="ListBullet"/>
+        <w:spacing w:after="40"/>
+      </w:pPr>
+      <w:r>
+        <w:rPr>
+          <w:rFonts w:ascii="Microsoft YaHei" w:hAnsi="Microsoft YaHei" w:eastAsia="Microsoft YaHei"/>
+        </w:rPr>
+        <w:t>客户主动查询订单状态入口。</w:t>
+      </w:r>
+    </w:p>
+    <w:p>
+      <w:pPr>
+        <w:pStyle w:val="Heading3"/>
+        <w:spacing w:before="200" w:after="120"/>
+      </w:pPr>
+      <w:r>
+        <w:rPr>
+          <w:rFonts w:ascii="Microsoft YaHei" w:hAnsi="Microsoft YaHei" w:eastAsia="Microsoft YaHei"/>
+        </w:rPr>
+        <w:t>9.2 账号绑定方式</w:t>
+      </w:r>
+    </w:p>
+    <w:p>
+      <w:pPr>
+        <w:spacing w:after="120" w:line="276" w:lineRule="auto"/>
+      </w:pPr>
+      <w:r>
+        <w:rPr>
+          <w:rFonts w:ascii="Microsoft YaHei" w:hAnsi="Microsoft YaHei" w:eastAsia="Microsoft YaHei"/>
+        </w:rPr>
+        <w:t>建议采用手机号绑定：</w:t>
+      </w:r>
+    </w:p>
+    <w:p>
+      <w:pPr>
+        <w:pStyle w:val="ListNumber"/>
+        <w:spacing w:after="40"/>
+      </w:pPr>
+      <w:r>
+        <w:rPr>
+          <w:rFonts w:ascii="Microsoft YaHei" w:hAnsi="Microsoft YaHei" w:eastAsia="Microsoft YaHei"/>
+        </w:rPr>
+        <w:t>客户关注公众号。</w:t>
+      </w:r>
+    </w:p>
+    <w:p>
+      <w:pPr>
+        <w:pStyle w:val="ListNumber"/>
+        <w:spacing w:after="40"/>
+      </w:pPr>
+      <w:r>
+        <w:rPr>
+          <w:rFonts w:ascii="Microsoft YaHei" w:hAnsi="Microsoft YaHei" w:eastAsia="Microsoft YaHei"/>
+        </w:rPr>
+        <w:t>在公众号菜单点击“绑定账号”。</w:t>
+      </w:r>
+    </w:p>
+    <w:p>
+      <w:pPr>
+        <w:pStyle w:val="ListNumber"/>
+        <w:spacing w:after="40"/>
+      </w:pPr>
+      <w:r>
+        <w:rPr>
+          <w:rFonts w:ascii="Microsoft YaHei" w:hAnsi="Microsoft YaHei" w:eastAsia="Microsoft YaHei"/>
+        </w:rPr>
+        <w:t>输入手机号或通过网页授权进入绑定页。</w:t>
+      </w:r>
+    </w:p>
+    <w:p>
+      <w:pPr>
+        <w:pStyle w:val="ListNumber"/>
+        <w:spacing w:after="40"/>
+      </w:pPr>
+      <w:r>
+        <w:rPr>
+          <w:rFonts w:ascii="Microsoft YaHei" w:hAnsi="Microsoft YaHei" w:eastAsia="Microsoft YaHei"/>
+        </w:rPr>
+        <w:t>系统将公众号 openid 与客户 `customers.id` 建立关联。</w:t>
+      </w:r>
+    </w:p>
+    <w:p>
+      <w:pPr>
+        <w:spacing w:after="120" w:line="276" w:lineRule="auto"/>
+      </w:pPr>
+      <w:r>
+        <w:rPr>
+          <w:rFonts w:ascii="Microsoft YaHei" w:hAnsi="Microsoft YaHei" w:eastAsia="Microsoft YaHei"/>
+        </w:rPr>
+        <w:t>后续可新增 `wechat_accounts` 表：</w:t>
       </w:r>
     </w:p>
     <w:tbl>
@@ -75,23 +3327,18 @@
         <w:tblStyle w:val="TableGrid"/>
         <w:tblW w:type="auto" w:w="0"/>
         <w:jc w:val="center"/>
-        <w:tblLayout w:type="autofit"/>
         <w:tblLook w:firstColumn="1" w:firstRow="1" w:lastColumn="0" w:lastRow="0" w:noHBand="0" w:noVBand="1" w:val="04A0"/>
       </w:tblPr>
       <w:tblGrid>
-        <w:gridCol w:w="9878"/>
+        <w:gridCol w:w="4896"/>
+        <w:gridCol w:w="4896"/>
       </w:tblGrid>
       <w:tr>
         <w:tc>
           <w:tcPr>
-            <w:tcW w:type="dxa" w:w="9878"/>
-            <w:tcMar>
-              <w:top w:w="90" w:type="dxa"/>
-              <w:left w:w="90" w:type="dxa"/>
-              <w:bottom w:w="90" w:type="dxa"/>
-              <w:right w:w="90" w:type="dxa"/>
-            </w:tcMar>
-            <w:shd w:fill="F3F4F6"/>
+            <w:tcW w:type="dxa" w:w="4896"/>
+            <w:vAlign w:val="center"/>
+            <w:shd w:fill="E5E7EB"/>
           </w:tcPr>
           <w:p>
             <w:r/>
@@ -99,18 +3346,279 @@
               <w:rPr>
                 <w:rFonts w:ascii="Microsoft YaHei" w:hAnsi="Microsoft YaHei" w:eastAsia="Microsoft YaHei"/>
                 <w:b/>
-                <w:color w:val="1F4E79"/>
-                <w:sz w:val="20"/>
+                <w:sz w:val="18"/>
               </w:rPr>
-              <w:t>建设原则：</w:t>
+              <w:t>字段</w:t>
             </w:r>
+          </w:p>
+        </w:tc>
+        <w:tc>
+          <w:tcPr>
+            <w:tcW w:type="dxa" w:w="4896"/>
+            <w:vAlign w:val="center"/>
+            <w:shd w:fill="E5E7EB"/>
+          </w:tcPr>
+          <w:p>
+            <w:r/>
+            <w:r>
+              <w:rPr>
+                <w:rFonts w:ascii="Microsoft YaHei" w:hAnsi="Microsoft YaHei" w:eastAsia="Microsoft YaHei"/>
+                <w:b/>
+                <w:sz w:val="18"/>
+              </w:rPr>
+              <w:t>说明</w:t>
+            </w:r>
+          </w:p>
+        </w:tc>
+      </w:tr>
+      <w:tr>
+        <w:tc>
+          <w:tcPr>
+            <w:tcW w:type="dxa" w:w="4896"/>
+            <w:vAlign w:val="center"/>
+          </w:tcPr>
+          <w:p>
+            <w:r/>
             <w:r>
               <w:rPr>
                 <w:rFonts w:ascii="Microsoft YaHei" w:hAnsi="Microsoft YaHei" w:eastAsia="Microsoft YaHei"/>
                 <w:b w:val="0"/>
-                <w:sz w:val="20"/>
+                <w:sz w:val="18"/>
               </w:rPr>
-              <w:t>V1/V2 阶段以稳定接单、会员登录、文件上传、自动报价辅助和后台订单流转为核心；暂不追求完整电商化、在线支付、复杂工艺排产和公众号深度集成。</w:t>
+              <w:t>id</w:t>
+            </w:r>
+          </w:p>
+        </w:tc>
+        <w:tc>
+          <w:tcPr>
+            <w:tcW w:type="dxa" w:w="4896"/>
+            <w:vAlign w:val="center"/>
+          </w:tcPr>
+          <w:p>
+            <w:r/>
+            <w:r>
+              <w:rPr>
+                <w:rFonts w:ascii="Microsoft YaHei" w:hAnsi="Microsoft YaHei" w:eastAsia="Microsoft YaHei"/>
+                <w:b w:val="0"/>
+                <w:sz w:val="18"/>
+              </w:rPr>
+              <w:t>主键</w:t>
+            </w:r>
+          </w:p>
+        </w:tc>
+      </w:tr>
+      <w:tr>
+        <w:tc>
+          <w:tcPr>
+            <w:tcW w:type="dxa" w:w="4896"/>
+            <w:vAlign w:val="center"/>
+          </w:tcPr>
+          <w:p>
+            <w:r/>
+            <w:r>
+              <w:rPr>
+                <w:rFonts w:ascii="Microsoft YaHei" w:hAnsi="Microsoft YaHei" w:eastAsia="Microsoft YaHei"/>
+                <w:b w:val="0"/>
+                <w:sz w:val="18"/>
+              </w:rPr>
+              <w:t>customer_id</w:t>
+            </w:r>
+          </w:p>
+        </w:tc>
+        <w:tc>
+          <w:tcPr>
+            <w:tcW w:type="dxa" w:w="4896"/>
+            <w:vAlign w:val="center"/>
+          </w:tcPr>
+          <w:p>
+            <w:r/>
+            <w:r>
+              <w:rPr>
+                <w:rFonts w:ascii="Microsoft YaHei" w:hAnsi="Microsoft YaHei" w:eastAsia="Microsoft YaHei"/>
+                <w:b w:val="0"/>
+                <w:sz w:val="18"/>
+              </w:rPr>
+              <w:t>关联客户</w:t>
+            </w:r>
+          </w:p>
+        </w:tc>
+      </w:tr>
+      <w:tr>
+        <w:tc>
+          <w:tcPr>
+            <w:tcW w:type="dxa" w:w="4896"/>
+            <w:vAlign w:val="center"/>
+          </w:tcPr>
+          <w:p>
+            <w:r/>
+            <w:r>
+              <w:rPr>
+                <w:rFonts w:ascii="Microsoft YaHei" w:hAnsi="Microsoft YaHei" w:eastAsia="Microsoft YaHei"/>
+                <w:b w:val="0"/>
+                <w:sz w:val="18"/>
+              </w:rPr>
+              <w:t>openid</w:t>
+            </w:r>
+          </w:p>
+        </w:tc>
+        <w:tc>
+          <w:tcPr>
+            <w:tcW w:type="dxa" w:w="4896"/>
+            <w:vAlign w:val="center"/>
+          </w:tcPr>
+          <w:p>
+            <w:r/>
+            <w:r>
+              <w:rPr>
+                <w:rFonts w:ascii="Microsoft YaHei" w:hAnsi="Microsoft YaHei" w:eastAsia="Microsoft YaHei"/>
+                <w:b w:val="0"/>
+                <w:sz w:val="18"/>
+              </w:rPr>
+              <w:t>公众号用户标识</w:t>
+            </w:r>
+          </w:p>
+        </w:tc>
+      </w:tr>
+      <w:tr>
+        <w:tc>
+          <w:tcPr>
+            <w:tcW w:type="dxa" w:w="4896"/>
+            <w:vAlign w:val="center"/>
+          </w:tcPr>
+          <w:p>
+            <w:r/>
+            <w:r>
+              <w:rPr>
+                <w:rFonts w:ascii="Microsoft YaHei" w:hAnsi="Microsoft YaHei" w:eastAsia="Microsoft YaHei"/>
+                <w:b w:val="0"/>
+                <w:sz w:val="18"/>
+              </w:rPr>
+              <w:t>unionid</w:t>
+            </w:r>
+          </w:p>
+        </w:tc>
+        <w:tc>
+          <w:tcPr>
+            <w:tcW w:type="dxa" w:w="4896"/>
+            <w:vAlign w:val="center"/>
+          </w:tcPr>
+          <w:p>
+            <w:r/>
+            <w:r>
+              <w:rPr>
+                <w:rFonts w:ascii="Microsoft YaHei" w:hAnsi="Microsoft YaHei" w:eastAsia="Microsoft YaHei"/>
+                <w:b w:val="0"/>
+                <w:sz w:val="18"/>
+              </w:rPr>
+              <w:t>可选，跨应用用户标识</w:t>
+            </w:r>
+          </w:p>
+        </w:tc>
+      </w:tr>
+      <w:tr>
+        <w:tc>
+          <w:tcPr>
+            <w:tcW w:type="dxa" w:w="4896"/>
+            <w:vAlign w:val="center"/>
+          </w:tcPr>
+          <w:p>
+            <w:r/>
+            <w:r>
+              <w:rPr>
+                <w:rFonts w:ascii="Microsoft YaHei" w:hAnsi="Microsoft YaHei" w:eastAsia="Microsoft YaHei"/>
+                <w:b w:val="0"/>
+                <w:sz w:val="18"/>
+              </w:rPr>
+              <w:t>subscribed</w:t>
+            </w:r>
+          </w:p>
+        </w:tc>
+        <w:tc>
+          <w:tcPr>
+            <w:tcW w:type="dxa" w:w="4896"/>
+            <w:vAlign w:val="center"/>
+          </w:tcPr>
+          <w:p>
+            <w:r/>
+            <w:r>
+              <w:rPr>
+                <w:rFonts w:ascii="Microsoft YaHei" w:hAnsi="Microsoft YaHei" w:eastAsia="Microsoft YaHei"/>
+                <w:b w:val="0"/>
+                <w:sz w:val="18"/>
+              </w:rPr>
+              <w:t>是否关注</w:t>
+            </w:r>
+          </w:p>
+        </w:tc>
+      </w:tr>
+      <w:tr>
+        <w:tc>
+          <w:tcPr>
+            <w:tcW w:type="dxa" w:w="4896"/>
+            <w:vAlign w:val="center"/>
+          </w:tcPr>
+          <w:p>
+            <w:r/>
+            <w:r>
+              <w:rPr>
+                <w:rFonts w:ascii="Microsoft YaHei" w:hAnsi="Microsoft YaHei" w:eastAsia="Microsoft YaHei"/>
+                <w:b w:val="0"/>
+                <w:sz w:val="18"/>
+              </w:rPr>
+              <w:t>created_at</w:t>
+            </w:r>
+          </w:p>
+        </w:tc>
+        <w:tc>
+          <w:tcPr>
+            <w:tcW w:type="dxa" w:w="4896"/>
+            <w:vAlign w:val="center"/>
+          </w:tcPr>
+          <w:p>
+            <w:r/>
+            <w:r>
+              <w:rPr>
+                <w:rFonts w:ascii="Microsoft YaHei" w:hAnsi="Microsoft YaHei" w:eastAsia="Microsoft YaHei"/>
+                <w:b w:val="0"/>
+                <w:sz w:val="18"/>
+              </w:rPr>
+              <w:t>创建时间</w:t>
+            </w:r>
+          </w:p>
+        </w:tc>
+      </w:tr>
+      <w:tr>
+        <w:tc>
+          <w:tcPr>
+            <w:tcW w:type="dxa" w:w="4896"/>
+            <w:vAlign w:val="center"/>
+          </w:tcPr>
+          <w:p>
+            <w:r/>
+            <w:r>
+              <w:rPr>
+                <w:rFonts w:ascii="Microsoft YaHei" w:hAnsi="Microsoft YaHei" w:eastAsia="Microsoft YaHei"/>
+                <w:b w:val="0"/>
+                <w:sz w:val="18"/>
+              </w:rPr>
+              <w:t>updated_at</w:t>
+            </w:r>
+          </w:p>
+        </w:tc>
+        <w:tc>
+          <w:tcPr>
+            <w:tcW w:type="dxa" w:w="4896"/>
+            <w:vAlign w:val="center"/>
+          </w:tcPr>
+          <w:p>
+            <w:r/>
+            <w:r>
+              <w:rPr>
+                <w:rFonts w:ascii="Microsoft YaHei" w:hAnsi="Microsoft YaHei" w:eastAsia="Microsoft YaHei"/>
+                <w:b w:val="0"/>
+                <w:sz w:val="18"/>
+              </w:rPr>
+              <w:t>更新时间</w:t>
             </w:r>
           </w:p>
         </w:tc>
@@ -119,86 +3627,624 @@
     <w:p/>
     <w:p>
       <w:pPr>
-        <w:pStyle w:val="Heading1"/>
-        <w:spacing w:line="300" w:lineRule="auto" w:after="120"/>
+        <w:pStyle w:val="Heading3"/>
+        <w:spacing w:before="200" w:after="120"/>
       </w:pPr>
       <w:r>
         <w:rPr>
           <w:rFonts w:ascii="Microsoft YaHei" w:hAnsi="Microsoft YaHei" w:eastAsia="Microsoft YaHei"/>
-          <w:b w:val="0"/>
-          <w:sz w:val="21"/>
-        </w:rPr>
-        <w:t>1. 项目目标</w:t>
+        </w:rPr>
+        <w:t>9.3 模板消息或订阅消息</w:t>
       </w:r>
     </w:p>
     <w:p>
       <w:pPr>
-        <w:pStyle w:val="ListBullet"/>
-        <w:spacing w:after="60"/>
+        <w:spacing w:after="120" w:line="276" w:lineRule="auto"/>
       </w:pPr>
       <w:r>
         <w:rPr>
           <w:rFonts w:ascii="Microsoft YaHei" w:hAnsi="Microsoft YaHei" w:eastAsia="Microsoft YaHei"/>
-          <w:b w:val="0"/>
-          <w:sz w:val="20"/>
-        </w:rPr>
-        <w:t>建立一个可在线接收 3D 打印需求的业务系统，降低微信沟通中反复收集文件、材料、数量和地址信息的成本。</w:t>
+        </w:rPr>
+        <w:t>推荐先实现订单状态订阅消息：</w:t>
       </w:r>
     </w:p>
     <w:p>
       <w:pPr>
         <w:pStyle w:val="ListBullet"/>
-        <w:spacing w:after="60"/>
+        <w:spacing w:after="40"/>
       </w:pPr>
       <w:r>
         <w:rPr>
           <w:rFonts w:ascii="Microsoft YaHei" w:hAnsi="Microsoft YaHei" w:eastAsia="Microsoft YaHei"/>
-          <w:b w:val="0"/>
-          <w:sz w:val="20"/>
-        </w:rPr>
-        <w:t>支持客户上传模型文件并获得自动报价参考，管理员可在后台人工复核价格、工期与生产安排。</w:t>
+        </w:rPr>
+        <w:t>订单待付款通知。</w:t>
       </w:r>
     </w:p>
     <w:p>
       <w:pPr>
         <w:pStyle w:val="ListBullet"/>
-        <w:spacing w:after="60"/>
+        <w:spacing w:after="40"/>
       </w:pPr>
       <w:r>
         <w:rPr>
           <w:rFonts w:ascii="Microsoft YaHei" w:hAnsi="Microsoft YaHei" w:eastAsia="Microsoft YaHei"/>
-          <w:b w:val="0"/>
-          <w:sz w:val="20"/>
-        </w:rPr>
-        <w:t>沉淀会员、订单、文件、切片结果、状态日志等数据，为后续自动化报价、公众号通知和生产管理打基础。</w:t>
+        </w:rPr>
+        <w:t>订单开始打印通知。</w:t>
       </w:r>
     </w:p>
     <w:p>
       <w:pPr>
         <w:pStyle w:val="ListBullet"/>
-        <w:spacing w:after="60"/>
+        <w:spacing w:after="40"/>
       </w:pPr>
       <w:r>
         <w:rPr>
           <w:rFonts w:ascii="Microsoft YaHei" w:hAnsi="Microsoft YaHei" w:eastAsia="Microsoft YaHei"/>
-          <w:b w:val="0"/>
-          <w:sz w:val="20"/>
-        </w:rPr>
-        <w:t>保证系统上线安全边界清晰：不执行用户上传模型文件，不开放未登录报价接口，不引入不必要的队列或对象存储复杂度。</w:t>
+        </w:rPr>
+        <w:t>订单发货通知。</w:t>
       </w:r>
     </w:p>
     <w:p>
       <w:pPr>
+        <w:pStyle w:val="ListBullet"/>
+        <w:spacing w:after="40"/>
+      </w:pPr>
+      <w:r>
+        <w:rPr>
+          <w:rFonts w:ascii="Microsoft YaHei" w:hAnsi="Microsoft YaHei" w:eastAsia="Microsoft YaHei"/>
+        </w:rPr>
+        <w:t>订单完成通知。</w:t>
+      </w:r>
+    </w:p>
+    <w:p>
+      <w:pPr>
+        <w:spacing w:after="120" w:line="276" w:lineRule="auto"/>
+      </w:pPr>
+      <w:r>
+        <w:rPr>
+          <w:rFonts w:ascii="Microsoft YaHei" w:hAnsi="Microsoft YaHei" w:eastAsia="Microsoft YaHei"/>
+        </w:rPr>
+        <w:t>V1 邮件通知继续保留，微信公众号通知作为并行通道，避免单一通知方式失败。</w:t>
+      </w:r>
+    </w:p>
+    <w:p>
+      <w:pPr>
         <w:pStyle w:val="Heading1"/>
-        <w:spacing w:line="300" w:lineRule="auto" w:after="120"/>
+        <w:spacing w:before="200" w:after="120"/>
       </w:pPr>
       <w:r>
         <w:rPr>
           <w:rFonts w:ascii="Microsoft YaHei" w:hAnsi="Microsoft YaHei" w:eastAsia="Microsoft YaHei"/>
-          <w:b w:val="0"/>
-          <w:sz w:val="21"/>
-        </w:rPr>
-        <w:t>2. 目标客户</w:t>
+        </w:rPr>
+        <w:t>10. 后续开发路线图</w:t>
+      </w:r>
+    </w:p>
+    <w:p>
+      <w:pPr>
+        <w:pStyle w:val="Heading3"/>
+        <w:spacing w:before="200" w:after="120"/>
+      </w:pPr>
+      <w:r>
+        <w:rPr>
+          <w:rFonts w:ascii="Microsoft YaHei" w:hAnsi="Microsoft YaHei" w:eastAsia="Microsoft YaHei"/>
+        </w:rPr>
+        <w:t>阶段 A：稳定运营与数据整理</w:t>
+      </w:r>
+    </w:p>
+    <w:p>
+      <w:pPr>
+        <w:spacing w:after="120" w:line="276" w:lineRule="auto"/>
+      </w:pPr>
+      <w:r>
+        <w:rPr>
+          <w:rFonts w:ascii="Microsoft YaHei" w:hAnsi="Microsoft YaHei" w:eastAsia="Microsoft YaHei"/>
+        </w:rPr>
+        <w:t>目标：确保当前线上流程可靠，减少人工维护成本。</w:t>
+      </w:r>
+    </w:p>
+    <w:p>
+      <w:pPr>
+        <w:spacing w:after="120" w:line="276" w:lineRule="auto"/>
+      </w:pPr>
+      <w:r>
+        <w:rPr>
+          <w:rFonts w:ascii="Microsoft YaHei" w:hAnsi="Microsoft YaHei" w:eastAsia="Microsoft YaHei"/>
+        </w:rPr>
+        <w:t>计划内容：</w:t>
+      </w:r>
+    </w:p>
+    <w:p>
+      <w:pPr>
+        <w:pStyle w:val="ListBullet"/>
+        <w:spacing w:after="40"/>
+      </w:pPr>
+      <w:r>
+        <w:rPr>
+          <w:rFonts w:ascii="Microsoft YaHei" w:hAnsi="Microsoft YaHei" w:eastAsia="Microsoft YaHei"/>
+        </w:rPr>
+        <w:t>完善后台筛选、搜索、分页。</w:t>
+      </w:r>
+    </w:p>
+    <w:p>
+      <w:pPr>
+        <w:pStyle w:val="ListBullet"/>
+        <w:spacing w:after="40"/>
+      </w:pPr>
+      <w:r>
+        <w:rPr>
+          <w:rFonts w:ascii="Microsoft YaHei" w:hAnsi="Microsoft YaHei" w:eastAsia="Microsoft YaHei"/>
+        </w:rPr>
+        <w:t>增加订单导出。</w:t>
+      </w:r>
+    </w:p>
+    <w:p>
+      <w:pPr>
+        <w:pStyle w:val="ListBullet"/>
+        <w:spacing w:after="40"/>
+      </w:pPr>
+      <w:r>
+        <w:rPr>
+          <w:rFonts w:ascii="Microsoft YaHei" w:hAnsi="Microsoft YaHei" w:eastAsia="Microsoft YaHei"/>
+        </w:rPr>
+        <w:t>优化管理员订单详情页的报价确认表单。</w:t>
+      </w:r>
+    </w:p>
+    <w:p>
+      <w:pPr>
+        <w:pStyle w:val="ListBullet"/>
+        <w:spacing w:after="40"/>
+      </w:pPr>
+      <w:r>
+        <w:rPr>
+          <w:rFonts w:ascii="Microsoft YaHei" w:hAnsi="Microsoft YaHei" w:eastAsia="Microsoft YaHei"/>
+        </w:rPr>
+        <w:t>清理测试订单和异常切片记录。</w:t>
+      </w:r>
+    </w:p>
+    <w:p>
+      <w:pPr>
+        <w:pStyle w:val="ListBullet"/>
+        <w:spacing w:after="40"/>
+      </w:pPr>
+      <w:r>
+        <w:rPr>
+          <w:rFonts w:ascii="Microsoft YaHei" w:hAnsi="Microsoft YaHei" w:eastAsia="Microsoft YaHei"/>
+        </w:rPr>
+        <w:t>增加数据库备份脚本。</w:t>
+      </w:r>
+    </w:p>
+    <w:p>
+      <w:pPr>
+        <w:pStyle w:val="Heading3"/>
+        <w:spacing w:before="200" w:after="120"/>
+      </w:pPr>
+      <w:r>
+        <w:rPr>
+          <w:rFonts w:ascii="Microsoft YaHei" w:hAnsi="Microsoft YaHei" w:eastAsia="Microsoft YaHei"/>
+        </w:rPr>
+        <w:t>阶段 B：微信公众号通知</w:t>
+      </w:r>
+    </w:p>
+    <w:p>
+      <w:pPr>
+        <w:spacing w:after="120" w:line="276" w:lineRule="auto"/>
+      </w:pPr>
+      <w:r>
+        <w:rPr>
+          <w:rFonts w:ascii="Microsoft YaHei" w:hAnsi="Microsoft YaHei" w:eastAsia="Microsoft YaHei"/>
+        </w:rPr>
+        <w:t>目标：让客户通过微信及时收到状态变更。</w:t>
+      </w:r>
+    </w:p>
+    <w:p>
+      <w:pPr>
+        <w:spacing w:after="120" w:line="276" w:lineRule="auto"/>
+      </w:pPr>
+      <w:r>
+        <w:rPr>
+          <w:rFonts w:ascii="Microsoft YaHei" w:hAnsi="Microsoft YaHei" w:eastAsia="Microsoft YaHei"/>
+        </w:rPr>
+        <w:t>计划内容：</w:t>
+      </w:r>
+    </w:p>
+    <w:p>
+      <w:pPr>
+        <w:pStyle w:val="ListBullet"/>
+        <w:spacing w:after="40"/>
+      </w:pPr>
+      <w:r>
+        <w:rPr>
+          <w:rFonts w:ascii="Microsoft YaHei" w:hAnsi="Microsoft YaHei" w:eastAsia="Microsoft YaHei"/>
+        </w:rPr>
+        <w:t>新增微信账号绑定。</w:t>
+      </w:r>
+    </w:p>
+    <w:p>
+      <w:pPr>
+        <w:pStyle w:val="ListBullet"/>
+        <w:spacing w:after="40"/>
+      </w:pPr>
+      <w:r>
+        <w:rPr>
+          <w:rFonts w:ascii="Microsoft YaHei" w:hAnsi="Microsoft YaHei" w:eastAsia="Microsoft YaHei"/>
+        </w:rPr>
+        <w:t>接入公众号订阅消息。</w:t>
+      </w:r>
+    </w:p>
+    <w:p>
+      <w:pPr>
+        <w:pStyle w:val="ListBullet"/>
+        <w:spacing w:after="40"/>
+      </w:pPr>
+      <w:r>
+        <w:rPr>
+          <w:rFonts w:ascii="Microsoft YaHei" w:hAnsi="Microsoft YaHei" w:eastAsia="Microsoft YaHei"/>
+        </w:rPr>
+        <w:t>后台状态变更时同时发送邮件和微信通知。</w:t>
+      </w:r>
+    </w:p>
+    <w:p>
+      <w:pPr>
+        <w:pStyle w:val="ListBullet"/>
+        <w:spacing w:after="40"/>
+      </w:pPr>
+      <w:r>
+        <w:rPr>
+          <w:rFonts w:ascii="Microsoft YaHei" w:hAnsi="Microsoft YaHei" w:eastAsia="Microsoft YaHei"/>
+        </w:rPr>
+        <w:t>用户中心增加绑定状态展示。</w:t>
+      </w:r>
+    </w:p>
+    <w:p>
+      <w:pPr>
+        <w:pStyle w:val="Heading3"/>
+        <w:spacing w:before="200" w:after="120"/>
+      </w:pPr>
+      <w:r>
+        <w:rPr>
+          <w:rFonts w:ascii="Microsoft YaHei" w:hAnsi="Microsoft YaHei" w:eastAsia="Microsoft YaHei"/>
+        </w:rPr>
+        <w:t>阶段 C：付款确认与财务记录</w:t>
+      </w:r>
+    </w:p>
+    <w:p>
+      <w:pPr>
+        <w:spacing w:after="120" w:line="276" w:lineRule="auto"/>
+      </w:pPr>
+      <w:r>
+        <w:rPr>
+          <w:rFonts w:ascii="Microsoft YaHei" w:hAnsi="Microsoft YaHei" w:eastAsia="Microsoft YaHei"/>
+        </w:rPr>
+        <w:t>目标：规范待付款、已付款和订单金额确认流程。</w:t>
+      </w:r>
+    </w:p>
+    <w:p>
+      <w:pPr>
+        <w:spacing w:after="120" w:line="276" w:lineRule="auto"/>
+      </w:pPr>
+      <w:r>
+        <w:rPr>
+          <w:rFonts w:ascii="Microsoft YaHei" w:hAnsi="Microsoft YaHei" w:eastAsia="Microsoft YaHei"/>
+        </w:rPr>
+        <w:t>计划内容：</w:t>
+      </w:r>
+    </w:p>
+    <w:p>
+      <w:pPr>
+        <w:pStyle w:val="ListBullet"/>
+        <w:spacing w:after="40"/>
+      </w:pPr>
+      <w:r>
+        <w:rPr>
+          <w:rFonts w:ascii="Microsoft YaHei" w:hAnsi="Microsoft YaHei" w:eastAsia="Microsoft YaHei"/>
+        </w:rPr>
+        <w:t>后台确认最终价格。</w:t>
+      </w:r>
+    </w:p>
+    <w:p>
+      <w:pPr>
+        <w:pStyle w:val="ListBullet"/>
+        <w:spacing w:after="40"/>
+      </w:pPr>
+      <w:r>
+        <w:rPr>
+          <w:rFonts w:ascii="Microsoft YaHei" w:hAnsi="Microsoft YaHei" w:eastAsia="Microsoft YaHei"/>
+        </w:rPr>
+        <w:t>用户待付款页面展示付款方式。</w:t>
+      </w:r>
+    </w:p>
+    <w:p>
+      <w:pPr>
+        <w:pStyle w:val="ListBullet"/>
+        <w:spacing w:after="40"/>
+      </w:pPr>
+      <w:r>
+        <w:rPr>
+          <w:rFonts w:ascii="Microsoft YaHei" w:hAnsi="Microsoft YaHei" w:eastAsia="Microsoft YaHei"/>
+        </w:rPr>
+        <w:t>记录付款时间、付款金额、付款备注。</w:t>
+      </w:r>
+    </w:p>
+    <w:p>
+      <w:pPr>
+        <w:pStyle w:val="ListBullet"/>
+        <w:spacing w:after="40"/>
+      </w:pPr>
+      <w:r>
+        <w:rPr>
+          <w:rFonts w:ascii="Microsoft YaHei" w:hAnsi="Microsoft YaHei" w:eastAsia="Microsoft YaHei"/>
+        </w:rPr>
+        <w:t>V1 先支持线下付款记录，后续再接微信支付或支付宝。</w:t>
+      </w:r>
+    </w:p>
+    <w:p>
+      <w:pPr>
+        <w:pStyle w:val="Heading3"/>
+        <w:spacing w:before="200" w:after="120"/>
+      </w:pPr>
+      <w:r>
+        <w:rPr>
+          <w:rFonts w:ascii="Microsoft YaHei" w:hAnsi="Microsoft YaHei" w:eastAsia="Microsoft YaHei"/>
+        </w:rPr>
+        <w:t>阶段 D：生产排产与设备管理</w:t>
+      </w:r>
+    </w:p>
+    <w:p>
+      <w:pPr>
+        <w:spacing w:after="120" w:line="276" w:lineRule="auto"/>
+      </w:pPr>
+      <w:r>
+        <w:rPr>
+          <w:rFonts w:ascii="Microsoft YaHei" w:hAnsi="Microsoft YaHei" w:eastAsia="Microsoft YaHei"/>
+        </w:rPr>
+        <w:t>目标：面向 6 台 Bambu Lab P1S 建立更细的生产计划。</w:t>
+      </w:r>
+    </w:p>
+    <w:p>
+      <w:pPr>
+        <w:spacing w:after="120" w:line="276" w:lineRule="auto"/>
+      </w:pPr>
+      <w:r>
+        <w:rPr>
+          <w:rFonts w:ascii="Microsoft YaHei" w:hAnsi="Microsoft YaHei" w:eastAsia="Microsoft YaHei"/>
+        </w:rPr>
+        <w:t>计划内容：</w:t>
+      </w:r>
+    </w:p>
+    <w:p>
+      <w:pPr>
+        <w:pStyle w:val="ListBullet"/>
+        <w:spacing w:after="40"/>
+      </w:pPr>
+      <w:r>
+        <w:rPr>
+          <w:rFonts w:ascii="Microsoft YaHei" w:hAnsi="Microsoft YaHei" w:eastAsia="Microsoft YaHei"/>
+        </w:rPr>
+        <w:t>新增设备表。</w:t>
+      </w:r>
+    </w:p>
+    <w:p>
+      <w:pPr>
+        <w:pStyle w:val="ListBullet"/>
+        <w:spacing w:after="40"/>
+      </w:pPr>
+      <w:r>
+        <w:rPr>
+          <w:rFonts w:ascii="Microsoft YaHei" w:hAnsi="Microsoft YaHei" w:eastAsia="Microsoft YaHei"/>
+        </w:rPr>
+        <w:t>后台分配订单到设备。</w:t>
+      </w:r>
+    </w:p>
+    <w:p>
+      <w:pPr>
+        <w:pStyle w:val="ListBullet"/>
+        <w:spacing w:after="40"/>
+      </w:pPr>
+      <w:r>
+        <w:rPr>
+          <w:rFonts w:ascii="Microsoft YaHei" w:hAnsi="Microsoft YaHei" w:eastAsia="Microsoft YaHei"/>
+        </w:rPr>
+        <w:t>记录预计开始和完成时间。</w:t>
+      </w:r>
+    </w:p>
+    <w:p>
+      <w:pPr>
+        <w:pStyle w:val="ListBullet"/>
+        <w:spacing w:after="40"/>
+      </w:pPr>
+      <w:r>
+        <w:rPr>
+          <w:rFonts w:ascii="Microsoft YaHei" w:hAnsi="Microsoft YaHei" w:eastAsia="Microsoft YaHei"/>
+        </w:rPr>
+        <w:t>识别多文件订单的并行生产计划。</w:t>
+      </w:r>
+    </w:p>
+    <w:p>
+      <w:pPr>
+        <w:pStyle w:val="ListBullet"/>
+        <w:spacing w:after="40"/>
+      </w:pPr>
+      <w:r>
+        <w:rPr>
+          <w:rFonts w:ascii="Microsoft YaHei" w:hAnsi="Microsoft YaHei" w:eastAsia="Microsoft YaHei"/>
+        </w:rPr>
+        <w:t>打印失败、重打、补件记录。</w:t>
+      </w:r>
+    </w:p>
+    <w:p>
+      <w:pPr>
+        <w:pStyle w:val="Heading3"/>
+        <w:spacing w:before="200" w:after="120"/>
+      </w:pPr>
+      <w:r>
+        <w:rPr>
+          <w:rFonts w:ascii="Microsoft YaHei" w:hAnsi="Microsoft YaHei" w:eastAsia="Microsoft YaHei"/>
+        </w:rPr>
+        <w:t>阶段 E：文件存储与异步任务升级</w:t>
+      </w:r>
+    </w:p>
+    <w:p>
+      <w:pPr>
+        <w:spacing w:after="120" w:line="276" w:lineRule="auto"/>
+      </w:pPr>
+      <w:r>
+        <w:rPr>
+          <w:rFonts w:ascii="Microsoft YaHei" w:hAnsi="Microsoft YaHei" w:eastAsia="Microsoft YaHei"/>
+        </w:rPr>
+        <w:t>目标：提升大文件和高并发场景下的可靠性。</w:t>
+      </w:r>
+    </w:p>
+    <w:p>
+      <w:pPr>
+        <w:spacing w:after="120" w:line="276" w:lineRule="auto"/>
+      </w:pPr>
+      <w:r>
+        <w:rPr>
+          <w:rFonts w:ascii="Microsoft YaHei" w:hAnsi="Microsoft YaHei" w:eastAsia="Microsoft YaHei"/>
+        </w:rPr>
+        <w:t>计划内容：</w:t>
+      </w:r>
+    </w:p>
+    <w:p>
+      <w:pPr>
+        <w:pStyle w:val="ListBullet"/>
+        <w:spacing w:after="40"/>
+      </w:pPr>
+      <w:r>
+        <w:rPr>
+          <w:rFonts w:ascii="Microsoft YaHei" w:hAnsi="Microsoft YaHei" w:eastAsia="Microsoft YaHei"/>
+        </w:rPr>
+        <w:t>OSS 或对象存储直传。</w:t>
+      </w:r>
+    </w:p>
+    <w:p>
+      <w:pPr>
+        <w:pStyle w:val="ListBullet"/>
+        <w:spacing w:after="40"/>
+      </w:pPr>
+      <w:r>
+        <w:rPr>
+          <w:rFonts w:ascii="Microsoft YaHei" w:hAnsi="Microsoft YaHei" w:eastAsia="Microsoft YaHei"/>
+        </w:rPr>
+        <w:t>异步队列处理切片任务。</w:t>
+      </w:r>
+    </w:p>
+    <w:p>
+      <w:pPr>
+        <w:pStyle w:val="ListBullet"/>
+        <w:spacing w:after="40"/>
+      </w:pPr>
+      <w:r>
+        <w:rPr>
+          <w:rFonts w:ascii="Microsoft YaHei" w:hAnsi="Microsoft YaHei" w:eastAsia="Microsoft YaHei"/>
+        </w:rPr>
+        <w:t>限制切片并发，增加任务状态轮询。</w:t>
+      </w:r>
+    </w:p>
+    <w:p>
+      <w:pPr>
+        <w:pStyle w:val="ListBullet"/>
+        <w:spacing w:after="40"/>
+      </w:pPr>
+      <w:r>
+        <w:rPr>
+          <w:rFonts w:ascii="Microsoft YaHei" w:hAnsi="Microsoft YaHei" w:eastAsia="Microsoft YaHei"/>
+        </w:rPr>
+        <w:t>G-code 文件归档策略。</w:t>
+      </w:r>
+    </w:p>
+    <w:p>
+      <w:pPr>
+        <w:pStyle w:val="Heading3"/>
+        <w:spacing w:before="200" w:after="120"/>
+      </w:pPr>
+      <w:r>
+        <w:rPr>
+          <w:rFonts w:ascii="Microsoft YaHei" w:hAnsi="Microsoft YaHei" w:eastAsia="Microsoft YaHei"/>
+        </w:rPr>
+        <w:t>阶段 F：自动报价规则增强</w:t>
+      </w:r>
+    </w:p>
+    <w:p>
+      <w:pPr>
+        <w:spacing w:after="120" w:line="276" w:lineRule="auto"/>
+      </w:pPr>
+      <w:r>
+        <w:rPr>
+          <w:rFonts w:ascii="Microsoft YaHei" w:hAnsi="Microsoft YaHei" w:eastAsia="Microsoft YaHei"/>
+        </w:rPr>
+        <w:t>目标：让自动报价更接近生产实际。</w:t>
+      </w:r>
+    </w:p>
+    <w:p>
+      <w:pPr>
+        <w:spacing w:after="120" w:line="276" w:lineRule="auto"/>
+      </w:pPr>
+      <w:r>
+        <w:rPr>
+          <w:rFonts w:ascii="Microsoft YaHei" w:hAnsi="Microsoft YaHei" w:eastAsia="Microsoft YaHei"/>
+        </w:rPr>
+        <w:t>计划内容：</w:t>
+      </w:r>
+    </w:p>
+    <w:p>
+      <w:pPr>
+        <w:pStyle w:val="ListBullet"/>
+        <w:spacing w:after="40"/>
+      </w:pPr>
+      <w:r>
+        <w:rPr>
+          <w:rFonts w:ascii="Microsoft YaHei" w:hAnsi="Microsoft YaHei" w:eastAsia="Microsoft YaHei"/>
+        </w:rPr>
+        <w:t>支撑体积、失败风险、耗材类型、喷嘴尺寸、层高差异计价。</w:t>
+      </w:r>
+    </w:p>
+    <w:p>
+      <w:pPr>
+        <w:pStyle w:val="ListBullet"/>
+        <w:spacing w:after="40"/>
+      </w:pPr>
+      <w:r>
+        <w:rPr>
+          <w:rFonts w:ascii="Microsoft YaHei" w:hAnsi="Microsoft YaHei" w:eastAsia="Microsoft YaHei"/>
+        </w:rPr>
+        <w:t>识别超出设备尺寸、过小模型、薄壁模型等风险。</w:t>
+      </w:r>
+    </w:p>
+    <w:p>
+      <w:pPr>
+        <w:pStyle w:val="ListBullet"/>
+        <w:spacing w:after="40"/>
+      </w:pPr>
+      <w:r>
+        <w:rPr>
+          <w:rFonts w:ascii="Microsoft YaHei" w:hAnsi="Microsoft YaHei" w:eastAsia="Microsoft YaHei"/>
+        </w:rPr>
+        <w:t>增加人工调价记录。</w:t>
+      </w:r>
+    </w:p>
+    <w:p>
+      <w:pPr>
+        <w:pStyle w:val="ListBullet"/>
+        <w:spacing w:after="40"/>
+      </w:pPr>
+      <w:r>
+        <w:rPr>
+          <w:rFonts w:ascii="Microsoft YaHei" w:hAnsi="Microsoft YaHei" w:eastAsia="Microsoft YaHei"/>
+        </w:rPr>
+        <w:t>统计自动报价与最终成交价差异，优化规则。</w:t>
+      </w:r>
+    </w:p>
+    <w:p>
+      <w:pPr>
+        <w:pStyle w:val="Heading1"/>
+        <w:spacing w:before="200" w:after="120"/>
+      </w:pPr>
+      <w:r>
+        <w:rPr>
+          <w:rFonts w:ascii="Microsoft YaHei" w:hAnsi="Microsoft YaHei" w:eastAsia="Microsoft YaHei"/>
+        </w:rPr>
+        <w:t>11. 每阶段预期效果</w:t>
       </w:r>
     </w:p>
     <w:tbl>
@@ -206,96 +4252,65 @@
         <w:tblStyle w:val="TableGrid"/>
         <w:tblW w:type="auto" w:w="0"/>
         <w:jc w:val="center"/>
-        <w:tblLayout w:type="autofit"/>
         <w:tblLook w:firstColumn="1" w:firstRow="1" w:lastColumn="0" w:lastRow="0" w:noHBand="0" w:noVBand="1" w:val="04A0"/>
       </w:tblPr>
       <w:tblGrid>
-        <w:gridCol w:w="3293"/>
-        <w:gridCol w:w="3293"/>
-        <w:gridCol w:w="3293"/>
+        <w:gridCol w:w="3264"/>
+        <w:gridCol w:w="3264"/>
+        <w:gridCol w:w="3264"/>
       </w:tblGrid>
       <w:tr>
         <w:tc>
           <w:tcPr>
-            <w:tcW w:type="dxa" w:w="3293"/>
-            <w:tcMar>
-              <w:top w:w="90" w:type="dxa"/>
-              <w:left w:w="90" w:type="dxa"/>
-              <w:bottom w:w="90" w:type="dxa"/>
-              <w:right w:w="90" w:type="dxa"/>
-            </w:tcMar>
+            <w:tcW w:type="dxa" w:w="3264"/>
             <w:vAlign w:val="center"/>
-            <w:shd w:fill="D9EAF7"/>
+            <w:shd w:fill="E5E7EB"/>
           </w:tcPr>
           <w:p>
-            <w:pPr>
-              <w:spacing w:after="0"/>
-            </w:pPr>
             <w:r/>
             <w:r>
               <w:rPr>
                 <w:rFonts w:ascii="Microsoft YaHei" w:hAnsi="Microsoft YaHei" w:eastAsia="Microsoft YaHei"/>
                 <w:b/>
-                <w:color w:val="1F4E79"/>
                 <w:sz w:val="18"/>
               </w:rPr>
-              <w:t>客户类型</w:t>
+              <w:t>阶段</w:t>
             </w:r>
           </w:p>
         </w:tc>
         <w:tc>
           <w:tcPr>
-            <w:tcW w:type="dxa" w:w="3293"/>
-            <w:tcMar>
-              <w:top w:w="90" w:type="dxa"/>
-              <w:left w:w="90" w:type="dxa"/>
-              <w:bottom w:w="90" w:type="dxa"/>
-              <w:right w:w="90" w:type="dxa"/>
-            </w:tcMar>
+            <w:tcW w:type="dxa" w:w="3264"/>
             <w:vAlign w:val="center"/>
-            <w:shd w:fill="D9EAF7"/>
+            <w:shd w:fill="E5E7EB"/>
           </w:tcPr>
           <w:p>
-            <w:pPr>
-              <w:spacing w:after="0"/>
-            </w:pPr>
             <w:r/>
             <w:r>
               <w:rPr>
                 <w:rFonts w:ascii="Microsoft YaHei" w:hAnsi="Microsoft YaHei" w:eastAsia="Microsoft YaHei"/>
                 <w:b/>
-                <w:color w:val="1F4E79"/>
                 <w:sz w:val="18"/>
               </w:rPr>
-              <w:t>典型需求</w:t>
+              <w:t>预期效果</w:t>
             </w:r>
           </w:p>
         </w:tc>
         <w:tc>
           <w:tcPr>
-            <w:tcW w:type="dxa" w:w="3293"/>
-            <w:tcMar>
-              <w:top w:w="90" w:type="dxa"/>
-              <w:left w:w="90" w:type="dxa"/>
-              <w:bottom w:w="90" w:type="dxa"/>
-              <w:right w:w="90" w:type="dxa"/>
-            </w:tcMar>
+            <w:tcW w:type="dxa" w:w="3264"/>
             <w:vAlign w:val="center"/>
-            <w:shd w:fill="D9EAF7"/>
+            <w:shd w:fill="E5E7EB"/>
           </w:tcPr>
           <w:p>
-            <w:pPr>
-              <w:spacing w:after="0"/>
-            </w:pPr>
             <w:r/>
             <w:r>
               <w:rPr>
                 <w:rFonts w:ascii="Microsoft YaHei" w:hAnsi="Microsoft YaHei" w:eastAsia="Microsoft YaHei"/>
                 <w:b/>
-                <w:color w:val="1F4E79"/>
                 <w:sz w:val="18"/>
               </w:rPr>
-              <w:t>系统支持重点</w:t>
+              <w:t>主要衡量指标</w:t>
             </w:r>
           </w:p>
         </w:tc>
@@ -303,13 +4318,10 @@
       <w:tr>
         <w:tc>
           <w:tcPr>
-            <w:tcW w:type="dxa" w:w="3293"/>
+            <w:tcW w:type="dxa" w:w="3264"/>
             <w:vAlign w:val="center"/>
           </w:tcPr>
           <w:p>
-            <w:pPr>
-              <w:spacing w:after="0"/>
-            </w:pPr>
             <w:r/>
             <w:r>
               <w:rPr>
@@ -317,19 +4329,16 @@
                 <w:b w:val="0"/>
                 <w:sz w:val="18"/>
               </w:rPr>
-              <w:t>学生与毕业设计用户</w:t>
+              <w:t>已完成 MVP</w:t>
             </w:r>
           </w:p>
         </w:tc>
         <w:tc>
           <w:tcPr>
-            <w:tcW w:type="dxa" w:w="3293"/>
+            <w:tcW w:type="dxa" w:w="3264"/>
             <w:vAlign w:val="center"/>
           </w:tcPr>
           <w:p>
-            <w:pPr>
-              <w:spacing w:after="0"/>
-            </w:pPr>
             <w:r/>
             <w:r>
               <w:rPr>
@@ -337,19 +4346,16 @@
                 <w:b w:val="0"/>
                 <w:sz w:val="18"/>
               </w:rPr>
-              <w:t>外壳、结构件、毕业设计模型、小批量样件</w:t>
+              <w:t>客户可登录、上传、自动报价、提交订单，管理员可处理订单</w:t>
             </w:r>
           </w:p>
         </w:tc>
         <w:tc>
           <w:tcPr>
-            <w:tcW w:type="dxa" w:w="3293"/>
+            <w:tcW w:type="dxa" w:w="3264"/>
             <w:vAlign w:val="center"/>
           </w:tcPr>
           <w:p>
-            <w:pPr>
-              <w:spacing w:after="0"/>
-            </w:pPr>
             <w:r/>
             <w:r>
               <w:rPr>
@@ -357,7 +4363,7 @@
                 <w:b w:val="0"/>
                 <w:sz w:val="18"/>
               </w:rPr>
-              <w:t>快速上传、微信沟通、人工确认价格与交期</w:t>
+              <w:t>线上订单能完整创建，后台可下载文件</w:t>
             </w:r>
           </w:p>
         </w:tc>
@@ -365,13 +4371,10 @@
       <w:tr>
         <w:tc>
           <w:tcPr>
-            <w:tcW w:type="dxa" w:w="3293"/>
+            <w:tcW w:type="dxa" w:w="3264"/>
             <w:vAlign w:val="center"/>
           </w:tcPr>
           <w:p>
-            <w:pPr>
-              <w:spacing w:after="0"/>
-            </w:pPr>
             <w:r/>
             <w:r>
               <w:rPr>
@@ -379,19 +4382,16 @@
                 <w:b w:val="0"/>
                 <w:sz w:val="18"/>
               </w:rPr>
-              <w:t>创客与个人开发者</w:t>
+              <w:t>阶段 A 稳定运营</w:t>
             </w:r>
           </w:p>
         </w:tc>
         <w:tc>
           <w:tcPr>
-            <w:tcW w:type="dxa" w:w="3293"/>
+            <w:tcW w:type="dxa" w:w="3264"/>
             <w:vAlign w:val="center"/>
           </w:tcPr>
           <w:p>
-            <w:pPr>
-              <w:spacing w:after="0"/>
-            </w:pPr>
             <w:r/>
             <w:r>
               <w:rPr>
@@ -399,19 +4399,16 @@
                 <w:b w:val="0"/>
                 <w:sz w:val="18"/>
               </w:rPr>
-              <w:t>功能验证、装配测试、模型迭代</w:t>
+              <w:t>降低后台处理成本，提高数据可维护性</w:t>
             </w:r>
           </w:p>
         </w:tc>
         <w:tc>
           <w:tcPr>
-            <w:tcW w:type="dxa" w:w="3293"/>
+            <w:tcW w:type="dxa" w:w="3264"/>
             <w:vAlign w:val="center"/>
           </w:tcPr>
           <w:p>
-            <w:pPr>
-              <w:spacing w:after="0"/>
-            </w:pPr>
             <w:r/>
             <w:r>
               <w:rPr>
@@ -419,7 +4416,7 @@
                 <w:b w:val="0"/>
                 <w:sz w:val="18"/>
               </w:rPr>
-              <w:t>多文件上传、材料颜色选择、历史订单查询</w:t>
+              <w:t>管理员查询订单更快，异常订单可追踪</w:t>
             </w:r>
           </w:p>
         </w:tc>
@@ -427,13 +4424,10 @@
       <w:tr>
         <w:tc>
           <w:tcPr>
-            <w:tcW w:type="dxa" w:w="3293"/>
+            <w:tcW w:type="dxa" w:w="3264"/>
             <w:vAlign w:val="center"/>
           </w:tcPr>
           <w:p>
-            <w:pPr>
-              <w:spacing w:after="0"/>
-            </w:pPr>
             <w:r/>
             <w:r>
               <w:rPr>
@@ -441,19 +4435,16 @@
                 <w:b w:val="0"/>
                 <w:sz w:val="18"/>
               </w:rPr>
-              <w:t>小微企业与工作室</w:t>
+              <w:t>阶段 B 微信通知</w:t>
             </w:r>
           </w:p>
         </w:tc>
         <w:tc>
           <w:tcPr>
-            <w:tcW w:type="dxa" w:w="3293"/>
+            <w:tcW w:type="dxa" w:w="3264"/>
             <w:vAlign w:val="center"/>
           </w:tcPr>
           <w:p>
-            <w:pPr>
-              <w:spacing w:after="0"/>
-            </w:pPr>
             <w:r/>
             <w:r>
               <w:rPr>
@@ -461,19 +4452,16 @@
                 <w:b w:val="0"/>
                 <w:sz w:val="18"/>
               </w:rPr>
-              <w:t>产品打样、治具夹具、展示模型</w:t>
+              <w:t>提升客户响应速度，减少人工催问</w:t>
             </w:r>
           </w:p>
         </w:tc>
         <w:tc>
           <w:tcPr>
-            <w:tcW w:type="dxa" w:w="3293"/>
+            <w:tcW w:type="dxa" w:w="3264"/>
             <w:vAlign w:val="center"/>
           </w:tcPr>
           <w:p>
-            <w:pPr>
-              <w:spacing w:after="0"/>
-            </w:pPr>
             <w:r/>
             <w:r>
               <w:rPr>
@@ -481,7 +4469,7 @@
                 <w:b w:val="0"/>
                 <w:sz w:val="18"/>
               </w:rPr>
-              <w:t>订单资料完整、状态流转、后台可追踪</w:t>
+              <w:t>状态变更通知触达率提升</w:t>
             </w:r>
           </w:p>
         </w:tc>
@@ -489,13 +4477,10 @@
       <w:tr>
         <w:tc>
           <w:tcPr>
-            <w:tcW w:type="dxa" w:w="3293"/>
+            <w:tcW w:type="dxa" w:w="3264"/>
             <w:vAlign w:val="center"/>
           </w:tcPr>
           <w:p>
-            <w:pPr>
-              <w:spacing w:after="0"/>
-            </w:pPr>
             <w:r/>
             <w:r>
               <w:rPr>
@@ -503,19 +4488,16 @@
                 <w:b w:val="0"/>
                 <w:sz w:val="18"/>
               </w:rPr>
-              <w:t>本地客户</w:t>
+              <w:t>阶段 C 付款确认</w:t>
             </w:r>
           </w:p>
         </w:tc>
         <w:tc>
           <w:tcPr>
-            <w:tcW w:type="dxa" w:w="3293"/>
+            <w:tcW w:type="dxa" w:w="3264"/>
             <w:vAlign w:val="center"/>
           </w:tcPr>
           <w:p>
-            <w:pPr>
-              <w:spacing w:after="0"/>
-            </w:pPr>
             <w:r/>
             <w:r>
               <w:rPr>
@@ -523,19 +4505,16 @@
                 <w:b w:val="0"/>
                 <w:sz w:val="18"/>
               </w:rPr>
-              <w:t>西安本地自取或跑腿配送</w:t>
+              <w:t>形成订单金额确认和收款记录</w:t>
             </w:r>
           </w:p>
         </w:tc>
         <w:tc>
           <w:tcPr>
-            <w:tcW w:type="dxa" w:w="3293"/>
+            <w:tcW w:type="dxa" w:w="3264"/>
             <w:vAlign w:val="center"/>
           </w:tcPr>
           <w:p>
-            <w:pPr>
-              <w:spacing w:after="0"/>
-            </w:pPr>
             <w:r/>
             <w:r>
               <w:rPr>
@@ -543,7 +4522,166 @@
                 <w:b w:val="0"/>
                 <w:sz w:val="18"/>
               </w:rPr>
-              <w:t>配送方式与收货信息、人工确认机制</w:t>
+              <w:t>待付款、已付款状态更清晰</w:t>
+            </w:r>
+          </w:p>
+        </w:tc>
+      </w:tr>
+      <w:tr>
+        <w:tc>
+          <w:tcPr>
+            <w:tcW w:type="dxa" w:w="3264"/>
+            <w:vAlign w:val="center"/>
+          </w:tcPr>
+          <w:p>
+            <w:r/>
+            <w:r>
+              <w:rPr>
+                <w:rFonts w:ascii="Microsoft YaHei" w:hAnsi="Microsoft YaHei" w:eastAsia="Microsoft YaHei"/>
+                <w:b w:val="0"/>
+                <w:sz w:val="18"/>
+              </w:rPr>
+              <w:t>阶段 D 生产排产</w:t>
+            </w:r>
+          </w:p>
+        </w:tc>
+        <w:tc>
+          <w:tcPr>
+            <w:tcW w:type="dxa" w:w="3264"/>
+            <w:vAlign w:val="center"/>
+          </w:tcPr>
+          <w:p>
+            <w:r/>
+            <w:r>
+              <w:rPr>
+                <w:rFonts w:ascii="Microsoft YaHei" w:hAnsi="Microsoft YaHei" w:eastAsia="Microsoft YaHei"/>
+                <w:b w:val="0"/>
+                <w:sz w:val="18"/>
+              </w:rPr>
+              <w:t>支持多设备生产安排</w:t>
+            </w:r>
+          </w:p>
+        </w:tc>
+        <w:tc>
+          <w:tcPr>
+            <w:tcW w:type="dxa" w:w="3264"/>
+            <w:vAlign w:val="center"/>
+          </w:tcPr>
+          <w:p>
+            <w:r/>
+            <w:r>
+              <w:rPr>
+                <w:rFonts w:ascii="Microsoft YaHei" w:hAnsi="Microsoft YaHei" w:eastAsia="Microsoft YaHei"/>
+                <w:b w:val="0"/>
+                <w:sz w:val="18"/>
+              </w:rPr>
+              <w:t>订单预计完成时间更准确</w:t>
+            </w:r>
+          </w:p>
+        </w:tc>
+      </w:tr>
+      <w:tr>
+        <w:tc>
+          <w:tcPr>
+            <w:tcW w:type="dxa" w:w="3264"/>
+            <w:vAlign w:val="center"/>
+          </w:tcPr>
+          <w:p>
+            <w:r/>
+            <w:r>
+              <w:rPr>
+                <w:rFonts w:ascii="Microsoft YaHei" w:hAnsi="Microsoft YaHei" w:eastAsia="Microsoft YaHei"/>
+                <w:b w:val="0"/>
+                <w:sz w:val="18"/>
+              </w:rPr>
+              <w:t>阶段 E 存储与队列</w:t>
+            </w:r>
+          </w:p>
+        </w:tc>
+        <w:tc>
+          <w:tcPr>
+            <w:tcW w:type="dxa" w:w="3264"/>
+            <w:vAlign w:val="center"/>
+          </w:tcPr>
+          <w:p>
+            <w:r/>
+            <w:r>
+              <w:rPr>
+                <w:rFonts w:ascii="Microsoft YaHei" w:hAnsi="Microsoft YaHei" w:eastAsia="Microsoft YaHei"/>
+                <w:b w:val="0"/>
+                <w:sz w:val="18"/>
+              </w:rPr>
+              <w:t>支持更大文件和更稳定切片</w:t>
+            </w:r>
+          </w:p>
+        </w:tc>
+        <w:tc>
+          <w:tcPr>
+            <w:tcW w:type="dxa" w:w="3264"/>
+            <w:vAlign w:val="center"/>
+          </w:tcPr>
+          <w:p>
+            <w:r/>
+            <w:r>
+              <w:rPr>
+                <w:rFonts w:ascii="Microsoft YaHei" w:hAnsi="Microsoft YaHei" w:eastAsia="Microsoft YaHei"/>
+                <w:b w:val="0"/>
+                <w:sz w:val="18"/>
+              </w:rPr>
+              <w:t>切片失败率下降，上传更稳定</w:t>
+            </w:r>
+          </w:p>
+        </w:tc>
+      </w:tr>
+      <w:tr>
+        <w:tc>
+          <w:tcPr>
+            <w:tcW w:type="dxa" w:w="3264"/>
+            <w:vAlign w:val="center"/>
+          </w:tcPr>
+          <w:p>
+            <w:r/>
+            <w:r>
+              <w:rPr>
+                <w:rFonts w:ascii="Microsoft YaHei" w:hAnsi="Microsoft YaHei" w:eastAsia="Microsoft YaHei"/>
+                <w:b w:val="0"/>
+                <w:sz w:val="18"/>
+              </w:rPr>
+              <w:t>阶段 F 报价增强</w:t>
+            </w:r>
+          </w:p>
+        </w:tc>
+        <w:tc>
+          <w:tcPr>
+            <w:tcW w:type="dxa" w:w="3264"/>
+            <w:vAlign w:val="center"/>
+          </w:tcPr>
+          <w:p>
+            <w:r/>
+            <w:r>
+              <w:rPr>
+                <w:rFonts w:ascii="Microsoft YaHei" w:hAnsi="Microsoft YaHei" w:eastAsia="Microsoft YaHei"/>
+                <w:b w:val="0"/>
+                <w:sz w:val="18"/>
+              </w:rPr>
+              <w:t>自动报价更接近最终成交价</w:t>
+            </w:r>
+          </w:p>
+        </w:tc>
+        <w:tc>
+          <w:tcPr>
+            <w:tcW w:type="dxa" w:w="3264"/>
+            <w:vAlign w:val="center"/>
+          </w:tcPr>
+          <w:p>
+            <w:r/>
+            <w:r>
+              <w:rPr>
+                <w:rFonts w:ascii="Microsoft YaHei" w:hAnsi="Microsoft YaHei" w:eastAsia="Microsoft YaHei"/>
+                <w:b w:val="0"/>
+                <w:sz w:val="18"/>
+              </w:rPr>
+              <w:t>自动报价与人工报价偏差降低</w:t>
             </w:r>
           </w:p>
         </w:tc>
@@ -553,78 +4691,24 @@
     <w:p>
       <w:pPr>
         <w:pStyle w:val="Heading1"/>
-        <w:spacing w:line="300" w:lineRule="auto" w:after="120"/>
+        <w:spacing w:before="200" w:after="120"/>
       </w:pPr>
       <w:r>
         <w:rPr>
           <w:rFonts w:ascii="Microsoft YaHei" w:hAnsi="Microsoft YaHei" w:eastAsia="Microsoft YaHei"/>
-          <w:b w:val="0"/>
-          <w:sz w:val="21"/>
-        </w:rPr>
-        <w:t>3. 整体业务流程</w:t>
+        </w:rPr>
+        <w:t>12. 核心数据结构</w:t>
       </w:r>
     </w:p>
     <w:p>
       <w:pPr>
-        <w:spacing w:line="300" w:lineRule="auto" w:after="120"/>
+        <w:spacing w:after="120" w:line="276" w:lineRule="auto"/>
       </w:pPr>
       <w:r>
         <w:rPr>
           <w:rFonts w:ascii="Microsoft YaHei" w:hAnsi="Microsoft YaHei" w:eastAsia="Microsoft YaHei"/>
-          <w:b w:val="0"/>
-          <w:sz w:val="21"/>
-        </w:rPr>
-        <w:t>客户从访问首页进入在线报价，登录后上传 STL/STEP/STP/3MF 文件；系统对 STL 触发 PrusaSlicer 自动切片报价，对暂不支持自动切片的格式进入人工确认；客户填写联系与收货信息后提交订单，订单进入待确认状态；管理员在后台查看文件、切片结果、客户资料和配送信息，复核后推进状态并通知客户。</w:t>
-      </w:r>
-    </w:p>
-    <w:p>
-      <w:r>
-        <w:drawing>
-          <wp:inline xmlns:a="http://schemas.openxmlformats.org/drawingml/2006/main" xmlns:pic="http://schemas.openxmlformats.org/drawingml/2006/picture">
-            <wp:extent cx="6126480" cy="3104083"/>
-            <wp:docPr id="1" name="Picture 1"/>
-            <wp:cNvGraphicFramePr>
-              <a:graphicFrameLocks noChangeAspect="1"/>
-            </wp:cNvGraphicFramePr>
-            <a:graphic>
-              <a:graphicData uri="http://schemas.openxmlformats.org/drawingml/2006/picture">
-                <pic:pic>
-                  <pic:nvPicPr>
-                    <pic:cNvPr id="0" name="order_flow.png"/>
-                    <pic:cNvPicPr/>
-                  </pic:nvPicPr>
-                  <pic:blipFill>
-                    <a:blip r:embed="rId9"/>
-                    <a:stretch>
-                      <a:fillRect/>
-                    </a:stretch>
-                  </pic:blipFill>
-                  <pic:spPr>
-                    <a:xfrm>
-                      <a:off x="0" y="0"/>
-                      <a:ext cx="6126480" cy="3104083"/>
-                    </a:xfrm>
-                    <a:prstGeom prst="rect"/>
-                  </pic:spPr>
-                </pic:pic>
-              </a:graphicData>
-            </a:graphic>
-          </wp:inline>
-        </w:drawing>
-      </w:r>
-    </w:p>
-    <w:p>
-      <w:pPr>
-        <w:pStyle w:val="Heading1"/>
-        <w:spacing w:line="300" w:lineRule="auto" w:after="120"/>
-      </w:pPr>
-      <w:r>
-        <w:rPr>
-          <w:rFonts w:ascii="Microsoft YaHei" w:hAnsi="Microsoft YaHei" w:eastAsia="Microsoft YaHei"/>
-          <w:b w:val="0"/>
-          <w:sz w:val="21"/>
-        </w:rPr>
-        <w:t>4. 前台页面结构</w:t>
+        </w:rPr>
+        <w:t>当前核心数据表如下：</w:t>
       </w:r>
     </w:p>
     <w:tbl>
@@ -632,2433 +4716,43 @@
         <w:tblStyle w:val="TableGrid"/>
         <w:tblW w:type="auto" w:w="0"/>
         <w:jc w:val="center"/>
-        <w:tblLayout w:type="autofit"/>
         <w:tblLook w:firstColumn="1" w:firstRow="1" w:lastColumn="0" w:lastRow="0" w:noHBand="0" w:noVBand="1" w:val="04A0"/>
       </w:tblPr>
       <w:tblGrid>
-        <w:gridCol w:w="3293"/>
-        <w:gridCol w:w="3293"/>
-        <w:gridCol w:w="3293"/>
+        <w:gridCol w:w="4896"/>
+        <w:gridCol w:w="4896"/>
       </w:tblGrid>
       <w:tr>
         <w:tc>
           <w:tcPr>
-            <w:tcW w:type="dxa" w:w="3293"/>
-            <w:tcMar>
-              <w:top w:w="90" w:type="dxa"/>
-              <w:left w:w="90" w:type="dxa"/>
-              <w:bottom w:w="90" w:type="dxa"/>
-              <w:right w:w="90" w:type="dxa"/>
-            </w:tcMar>
+            <w:tcW w:type="dxa" w:w="4896"/>
             <w:vAlign w:val="center"/>
-            <w:shd w:fill="D9EAF7"/>
+            <w:shd w:fill="E5E7EB"/>
           </w:tcPr>
           <w:p>
-            <w:pPr>
-              <w:spacing w:after="0"/>
-            </w:pPr>
             <w:r/>
             <w:r>
               <w:rPr>
                 <w:rFonts w:ascii="Microsoft YaHei" w:hAnsi="Microsoft YaHei" w:eastAsia="Microsoft YaHei"/>
                 <w:b/>
-                <w:color w:val="1F4E79"/>
                 <w:sz w:val="18"/>
               </w:rPr>
-              <w:t>页面</w:t>
+              <w:t>表名</w:t>
             </w:r>
           </w:p>
         </w:tc>
         <w:tc>
           <w:tcPr>
-            <w:tcW w:type="dxa" w:w="3293"/>
-            <w:tcMar>
-              <w:top w:w="90" w:type="dxa"/>
-              <w:left w:w="90" w:type="dxa"/>
-              <w:bottom w:w="90" w:type="dxa"/>
-              <w:right w:w="90" w:type="dxa"/>
-            </w:tcMar>
+            <w:tcW w:type="dxa" w:w="4896"/>
             <w:vAlign w:val="center"/>
-            <w:shd w:fill="D9EAF7"/>
+            <w:shd w:fill="E5E7EB"/>
           </w:tcPr>
           <w:p>
-            <w:pPr>
-              <w:spacing w:after="0"/>
-            </w:pPr>
             <w:r/>
             <w:r>
               <w:rPr>
                 <w:rFonts w:ascii="Microsoft YaHei" w:hAnsi="Microsoft YaHei" w:eastAsia="Microsoft YaHei"/>
                 <w:b/>
-                <w:color w:val="1F4E79"/>
-                <w:sz w:val="18"/>
-              </w:rPr>
-              <w:t>访问对象</w:t>
-            </w:r>
-          </w:p>
-        </w:tc>
-        <w:tc>
-          <w:tcPr>
-            <w:tcW w:type="dxa" w:w="3293"/>
-            <w:tcMar>
-              <w:top w:w="90" w:type="dxa"/>
-              <w:left w:w="90" w:type="dxa"/>
-              <w:bottom w:w="90" w:type="dxa"/>
-              <w:right w:w="90" w:type="dxa"/>
-            </w:tcMar>
-            <w:vAlign w:val="center"/>
-            <w:shd w:fill="D9EAF7"/>
-          </w:tcPr>
-          <w:p>
-            <w:pPr>
-              <w:spacing w:after="0"/>
-            </w:pPr>
-            <w:r/>
-            <w:r>
-              <w:rPr>
-                <w:rFonts w:ascii="Microsoft YaHei" w:hAnsi="Microsoft YaHei" w:eastAsia="Microsoft YaHei"/>
-                <w:b/>
-                <w:color w:val="1F4E79"/>
-                <w:sz w:val="18"/>
-              </w:rPr>
-              <w:t>主要内容</w:t>
-            </w:r>
-          </w:p>
-        </w:tc>
-      </w:tr>
-      <w:tr>
-        <w:tc>
-          <w:tcPr>
-            <w:tcW w:type="dxa" w:w="3293"/>
-            <w:vAlign w:val="center"/>
-          </w:tcPr>
-          <w:p>
-            <w:pPr>
-              <w:spacing w:after="0"/>
-            </w:pPr>
-            <w:r/>
-            <w:r>
-              <w:rPr>
-                <w:rFonts w:ascii="Microsoft YaHei" w:hAnsi="Microsoft YaHei" w:eastAsia="Microsoft YaHei"/>
-                <w:b w:val="0"/>
-                <w:sz w:val="18"/>
-              </w:rPr>
-              <w:t>/</w:t>
-            </w:r>
-          </w:p>
-        </w:tc>
-        <w:tc>
-          <w:tcPr>
-            <w:tcW w:type="dxa" w:w="3293"/>
-            <w:vAlign w:val="center"/>
-          </w:tcPr>
-          <w:p>
-            <w:pPr>
-              <w:spacing w:after="0"/>
-            </w:pPr>
-            <w:r/>
-            <w:r>
-              <w:rPr>
-                <w:rFonts w:ascii="Microsoft YaHei" w:hAnsi="Microsoft YaHei" w:eastAsia="Microsoft YaHei"/>
-                <w:b w:val="0"/>
-                <w:sz w:val="18"/>
-              </w:rPr>
-              <w:t>公开访问</w:t>
-            </w:r>
-          </w:p>
-        </w:tc>
-        <w:tc>
-          <w:tcPr>
-            <w:tcW w:type="dxa" w:w="3293"/>
-            <w:vAlign w:val="center"/>
-          </w:tcPr>
-          <w:p>
-            <w:pPr>
-              <w:spacing w:after="0"/>
-            </w:pPr>
-            <w:r/>
-            <w:r>
-              <w:rPr>
-                <w:rFonts w:ascii="Microsoft YaHei" w:hAnsi="Microsoft YaHei" w:eastAsia="Microsoft YaHei"/>
-                <w:b w:val="0"/>
-                <w:sz w:val="18"/>
-              </w:rPr>
-              <w:t>项目介绍、服务入口、联系信息、客户登录状态</w:t>
-            </w:r>
-          </w:p>
-        </w:tc>
-      </w:tr>
-      <w:tr>
-        <w:tc>
-          <w:tcPr>
-            <w:tcW w:type="dxa" w:w="3293"/>
-            <w:vAlign w:val="center"/>
-          </w:tcPr>
-          <w:p>
-            <w:pPr>
-              <w:spacing w:after="0"/>
-            </w:pPr>
-            <w:r/>
-            <w:r>
-              <w:rPr>
-                <w:rFonts w:ascii="Microsoft YaHei" w:hAnsi="Microsoft YaHei" w:eastAsia="Microsoft YaHei"/>
-                <w:b w:val="0"/>
-                <w:sz w:val="18"/>
-              </w:rPr>
-              <w:t>/quote</w:t>
-            </w:r>
-          </w:p>
-        </w:tc>
-        <w:tc>
-          <w:tcPr>
-            <w:tcW w:type="dxa" w:w="3293"/>
-            <w:vAlign w:val="center"/>
-          </w:tcPr>
-          <w:p>
-            <w:pPr>
-              <w:spacing w:after="0"/>
-            </w:pPr>
-            <w:r/>
-            <w:r>
-              <w:rPr>
-                <w:rFonts w:ascii="Microsoft YaHei" w:hAnsi="Microsoft YaHei" w:eastAsia="Microsoft YaHei"/>
-                <w:b w:val="0"/>
-                <w:sz w:val="18"/>
-              </w:rPr>
-              <w:t>未登录可浏览，登录后可操作</w:t>
-            </w:r>
-          </w:p>
-        </w:tc>
-        <w:tc>
-          <w:tcPr>
-            <w:tcW w:type="dxa" w:w="3293"/>
-            <w:vAlign w:val="center"/>
-          </w:tcPr>
-          <w:p>
-            <w:pPr>
-              <w:spacing w:after="0"/>
-            </w:pPr>
-            <w:r/>
-            <w:r>
-              <w:rPr>
-                <w:rFonts w:ascii="Microsoft YaHei" w:hAnsi="Microsoft YaHei" w:eastAsia="Microsoft YaHei"/>
-                <w:b w:val="0"/>
-                <w:sz w:val="18"/>
-              </w:rPr>
-              <w:t>上传区域、文件卡片、自动报价、联系与收货信息、订单汇总、提交按钮</w:t>
-            </w:r>
-          </w:p>
-        </w:tc>
-      </w:tr>
-      <w:tr>
-        <w:tc>
-          <w:tcPr>
-            <w:tcW w:type="dxa" w:w="3293"/>
-            <w:vAlign w:val="center"/>
-          </w:tcPr>
-          <w:p>
-            <w:pPr>
-              <w:spacing w:after="0"/>
-            </w:pPr>
-            <w:r/>
-            <w:r>
-              <w:rPr>
-                <w:rFonts w:ascii="Microsoft YaHei" w:hAnsi="Microsoft YaHei" w:eastAsia="Microsoft YaHei"/>
-                <w:b w:val="0"/>
-                <w:sz w:val="18"/>
-              </w:rPr>
-              <w:t>/account/login</w:t>
-            </w:r>
-          </w:p>
-        </w:tc>
-        <w:tc>
-          <w:tcPr>
-            <w:tcW w:type="dxa" w:w="3293"/>
-            <w:vAlign w:val="center"/>
-          </w:tcPr>
-          <w:p>
-            <w:pPr>
-              <w:spacing w:after="0"/>
-            </w:pPr>
-            <w:r/>
-            <w:r>
-              <w:rPr>
-                <w:rFonts w:ascii="Microsoft YaHei" w:hAnsi="Microsoft YaHei" w:eastAsia="Microsoft YaHei"/>
-                <w:b w:val="0"/>
-                <w:sz w:val="18"/>
-              </w:rPr>
-              <w:t>客户</w:t>
-            </w:r>
-          </w:p>
-        </w:tc>
-        <w:tc>
-          <w:tcPr>
-            <w:tcW w:type="dxa" w:w="3293"/>
-            <w:vAlign w:val="center"/>
-          </w:tcPr>
-          <w:p>
-            <w:pPr>
-              <w:spacing w:after="0"/>
-            </w:pPr>
-            <w:r/>
-            <w:r>
-              <w:rPr>
-                <w:rFonts w:ascii="Microsoft YaHei" w:hAnsi="Microsoft YaHei" w:eastAsia="Microsoft YaHei"/>
-                <w:b w:val="0"/>
-                <w:sz w:val="18"/>
-              </w:rPr>
-              <w:t>手机号密码登录、失败提示与限流反馈</w:t>
-            </w:r>
-          </w:p>
-        </w:tc>
-      </w:tr>
-      <w:tr>
-        <w:tc>
-          <w:tcPr>
-            <w:tcW w:type="dxa" w:w="3293"/>
-            <w:vAlign w:val="center"/>
-          </w:tcPr>
-          <w:p>
-            <w:pPr>
-              <w:spacing w:after="0"/>
-            </w:pPr>
-            <w:r/>
-            <w:r>
-              <w:rPr>
-                <w:rFonts w:ascii="Microsoft YaHei" w:hAnsi="Microsoft YaHei" w:eastAsia="Microsoft YaHei"/>
-                <w:b w:val="0"/>
-                <w:sz w:val="18"/>
-              </w:rPr>
-              <w:t>/account/register</w:t>
-            </w:r>
-          </w:p>
-        </w:tc>
-        <w:tc>
-          <w:tcPr>
-            <w:tcW w:type="dxa" w:w="3293"/>
-            <w:vAlign w:val="center"/>
-          </w:tcPr>
-          <w:p>
-            <w:pPr>
-              <w:spacing w:after="0"/>
-            </w:pPr>
-            <w:r/>
-            <w:r>
-              <w:rPr>
-                <w:rFonts w:ascii="Microsoft YaHei" w:hAnsi="Microsoft YaHei" w:eastAsia="Microsoft YaHei"/>
-                <w:b w:val="0"/>
-                <w:sz w:val="18"/>
-              </w:rPr>
-              <w:t>客户</w:t>
-            </w:r>
-          </w:p>
-        </w:tc>
-        <w:tc>
-          <w:tcPr>
-            <w:tcW w:type="dxa" w:w="3293"/>
-            <w:vAlign w:val="center"/>
-          </w:tcPr>
-          <w:p>
-            <w:pPr>
-              <w:spacing w:after="0"/>
-            </w:pPr>
-            <w:r/>
-            <w:r>
-              <w:rPr>
-                <w:rFonts w:ascii="Microsoft YaHei" w:hAnsi="Microsoft YaHei" w:eastAsia="Microsoft YaHei"/>
-                <w:b w:val="0"/>
-                <w:sz w:val="18"/>
-              </w:rPr>
-              <w:t>手机号、密码、姓名、微信、邮箱注册</w:t>
-            </w:r>
-          </w:p>
-        </w:tc>
-      </w:tr>
-      <w:tr>
-        <w:tc>
-          <w:tcPr>
-            <w:tcW w:type="dxa" w:w="3293"/>
-            <w:vAlign w:val="center"/>
-          </w:tcPr>
-          <w:p>
-            <w:pPr>
-              <w:spacing w:after="0"/>
-            </w:pPr>
-            <w:r/>
-            <w:r>
-              <w:rPr>
-                <w:rFonts w:ascii="Microsoft YaHei" w:hAnsi="Microsoft YaHei" w:eastAsia="Microsoft YaHei"/>
-                <w:b w:val="0"/>
-                <w:sz w:val="18"/>
-              </w:rPr>
-              <w:t>/account</w:t>
-            </w:r>
-          </w:p>
-        </w:tc>
-        <w:tc>
-          <w:tcPr>
-            <w:tcW w:type="dxa" w:w="3293"/>
-            <w:vAlign w:val="center"/>
-          </w:tcPr>
-          <w:p>
-            <w:pPr>
-              <w:spacing w:after="0"/>
-            </w:pPr>
-            <w:r/>
-            <w:r>
-              <w:rPr>
-                <w:rFonts w:ascii="Microsoft YaHei" w:hAnsi="Microsoft YaHei" w:eastAsia="Microsoft YaHei"/>
-                <w:b w:val="0"/>
-                <w:sz w:val="18"/>
-              </w:rPr>
-              <w:t>已登录客户</w:t>
-            </w:r>
-          </w:p>
-        </w:tc>
-        <w:tc>
-          <w:tcPr>
-            <w:tcW w:type="dxa" w:w="3293"/>
-            <w:vAlign w:val="center"/>
-          </w:tcPr>
-          <w:p>
-            <w:pPr>
-              <w:spacing w:after="0"/>
-            </w:pPr>
-            <w:r/>
-            <w:r>
-              <w:rPr>
-                <w:rFonts w:ascii="Microsoft YaHei" w:hAnsi="Microsoft YaHei" w:eastAsia="Microsoft YaHei"/>
-                <w:b w:val="0"/>
-                <w:sz w:val="18"/>
-              </w:rPr>
-              <w:t>用户资料、我的订单、历史报价入口</w:t>
-            </w:r>
-          </w:p>
-        </w:tc>
-      </w:tr>
-      <w:tr>
-        <w:tc>
-          <w:tcPr>
-            <w:tcW w:type="dxa" w:w="3293"/>
-            <w:vAlign w:val="center"/>
-          </w:tcPr>
-          <w:p>
-            <w:pPr>
-              <w:spacing w:after="0"/>
-            </w:pPr>
-            <w:r/>
-            <w:r>
-              <w:rPr>
-                <w:rFonts w:ascii="Microsoft YaHei" w:hAnsi="Microsoft YaHei" w:eastAsia="Microsoft YaHei"/>
-                <w:b w:val="0"/>
-                <w:sz w:val="18"/>
-              </w:rPr>
-              <w:t>/account/orders/[id]</w:t>
-            </w:r>
-          </w:p>
-        </w:tc>
-        <w:tc>
-          <w:tcPr>
-            <w:tcW w:type="dxa" w:w="3293"/>
-            <w:vAlign w:val="center"/>
-          </w:tcPr>
-          <w:p>
-            <w:pPr>
-              <w:spacing w:after="0"/>
-            </w:pPr>
-            <w:r/>
-            <w:r>
-              <w:rPr>
-                <w:rFonts w:ascii="Microsoft YaHei" w:hAnsi="Microsoft YaHei" w:eastAsia="Microsoft YaHei"/>
-                <w:b w:val="0"/>
-                <w:sz w:val="18"/>
-              </w:rPr>
-              <w:t>订单所属客户</w:t>
-            </w:r>
-          </w:p>
-        </w:tc>
-        <w:tc>
-          <w:tcPr>
-            <w:tcW w:type="dxa" w:w="3293"/>
-            <w:vAlign w:val="center"/>
-          </w:tcPr>
-          <w:p>
-            <w:pPr>
-              <w:spacing w:after="0"/>
-            </w:pPr>
-            <w:r/>
-            <w:r>
-              <w:rPr>
-                <w:rFonts w:ascii="Microsoft YaHei" w:hAnsi="Microsoft YaHei" w:eastAsia="Microsoft YaHei"/>
-                <w:b w:val="0"/>
-                <w:sz w:val="18"/>
-              </w:rPr>
-              <w:t>订单详情、文件明细、价格、交期、状态</w:t>
-            </w:r>
-          </w:p>
-        </w:tc>
-      </w:tr>
-      <w:tr>
-        <w:tc>
-          <w:tcPr>
-            <w:tcW w:type="dxa" w:w="3293"/>
-            <w:vAlign w:val="center"/>
-          </w:tcPr>
-          <w:p>
-            <w:pPr>
-              <w:spacing w:after="0"/>
-            </w:pPr>
-            <w:r/>
-            <w:r>
-              <w:rPr>
-                <w:rFonts w:ascii="Microsoft YaHei" w:hAnsi="Microsoft YaHei" w:eastAsia="Microsoft YaHei"/>
-                <w:b w:val="0"/>
-                <w:sz w:val="18"/>
-              </w:rPr>
-              <w:t>/account/orders/[id]/confirm</w:t>
-            </w:r>
-          </w:p>
-        </w:tc>
-        <w:tc>
-          <w:tcPr>
-            <w:tcW w:type="dxa" w:w="3293"/>
-            <w:vAlign w:val="center"/>
-          </w:tcPr>
-          <w:p>
-            <w:pPr>
-              <w:spacing w:after="0"/>
-            </w:pPr>
-            <w:r/>
-            <w:r>
-              <w:rPr>
-                <w:rFonts w:ascii="Microsoft YaHei" w:hAnsi="Microsoft YaHei" w:eastAsia="Microsoft YaHei"/>
-                <w:b w:val="0"/>
-                <w:sz w:val="18"/>
-              </w:rPr>
-              <w:t>订单所属客户</w:t>
-            </w:r>
-          </w:p>
-        </w:tc>
-        <w:tc>
-          <w:tcPr>
-            <w:tcW w:type="dxa" w:w="3293"/>
-            <w:vAlign w:val="center"/>
-          </w:tcPr>
-          <w:p>
-            <w:pPr>
-              <w:spacing w:after="0"/>
-            </w:pPr>
-            <w:r/>
-            <w:r>
-              <w:rPr>
-                <w:rFonts w:ascii="Microsoft YaHei" w:hAnsi="Microsoft YaHei" w:eastAsia="Microsoft YaHei"/>
-                <w:b w:val="0"/>
-                <w:sz w:val="18"/>
-              </w:rPr>
-              <w:t>付款前确认页和人工确认提示</w:t>
-            </w:r>
-          </w:p>
-        </w:tc>
-      </w:tr>
-    </w:tbl>
-    <w:p/>
-    <w:p>
-      <w:r>
-        <w:drawing>
-          <wp:inline xmlns:a="http://schemas.openxmlformats.org/drawingml/2006/main" xmlns:pic="http://schemas.openxmlformats.org/drawingml/2006/picture">
-            <wp:extent cx="6126480" cy="3757574"/>
-            <wp:docPr id="2" name="Picture 2"/>
-            <wp:cNvGraphicFramePr>
-              <a:graphicFrameLocks noChangeAspect="1"/>
-            </wp:cNvGraphicFramePr>
-            <a:graphic>
-              <a:graphicData uri="http://schemas.openxmlformats.org/drawingml/2006/picture">
-                <pic:pic>
-                  <pic:nvPicPr>
-                    <pic:cNvPr id="0" name="page_tree.png"/>
-                    <pic:cNvPicPr/>
-                  </pic:nvPicPr>
-                  <pic:blipFill>
-                    <a:blip r:embed="rId10"/>
-                    <a:stretch>
-                      <a:fillRect/>
-                    </a:stretch>
-                  </pic:blipFill>
-                  <pic:spPr>
-                    <a:xfrm>
-                      <a:off x="0" y="0"/>
-                      <a:ext cx="6126480" cy="3757574"/>
-                    </a:xfrm>
-                    <a:prstGeom prst="rect"/>
-                  </pic:spPr>
-                </pic:pic>
-              </a:graphicData>
-            </a:graphic>
-          </wp:inline>
-        </w:drawing>
-      </w:r>
-    </w:p>
-    <w:p>
-      <w:pPr>
-        <w:pStyle w:val="Heading1"/>
-        <w:spacing w:line="300" w:lineRule="auto" w:after="120"/>
-      </w:pPr>
-      <w:r>
-        <w:rPr>
-          <w:rFonts w:ascii="Microsoft YaHei" w:hAnsi="Microsoft YaHei" w:eastAsia="Microsoft YaHei"/>
-          <w:b w:val="0"/>
-          <w:sz w:val="21"/>
-        </w:rPr>
-        <w:t>5. 会员系统设计</w:t>
-      </w:r>
-    </w:p>
-    <w:p>
-      <w:pPr>
-        <w:pStyle w:val="ListBullet"/>
-        <w:spacing w:after="60"/>
-      </w:pPr>
-      <w:r>
-        <w:rPr>
-          <w:rFonts w:ascii="Microsoft YaHei" w:hAnsi="Microsoft YaHei" w:eastAsia="Microsoft YaHei"/>
-          <w:b w:val="0"/>
-          <w:sz w:val="20"/>
-        </w:rPr>
-        <w:t>手机号作为唯一账号，格式为中国大陆 11 位手机号；密码至少 8 位并以 hash 形式保存。</w:t>
-      </w:r>
-    </w:p>
-    <w:p>
-      <w:pPr>
-        <w:pStyle w:val="ListBullet"/>
-        <w:spacing w:after="60"/>
-      </w:pPr>
-      <w:r>
-        <w:rPr>
-          <w:rFonts w:ascii="Microsoft YaHei" w:hAnsi="Microsoft YaHei" w:eastAsia="Microsoft YaHei"/>
-          <w:b w:val="0"/>
-          <w:sz w:val="20"/>
-        </w:rPr>
-        <w:t>登录成功后写入独立的 customer_session httpOnly Cookie，与管理员 session 分离。</w:t>
-      </w:r>
-    </w:p>
-    <w:p>
-      <w:pPr>
-        <w:pStyle w:val="ListBullet"/>
-        <w:spacing w:after="60"/>
-      </w:pPr>
-      <w:r>
-        <w:rPr>
-          <w:rFonts w:ascii="Microsoft YaHei" w:hAnsi="Microsoft YaHei" w:eastAsia="Microsoft YaHei"/>
-          <w:b w:val="0"/>
-          <w:sz w:val="20"/>
-        </w:rPr>
-        <w:t>全站前台展示登录状态：未登录显示登录/注册，已登录显示当前用户、我的账户和退出。</w:t>
-      </w:r>
-    </w:p>
-    <w:p>
-      <w:pPr>
-        <w:pStyle w:val="ListBullet"/>
-        <w:spacing w:after="60"/>
-      </w:pPr>
-      <w:r>
-        <w:rPr>
-          <w:rFonts w:ascii="Microsoft YaHei" w:hAnsi="Microsoft YaHei" w:eastAsia="Microsoft YaHei"/>
-          <w:b w:val="0"/>
-          <w:sz w:val="20"/>
-        </w:rPr>
-        <w:t>未登录用户可以查看 /quote 布局，但上传、填写、自动报价和提交行为禁用；后端 API 继续返回 401 作为硬权限边界。</w:t>
-      </w:r>
-    </w:p>
-    <w:p>
-      <w:pPr>
-        <w:pStyle w:val="ListBullet"/>
-        <w:spacing w:after="60"/>
-      </w:pPr>
-      <w:r>
-        <w:rPr>
-          <w:rFonts w:ascii="Microsoft YaHei" w:hAnsi="Microsoft YaHei" w:eastAsia="Microsoft YaHei"/>
-          <w:b w:val="0"/>
-          <w:sz w:val="20"/>
-        </w:rPr>
-        <w:t>客户中心展示用户资料、订单列表和订单详情，订单详情必须校验订单归属。</w:t>
-      </w:r>
-    </w:p>
-    <w:p>
-      <w:pPr>
-        <w:pStyle w:val="Heading1"/>
-        <w:spacing w:line="300" w:lineRule="auto" w:after="120"/>
-      </w:pPr>
-      <w:r>
-        <w:rPr>
-          <w:rFonts w:ascii="Microsoft YaHei" w:hAnsi="Microsoft YaHei" w:eastAsia="Microsoft YaHei"/>
-          <w:b w:val="0"/>
-          <w:sz w:val="21"/>
-        </w:rPr>
-        <w:t>6. 自动报价系统设计</w:t>
-      </w:r>
-    </w:p>
-    <w:p>
-      <w:pPr>
-        <w:spacing w:line="300" w:lineRule="auto" w:after="120"/>
-      </w:pPr>
-      <w:r>
-        <w:rPr>
-          <w:rFonts w:ascii="Microsoft YaHei" w:hAnsi="Microsoft YaHei" w:eastAsia="Microsoft YaHei"/>
-          <w:b w:val="0"/>
-          <w:sz w:val="21"/>
-        </w:rPr>
-        <w:t>自动报价以 PrusaSlicer CLI 输出的 G-code 元数据为基础，当前仅对 STL 文件自动切片。系统解析耗材重量、打印时间，并按材料销售价、工时费、包装费、配送费计算客户可理解的确定报价。STEP/STP/3MF 暂时进入人工确认。</w:t>
-      </w:r>
-    </w:p>
-    <w:tbl>
-      <w:tblPr>
-        <w:tblStyle w:val="TableGrid"/>
-        <w:tblW w:type="auto" w:w="0"/>
-        <w:jc w:val="center"/>
-        <w:tblLayout w:type="autofit"/>
-        <w:tblLook w:firstColumn="1" w:firstRow="1" w:lastColumn="0" w:lastRow="0" w:noHBand="0" w:noVBand="1" w:val="04A0"/>
-      </w:tblPr>
-      <w:tblGrid>
-        <w:gridCol w:w="4939"/>
-        <w:gridCol w:w="4939"/>
-      </w:tblGrid>
-      <w:tr>
-        <w:tc>
-          <w:tcPr>
-            <w:tcW w:type="dxa" w:w="4939"/>
-            <w:tcMar>
-              <w:top w:w="90" w:type="dxa"/>
-              <w:left w:w="90" w:type="dxa"/>
-              <w:bottom w:w="90" w:type="dxa"/>
-              <w:right w:w="90" w:type="dxa"/>
-            </w:tcMar>
-            <w:vAlign w:val="center"/>
-            <w:shd w:fill="D9EAF7"/>
-          </w:tcPr>
-          <w:p>
-            <w:pPr>
-              <w:spacing w:after="0"/>
-            </w:pPr>
-            <w:r/>
-            <w:r>
-              <w:rPr>
-                <w:rFonts w:ascii="Microsoft YaHei" w:hAnsi="Microsoft YaHei" w:eastAsia="Microsoft YaHei"/>
-                <w:b/>
-                <w:color w:val="1F4E79"/>
-                <w:sz w:val="18"/>
-              </w:rPr>
-              <w:t>项目</w:t>
-            </w:r>
-          </w:p>
-        </w:tc>
-        <w:tc>
-          <w:tcPr>
-            <w:tcW w:type="dxa" w:w="4939"/>
-            <w:tcMar>
-              <w:top w:w="90" w:type="dxa"/>
-              <w:left w:w="90" w:type="dxa"/>
-              <w:bottom w:w="90" w:type="dxa"/>
-              <w:right w:w="90" w:type="dxa"/>
-            </w:tcMar>
-            <w:vAlign w:val="center"/>
-            <w:shd w:fill="D9EAF7"/>
-          </w:tcPr>
-          <w:p>
-            <w:pPr>
-              <w:spacing w:after="0"/>
-            </w:pPr>
-            <w:r/>
-            <w:r>
-              <w:rPr>
-                <w:rFonts w:ascii="Microsoft YaHei" w:hAnsi="Microsoft YaHei" w:eastAsia="Microsoft YaHei"/>
-                <w:b/>
-                <w:color w:val="1F4E79"/>
-                <w:sz w:val="18"/>
-              </w:rPr>
-              <w:t>规则</w:t>
-            </w:r>
-          </w:p>
-        </w:tc>
-      </w:tr>
-      <w:tr>
-        <w:tc>
-          <w:tcPr>
-            <w:tcW w:type="dxa" w:w="4939"/>
-            <w:vAlign w:val="center"/>
-          </w:tcPr>
-          <w:p>
-            <w:pPr>
-              <w:spacing w:after="0"/>
-            </w:pPr>
-            <w:r/>
-            <w:r>
-              <w:rPr>
-                <w:rFonts w:ascii="Microsoft YaHei" w:hAnsi="Microsoft YaHei" w:eastAsia="Microsoft YaHei"/>
-                <w:b w:val="0"/>
-                <w:sz w:val="18"/>
-              </w:rPr>
-              <w:t>材料销售价</w:t>
-            </w:r>
-          </w:p>
-        </w:tc>
-        <w:tc>
-          <w:tcPr>
-            <w:tcW w:type="dxa" w:w="4939"/>
-            <w:vAlign w:val="center"/>
-          </w:tcPr>
-          <w:p>
-            <w:pPr>
-              <w:spacing w:after="0"/>
-            </w:pPr>
-            <w:r/>
-            <w:r>
-              <w:rPr>
-                <w:rFonts w:ascii="Microsoft YaHei" w:hAnsi="Microsoft YaHei" w:eastAsia="Microsoft YaHei"/>
-                <w:b w:val="0"/>
-                <w:sz w:val="18"/>
-              </w:rPr>
-              <w:t>PLA 0.25 元/g，PETG 0.20 元/g，ABS 0.35 元/g</w:t>
-            </w:r>
-          </w:p>
-        </w:tc>
-      </w:tr>
-      <w:tr>
-        <w:tc>
-          <w:tcPr>
-            <w:tcW w:type="dxa" w:w="4939"/>
-            <w:vAlign w:val="center"/>
-          </w:tcPr>
-          <w:p>
-            <w:pPr>
-              <w:spacing w:after="0"/>
-            </w:pPr>
-            <w:r/>
-            <w:r>
-              <w:rPr>
-                <w:rFonts w:ascii="Microsoft YaHei" w:hAnsi="Microsoft YaHei" w:eastAsia="Microsoft YaHei"/>
-                <w:b w:val="0"/>
-                <w:sz w:val="18"/>
-              </w:rPr>
-              <w:t>工时费</w:t>
-            </w:r>
-          </w:p>
-        </w:tc>
-        <w:tc>
-          <w:tcPr>
-            <w:tcW w:type="dxa" w:w="4939"/>
-            <w:vAlign w:val="center"/>
-          </w:tcPr>
-          <w:p>
-            <w:pPr>
-              <w:spacing w:after="0"/>
-            </w:pPr>
-            <w:r/>
-            <w:r>
-              <w:rPr>
-                <w:rFonts w:ascii="Microsoft YaHei" w:hAnsi="Microsoft YaHei" w:eastAsia="Microsoft YaHei"/>
-                <w:b w:val="0"/>
-                <w:sz w:val="18"/>
-              </w:rPr>
-              <w:t>打印小时数 × 1.5 元/小时，单文件不足 5 元按 5 元计</w:t>
-            </w:r>
-          </w:p>
-        </w:tc>
-      </w:tr>
-      <w:tr>
-        <w:tc>
-          <w:tcPr>
-            <w:tcW w:type="dxa" w:w="4939"/>
-            <w:vAlign w:val="center"/>
-          </w:tcPr>
-          <w:p>
-            <w:pPr>
-              <w:spacing w:after="0"/>
-            </w:pPr>
-            <w:r/>
-            <w:r>
-              <w:rPr>
-                <w:rFonts w:ascii="Microsoft YaHei" w:hAnsi="Microsoft YaHei" w:eastAsia="Microsoft YaHei"/>
-                <w:b w:val="0"/>
-                <w:sz w:val="18"/>
-              </w:rPr>
-              <w:t>包装费</w:t>
-            </w:r>
-          </w:p>
-        </w:tc>
-        <w:tc>
-          <w:tcPr>
-            <w:tcW w:type="dxa" w:w="4939"/>
-            <w:vAlign w:val="center"/>
-          </w:tcPr>
-          <w:p>
-            <w:pPr>
-              <w:spacing w:after="0"/>
-            </w:pPr>
-            <w:r/>
-            <w:r>
-              <w:rPr>
-                <w:rFonts w:ascii="Microsoft YaHei" w:hAnsi="Microsoft YaHei" w:eastAsia="Microsoft YaHei"/>
-                <w:b w:val="0"/>
-                <w:sz w:val="18"/>
-              </w:rPr>
-              <w:t>每单固定 3 元，前台平摊到文件价格中</w:t>
-            </w:r>
-          </w:p>
-        </w:tc>
-      </w:tr>
-      <w:tr>
-        <w:tc>
-          <w:tcPr>
-            <w:tcW w:type="dxa" w:w="4939"/>
-            <w:vAlign w:val="center"/>
-          </w:tcPr>
-          <w:p>
-            <w:pPr>
-              <w:spacing w:after="0"/>
-            </w:pPr>
-            <w:r/>
-            <w:r>
-              <w:rPr>
-                <w:rFonts w:ascii="Microsoft YaHei" w:hAnsi="Microsoft YaHei" w:eastAsia="Microsoft YaHei"/>
-                <w:b w:val="0"/>
-                <w:sz w:val="18"/>
-              </w:rPr>
-              <w:t>最低订单金额</w:t>
-            </w:r>
-          </w:p>
-        </w:tc>
-        <w:tc>
-          <w:tcPr>
-            <w:tcW w:type="dxa" w:w="4939"/>
-            <w:vAlign w:val="center"/>
-          </w:tcPr>
-          <w:p>
-            <w:pPr>
-              <w:spacing w:after="0"/>
-            </w:pPr>
-            <w:r/>
-            <w:r>
-              <w:rPr>
-                <w:rFonts w:ascii="Microsoft YaHei" w:hAnsi="Microsoft YaHei" w:eastAsia="Microsoft YaHei"/>
-                <w:b w:val="0"/>
-                <w:sz w:val="18"/>
-              </w:rPr>
-              <w:t>应付总价低于 20 元时按 20 元显示</w:t>
-            </w:r>
-          </w:p>
-        </w:tc>
-      </w:tr>
-      <w:tr>
-        <w:tc>
-          <w:tcPr>
-            <w:tcW w:type="dxa" w:w="4939"/>
-            <w:vAlign w:val="center"/>
-          </w:tcPr>
-          <w:p>
-            <w:pPr>
-              <w:spacing w:after="0"/>
-            </w:pPr>
-            <w:r/>
-            <w:r>
-              <w:rPr>
-                <w:rFonts w:ascii="Microsoft YaHei" w:hAnsi="Microsoft YaHei" w:eastAsia="Microsoft YaHei"/>
-                <w:b w:val="0"/>
-                <w:sz w:val="18"/>
-              </w:rPr>
-              <w:t>交货期</w:t>
-            </w:r>
-          </w:p>
-        </w:tc>
-        <w:tc>
-          <w:tcPr>
-            <w:tcW w:type="dxa" w:w="4939"/>
-            <w:vAlign w:val="center"/>
-          </w:tcPr>
-          <w:p>
-            <w:pPr>
-              <w:spacing w:after="0"/>
-            </w:pPr>
-            <w:r/>
-            <w:r>
-              <w:rPr>
-                <w:rFonts w:ascii="Microsoft YaHei" w:hAnsi="Microsoft YaHei" w:eastAsia="Microsoft YaHei"/>
-                <w:b w:val="0"/>
-                <w:sz w:val="18"/>
-              </w:rPr>
-              <w:t>所有成功切片文件总打印时间 / 6 台 P1S + 24 小时，向上取整为小时</w:t>
-            </w:r>
-          </w:p>
-        </w:tc>
-      </w:tr>
-      <w:tr>
-        <w:tc>
-          <w:tcPr>
-            <w:tcW w:type="dxa" w:w="4939"/>
-            <w:vAlign w:val="center"/>
-          </w:tcPr>
-          <w:p>
-            <w:pPr>
-              <w:spacing w:after="0"/>
-            </w:pPr>
-            <w:r/>
-            <w:r>
-              <w:rPr>
-                <w:rFonts w:ascii="Microsoft YaHei" w:hAnsi="Microsoft YaHei" w:eastAsia="Microsoft YaHei"/>
-                <w:b w:val="0"/>
-                <w:sz w:val="18"/>
-              </w:rPr>
-              <w:t>失败策略</w:t>
-            </w:r>
-          </w:p>
-        </w:tc>
-        <w:tc>
-          <w:tcPr>
-            <w:tcW w:type="dxa" w:w="4939"/>
-            <w:vAlign w:val="center"/>
-          </w:tcPr>
-          <w:p>
-            <w:pPr>
-              <w:spacing w:after="0"/>
-            </w:pPr>
-            <w:r/>
-            <w:r>
-              <w:rPr>
-                <w:rFonts w:ascii="Microsoft YaHei" w:hAnsi="Microsoft YaHei" w:eastAsia="Microsoft YaHei"/>
-                <w:b w:val="0"/>
-                <w:sz w:val="18"/>
-              </w:rPr>
-              <w:t>显示“计算失败，需人工确认”，不阻断客户提交需求</w:t>
-            </w:r>
-          </w:p>
-        </w:tc>
-      </w:tr>
-    </w:tbl>
-    <w:p/>
-    <w:p>
-      <w:r>
-        <w:drawing>
-          <wp:inline xmlns:a="http://schemas.openxmlformats.org/drawingml/2006/main" xmlns:pic="http://schemas.openxmlformats.org/drawingml/2006/picture">
-            <wp:extent cx="6126480" cy="3757574"/>
-            <wp:docPr id="3" name="Picture 3"/>
-            <wp:cNvGraphicFramePr>
-              <a:graphicFrameLocks noChangeAspect="1"/>
-            </wp:cNvGraphicFramePr>
-            <a:graphic>
-              <a:graphicData uri="http://schemas.openxmlformats.org/drawingml/2006/picture">
-                <pic:pic>
-                  <pic:nvPicPr>
-                    <pic:cNvPr id="0" name="auto_quote.png"/>
-                    <pic:cNvPicPr/>
-                  </pic:nvPicPr>
-                  <pic:blipFill>
-                    <a:blip r:embed="rId11"/>
-                    <a:stretch>
-                      <a:fillRect/>
-                    </a:stretch>
-                  </pic:blipFill>
-                  <pic:spPr>
-                    <a:xfrm>
-                      <a:off x="0" y="0"/>
-                      <a:ext cx="6126480" cy="3757574"/>
-                    </a:xfrm>
-                    <a:prstGeom prst="rect"/>
-                  </pic:spPr>
-                </pic:pic>
-              </a:graphicData>
-            </a:graphic>
-          </wp:inline>
-        </w:drawing>
-      </w:r>
-    </w:p>
-    <w:p>
-      <w:pPr>
-        <w:pStyle w:val="Heading1"/>
-        <w:spacing w:line="300" w:lineRule="auto" w:after="120"/>
-      </w:pPr>
-      <w:r>
-        <w:rPr>
-          <w:rFonts w:ascii="Microsoft YaHei" w:hAnsi="Microsoft YaHei" w:eastAsia="Microsoft YaHei"/>
-          <w:b w:val="0"/>
-          <w:sz w:val="21"/>
-        </w:rPr>
-        <w:t>7. 后台订单管理设计</w:t>
-      </w:r>
-    </w:p>
-    <w:p>
-      <w:pPr>
-        <w:pStyle w:val="ListBullet"/>
-        <w:spacing w:after="60"/>
-      </w:pPr>
-      <w:r>
-        <w:rPr>
-          <w:rFonts w:ascii="Microsoft YaHei" w:hAnsi="Microsoft YaHei" w:eastAsia="Microsoft YaHei"/>
-          <w:b w:val="0"/>
-          <w:sz w:val="20"/>
-        </w:rPr>
-        <w:t>管理员通过 /admin/login 登录，使用独立管理员 Cookie 和环境变量账号密码。</w:t>
-      </w:r>
-    </w:p>
-    <w:p>
-      <w:pPr>
-        <w:pStyle w:val="ListBullet"/>
-        <w:spacing w:after="60"/>
-      </w:pPr>
-      <w:r>
-        <w:rPr>
-          <w:rFonts w:ascii="Microsoft YaHei" w:hAnsi="Microsoft YaHei" w:eastAsia="Microsoft YaHei"/>
-          <w:b w:val="0"/>
-          <w:sz w:val="20"/>
-        </w:rPr>
-        <w:t>订单列表展示订单编号、提交时间、客户信息、文件数量、总价、预计交货期、配送方式和状态。</w:t>
-      </w:r>
-    </w:p>
-    <w:p>
-      <w:pPr>
-        <w:pStyle w:val="ListBullet"/>
-        <w:spacing w:after="60"/>
-      </w:pPr>
-      <w:r>
-        <w:rPr>
-          <w:rFonts w:ascii="Microsoft YaHei" w:hAnsi="Microsoft YaHei" w:eastAsia="Microsoft YaHei"/>
-          <w:b w:val="0"/>
-          <w:sz w:val="20"/>
-        </w:rPr>
-        <w:t>订单详情展示客户信息、收货信息、上传文件、材料颜色数量、切片结果、下载按钮、状态修改、物流字段和管理员备注。</w:t>
-      </w:r>
-    </w:p>
-    <w:p>
-      <w:pPr>
-        <w:pStyle w:val="ListBullet"/>
-        <w:spacing w:after="60"/>
-      </w:pPr>
-      <w:r>
-        <w:rPr>
-          <w:rFonts w:ascii="Microsoft YaHei" w:hAnsi="Microsoft YaHei" w:eastAsia="Microsoft YaHei"/>
-          <w:b w:val="0"/>
-          <w:sz w:val="20"/>
-        </w:rPr>
-        <w:t>后台可执行“测试切片报价”按钮，用于管理员对单个文件进行切片验证和结果保存。</w:t>
-      </w:r>
-    </w:p>
-    <w:p>
-      <w:pPr>
-        <w:pStyle w:val="Heading1"/>
-        <w:spacing w:line="300" w:lineRule="auto" w:after="120"/>
-      </w:pPr>
-      <w:r>
-        <w:rPr>
-          <w:rFonts w:ascii="Microsoft YaHei" w:hAnsi="Microsoft YaHei" w:eastAsia="Microsoft YaHei"/>
-          <w:b w:val="0"/>
-          <w:sz w:val="21"/>
-        </w:rPr>
-        <w:t>8. 订单状态流转</w:t>
-      </w:r>
-    </w:p>
-    <w:p>
-      <w:pPr>
-        <w:spacing w:line="300" w:lineRule="auto" w:after="120"/>
-      </w:pPr>
-      <w:r>
-        <w:rPr>
-          <w:rFonts w:ascii="Microsoft YaHei" w:hAnsi="Microsoft YaHei" w:eastAsia="Microsoft YaHei"/>
-          <w:b w:val="0"/>
-          <w:sz w:val="21"/>
-        </w:rPr>
-        <w:t>订单状态统一为：待确认、待付款、已付款、排产中、打印中、后处理、已发货、已完成、已取消。状态变更由管理员在后台执行，并记录状态日志。</w:t>
-      </w:r>
-    </w:p>
-    <w:p>
-      <w:r>
-        <w:drawing>
-          <wp:inline xmlns:a="http://schemas.openxmlformats.org/drawingml/2006/main" xmlns:pic="http://schemas.openxmlformats.org/drawingml/2006/picture">
-            <wp:extent cx="6126480" cy="2532278"/>
-            <wp:docPr id="4" name="Picture 4"/>
-            <wp:cNvGraphicFramePr>
-              <a:graphicFrameLocks noChangeAspect="1"/>
-            </wp:cNvGraphicFramePr>
-            <a:graphic>
-              <a:graphicData uri="http://schemas.openxmlformats.org/drawingml/2006/picture">
-                <pic:pic>
-                  <pic:nvPicPr>
-                    <pic:cNvPr id="0" name="status_flow.png"/>
-                    <pic:cNvPicPr/>
-                  </pic:nvPicPr>
-                  <pic:blipFill>
-                    <a:blip r:embed="rId12"/>
-                    <a:stretch>
-                      <a:fillRect/>
-                    </a:stretch>
-                  </pic:blipFill>
-                  <pic:spPr>
-                    <a:xfrm>
-                      <a:off x="0" y="0"/>
-                      <a:ext cx="6126480" cy="2532278"/>
-                    </a:xfrm>
-                    <a:prstGeom prst="rect"/>
-                  </pic:spPr>
-                </pic:pic>
-              </a:graphicData>
-            </a:graphic>
-          </wp:inline>
-        </w:drawing>
-      </w:r>
-    </w:p>
-    <w:tbl>
-      <w:tblPr>
-        <w:tblStyle w:val="TableGrid"/>
-        <w:tblW w:type="auto" w:w="0"/>
-        <w:jc w:val="center"/>
-        <w:tblLayout w:type="autofit"/>
-        <w:tblLook w:firstColumn="1" w:firstRow="1" w:lastColumn="0" w:lastRow="0" w:noHBand="0" w:noVBand="1" w:val="04A0"/>
-      </w:tblPr>
-      <w:tblGrid>
-        <w:gridCol w:w="3293"/>
-        <w:gridCol w:w="3293"/>
-        <w:gridCol w:w="3293"/>
-      </w:tblGrid>
-      <w:tr>
-        <w:tc>
-          <w:tcPr>
-            <w:tcW w:type="dxa" w:w="3293"/>
-            <w:tcMar>
-              <w:top w:w="90" w:type="dxa"/>
-              <w:left w:w="90" w:type="dxa"/>
-              <w:bottom w:w="90" w:type="dxa"/>
-              <w:right w:w="90" w:type="dxa"/>
-            </w:tcMar>
-            <w:vAlign w:val="center"/>
-            <w:shd w:fill="D9EAF7"/>
-          </w:tcPr>
-          <w:p>
-            <w:pPr>
-              <w:spacing w:after="0"/>
-            </w:pPr>
-            <w:r/>
-            <w:r>
-              <w:rPr>
-                <w:rFonts w:ascii="Microsoft YaHei" w:hAnsi="Microsoft YaHei" w:eastAsia="Microsoft YaHei"/>
-                <w:b/>
-                <w:color w:val="1F4E79"/>
-                <w:sz w:val="18"/>
-              </w:rPr>
-              <w:t>状态</w:t>
-            </w:r>
-          </w:p>
-        </w:tc>
-        <w:tc>
-          <w:tcPr>
-            <w:tcW w:type="dxa" w:w="3293"/>
-            <w:tcMar>
-              <w:top w:w="90" w:type="dxa"/>
-              <w:left w:w="90" w:type="dxa"/>
-              <w:bottom w:w="90" w:type="dxa"/>
-              <w:right w:w="90" w:type="dxa"/>
-            </w:tcMar>
-            <w:vAlign w:val="center"/>
-            <w:shd w:fill="D9EAF7"/>
-          </w:tcPr>
-          <w:p>
-            <w:pPr>
-              <w:spacing w:after="0"/>
-            </w:pPr>
-            <w:r/>
-            <w:r>
-              <w:rPr>
-                <w:rFonts w:ascii="Microsoft YaHei" w:hAnsi="Microsoft YaHei" w:eastAsia="Microsoft YaHei"/>
-                <w:b/>
-                <w:color w:val="1F4E79"/>
-                <w:sz w:val="18"/>
-              </w:rPr>
-              <w:t>业务含义</w:t>
-            </w:r>
-          </w:p>
-        </w:tc>
-        <w:tc>
-          <w:tcPr>
-            <w:tcW w:type="dxa" w:w="3293"/>
-            <w:tcMar>
-              <w:top w:w="90" w:type="dxa"/>
-              <w:left w:w="90" w:type="dxa"/>
-              <w:bottom w:w="90" w:type="dxa"/>
-              <w:right w:w="90" w:type="dxa"/>
-            </w:tcMar>
-            <w:vAlign w:val="center"/>
-            <w:shd w:fill="D9EAF7"/>
-          </w:tcPr>
-          <w:p>
-            <w:pPr>
-              <w:spacing w:after="0"/>
-            </w:pPr>
-            <w:r/>
-            <w:r>
-              <w:rPr>
-                <w:rFonts w:ascii="Microsoft YaHei" w:hAnsi="Microsoft YaHei" w:eastAsia="Microsoft YaHei"/>
-                <w:b/>
-                <w:color w:val="1F4E79"/>
-                <w:sz w:val="18"/>
-              </w:rPr>
-              <w:t>客户通知建议</w:t>
-            </w:r>
-          </w:p>
-        </w:tc>
-      </w:tr>
-      <w:tr>
-        <w:tc>
-          <w:tcPr>
-            <w:tcW w:type="dxa" w:w="3293"/>
-            <w:vAlign w:val="center"/>
-          </w:tcPr>
-          <w:p>
-            <w:pPr>
-              <w:spacing w:after="0"/>
-            </w:pPr>
-            <w:r/>
-            <w:r>
-              <w:rPr>
-                <w:rFonts w:ascii="Microsoft YaHei" w:hAnsi="Microsoft YaHei" w:eastAsia="Microsoft YaHei"/>
-                <w:b w:val="0"/>
-                <w:sz w:val="18"/>
-              </w:rPr>
-              <w:t>待确认</w:t>
-            </w:r>
-          </w:p>
-        </w:tc>
-        <w:tc>
-          <w:tcPr>
-            <w:tcW w:type="dxa" w:w="3293"/>
-            <w:vAlign w:val="center"/>
-          </w:tcPr>
-          <w:p>
-            <w:pPr>
-              <w:spacing w:after="0"/>
-            </w:pPr>
-            <w:r/>
-            <w:r>
-              <w:rPr>
-                <w:rFonts w:ascii="Microsoft YaHei" w:hAnsi="Microsoft YaHei" w:eastAsia="Microsoft YaHei"/>
-                <w:b w:val="0"/>
-                <w:sz w:val="18"/>
-              </w:rPr>
-              <w:t>订单已提交，等待人工复核价格、工期、可打印性</w:t>
-            </w:r>
-          </w:p>
-        </w:tc>
-        <w:tc>
-          <w:tcPr>
-            <w:tcW w:type="dxa" w:w="3293"/>
-            <w:vAlign w:val="center"/>
-          </w:tcPr>
-          <w:p>
-            <w:pPr>
-              <w:spacing w:after="0"/>
-            </w:pPr>
-            <w:r/>
-            <w:r>
-              <w:rPr>
-                <w:rFonts w:ascii="Microsoft YaHei" w:hAnsi="Microsoft YaHei" w:eastAsia="Microsoft YaHei"/>
-                <w:b w:val="0"/>
-                <w:sz w:val="18"/>
-              </w:rPr>
-              <w:t>提交成功页和用户中心展示</w:t>
-            </w:r>
-          </w:p>
-        </w:tc>
-      </w:tr>
-      <w:tr>
-        <w:tc>
-          <w:tcPr>
-            <w:tcW w:type="dxa" w:w="3293"/>
-            <w:vAlign w:val="center"/>
-          </w:tcPr>
-          <w:p>
-            <w:pPr>
-              <w:spacing w:after="0"/>
-            </w:pPr>
-            <w:r/>
-            <w:r>
-              <w:rPr>
-                <w:rFonts w:ascii="Microsoft YaHei" w:hAnsi="Microsoft YaHei" w:eastAsia="Microsoft YaHei"/>
-                <w:b w:val="0"/>
-                <w:sz w:val="18"/>
-              </w:rPr>
-              <w:t>待付款</w:t>
-            </w:r>
-          </w:p>
-        </w:tc>
-        <w:tc>
-          <w:tcPr>
-            <w:tcW w:type="dxa" w:w="3293"/>
-            <w:vAlign w:val="center"/>
-          </w:tcPr>
-          <w:p>
-            <w:pPr>
-              <w:spacing w:after="0"/>
-            </w:pPr>
-            <w:r/>
-            <w:r>
-              <w:rPr>
-                <w:rFonts w:ascii="Microsoft YaHei" w:hAnsi="Microsoft YaHei" w:eastAsia="Microsoft YaHei"/>
-                <w:b w:val="0"/>
-                <w:sz w:val="18"/>
-              </w:rPr>
-              <w:t>管理员已确认最终价格，等待客户付款</w:t>
-            </w:r>
-          </w:p>
-        </w:tc>
-        <w:tc>
-          <w:tcPr>
-            <w:tcW w:type="dxa" w:w="3293"/>
-            <w:vAlign w:val="center"/>
-          </w:tcPr>
-          <w:p>
-            <w:pPr>
-              <w:spacing w:after="0"/>
-            </w:pPr>
-            <w:r/>
-            <w:r>
-              <w:rPr>
-                <w:rFonts w:ascii="Microsoft YaHei" w:hAnsi="Microsoft YaHei" w:eastAsia="Microsoft YaHei"/>
-                <w:b w:val="0"/>
-                <w:sz w:val="18"/>
-              </w:rPr>
-              <w:t>邮件/公众号通知客户联系付款</w:t>
-            </w:r>
-          </w:p>
-        </w:tc>
-      </w:tr>
-      <w:tr>
-        <w:tc>
-          <w:tcPr>
-            <w:tcW w:type="dxa" w:w="3293"/>
-            <w:vAlign w:val="center"/>
-          </w:tcPr>
-          <w:p>
-            <w:pPr>
-              <w:spacing w:after="0"/>
-            </w:pPr>
-            <w:r/>
-            <w:r>
-              <w:rPr>
-                <w:rFonts w:ascii="Microsoft YaHei" w:hAnsi="Microsoft YaHei" w:eastAsia="Microsoft YaHei"/>
-                <w:b w:val="0"/>
-                <w:sz w:val="18"/>
-              </w:rPr>
-              <w:t>已付款</w:t>
-            </w:r>
-          </w:p>
-        </w:tc>
-        <w:tc>
-          <w:tcPr>
-            <w:tcW w:type="dxa" w:w="3293"/>
-            <w:vAlign w:val="center"/>
-          </w:tcPr>
-          <w:p>
-            <w:pPr>
-              <w:spacing w:after="0"/>
-            </w:pPr>
-            <w:r/>
-            <w:r>
-              <w:rPr>
-                <w:rFonts w:ascii="Microsoft YaHei" w:hAnsi="Microsoft YaHei" w:eastAsia="Microsoft YaHei"/>
-                <w:b w:val="0"/>
-                <w:sz w:val="18"/>
-              </w:rPr>
-              <w:t>客户已完成线下付款确认</w:t>
-            </w:r>
-          </w:p>
-        </w:tc>
-        <w:tc>
-          <w:tcPr>
-            <w:tcW w:type="dxa" w:w="3293"/>
-            <w:vAlign w:val="center"/>
-          </w:tcPr>
-          <w:p>
-            <w:pPr>
-              <w:spacing w:after="0"/>
-            </w:pPr>
-            <w:r/>
-            <w:r>
-              <w:rPr>
-                <w:rFonts w:ascii="Microsoft YaHei" w:hAnsi="Microsoft YaHei" w:eastAsia="Microsoft YaHei"/>
-                <w:b w:val="0"/>
-                <w:sz w:val="18"/>
-              </w:rPr>
-              <w:t>进入排产前状态</w:t>
-            </w:r>
-          </w:p>
-        </w:tc>
-      </w:tr>
-      <w:tr>
-        <w:tc>
-          <w:tcPr>
-            <w:tcW w:type="dxa" w:w="3293"/>
-            <w:vAlign w:val="center"/>
-          </w:tcPr>
-          <w:p>
-            <w:pPr>
-              <w:spacing w:after="0"/>
-            </w:pPr>
-            <w:r/>
-            <w:r>
-              <w:rPr>
-                <w:rFonts w:ascii="Microsoft YaHei" w:hAnsi="Microsoft YaHei" w:eastAsia="Microsoft YaHei"/>
-                <w:b w:val="0"/>
-                <w:sz w:val="18"/>
-              </w:rPr>
-              <w:t>排产中</w:t>
-            </w:r>
-          </w:p>
-        </w:tc>
-        <w:tc>
-          <w:tcPr>
-            <w:tcW w:type="dxa" w:w="3293"/>
-            <w:vAlign w:val="center"/>
-          </w:tcPr>
-          <w:p>
-            <w:pPr>
-              <w:spacing w:after="0"/>
-            </w:pPr>
-            <w:r/>
-            <w:r>
-              <w:rPr>
-                <w:rFonts w:ascii="Microsoft YaHei" w:hAnsi="Microsoft YaHei" w:eastAsia="Microsoft YaHei"/>
-                <w:b w:val="0"/>
-                <w:sz w:val="18"/>
-              </w:rPr>
-              <w:t>订单已进入生产计划</w:t>
-            </w:r>
-          </w:p>
-        </w:tc>
-        <w:tc>
-          <w:tcPr>
-            <w:tcW w:type="dxa" w:w="3293"/>
-            <w:vAlign w:val="center"/>
-          </w:tcPr>
-          <w:p>
-            <w:pPr>
-              <w:spacing w:after="0"/>
-            </w:pPr>
-            <w:r/>
-            <w:r>
-              <w:rPr>
-                <w:rFonts w:ascii="Microsoft YaHei" w:hAnsi="Microsoft YaHei" w:eastAsia="Microsoft YaHei"/>
-                <w:b w:val="0"/>
-                <w:sz w:val="18"/>
-              </w:rPr>
-              <w:t>用户中心展示即可</w:t>
-            </w:r>
-          </w:p>
-        </w:tc>
-      </w:tr>
-      <w:tr>
-        <w:tc>
-          <w:tcPr>
-            <w:tcW w:type="dxa" w:w="3293"/>
-            <w:vAlign w:val="center"/>
-          </w:tcPr>
-          <w:p>
-            <w:pPr>
-              <w:spacing w:after="0"/>
-            </w:pPr>
-            <w:r/>
-            <w:r>
-              <w:rPr>
-                <w:rFonts w:ascii="Microsoft YaHei" w:hAnsi="Microsoft YaHei" w:eastAsia="Microsoft YaHei"/>
-                <w:b w:val="0"/>
-                <w:sz w:val="18"/>
-              </w:rPr>
-              <w:t>打印中</w:t>
-            </w:r>
-          </w:p>
-        </w:tc>
-        <w:tc>
-          <w:tcPr>
-            <w:tcW w:type="dxa" w:w="3293"/>
-            <w:vAlign w:val="center"/>
-          </w:tcPr>
-          <w:p>
-            <w:pPr>
-              <w:spacing w:after="0"/>
-            </w:pPr>
-            <w:r/>
-            <w:r>
-              <w:rPr>
-                <w:rFonts w:ascii="Microsoft YaHei" w:hAnsi="Microsoft YaHei" w:eastAsia="Microsoft YaHei"/>
-                <w:b w:val="0"/>
-                <w:sz w:val="18"/>
-              </w:rPr>
-              <w:t>设备正在打印</w:t>
-            </w:r>
-          </w:p>
-        </w:tc>
-        <w:tc>
-          <w:tcPr>
-            <w:tcW w:type="dxa" w:w="3293"/>
-            <w:vAlign w:val="center"/>
-          </w:tcPr>
-          <w:p>
-            <w:pPr>
-              <w:spacing w:after="0"/>
-            </w:pPr>
-            <w:r/>
-            <w:r>
-              <w:rPr>
-                <w:rFonts w:ascii="Microsoft YaHei" w:hAnsi="Microsoft YaHei" w:eastAsia="Microsoft YaHei"/>
-                <w:b w:val="0"/>
-                <w:sz w:val="18"/>
-              </w:rPr>
-              <w:t>邮件/公众号通知</w:t>
-            </w:r>
-          </w:p>
-        </w:tc>
-      </w:tr>
-      <w:tr>
-        <w:tc>
-          <w:tcPr>
-            <w:tcW w:type="dxa" w:w="3293"/>
-            <w:vAlign w:val="center"/>
-          </w:tcPr>
-          <w:p>
-            <w:pPr>
-              <w:spacing w:after="0"/>
-            </w:pPr>
-            <w:r/>
-            <w:r>
-              <w:rPr>
-                <w:rFonts w:ascii="Microsoft YaHei" w:hAnsi="Microsoft YaHei" w:eastAsia="Microsoft YaHei"/>
-                <w:b w:val="0"/>
-                <w:sz w:val="18"/>
-              </w:rPr>
-              <w:t>后处理</w:t>
-            </w:r>
-          </w:p>
-        </w:tc>
-        <w:tc>
-          <w:tcPr>
-            <w:tcW w:type="dxa" w:w="3293"/>
-            <w:vAlign w:val="center"/>
-          </w:tcPr>
-          <w:p>
-            <w:pPr>
-              <w:spacing w:after="0"/>
-            </w:pPr>
-            <w:r/>
-            <w:r>
-              <w:rPr>
-                <w:rFonts w:ascii="Microsoft YaHei" w:hAnsi="Microsoft YaHei" w:eastAsia="Microsoft YaHei"/>
-                <w:b w:val="0"/>
-                <w:sz w:val="18"/>
-              </w:rPr>
-              <w:t>拆支撑、清理、打磨或装配中</w:t>
-            </w:r>
-          </w:p>
-        </w:tc>
-        <w:tc>
-          <w:tcPr>
-            <w:tcW w:type="dxa" w:w="3293"/>
-            <w:vAlign w:val="center"/>
-          </w:tcPr>
-          <w:p>
-            <w:pPr>
-              <w:spacing w:after="0"/>
-            </w:pPr>
-            <w:r/>
-            <w:r>
-              <w:rPr>
-                <w:rFonts w:ascii="Microsoft YaHei" w:hAnsi="Microsoft YaHei" w:eastAsia="Microsoft YaHei"/>
-                <w:b w:val="0"/>
-                <w:sz w:val="18"/>
-              </w:rPr>
-              <w:t>用户中心展示即可</w:t>
-            </w:r>
-          </w:p>
-        </w:tc>
-      </w:tr>
-      <w:tr>
-        <w:tc>
-          <w:tcPr>
-            <w:tcW w:type="dxa" w:w="3293"/>
-            <w:vAlign w:val="center"/>
-          </w:tcPr>
-          <w:p>
-            <w:pPr>
-              <w:spacing w:after="0"/>
-            </w:pPr>
-            <w:r/>
-            <w:r>
-              <w:rPr>
-                <w:rFonts w:ascii="Microsoft YaHei" w:hAnsi="Microsoft YaHei" w:eastAsia="Microsoft YaHei"/>
-                <w:b w:val="0"/>
-                <w:sz w:val="18"/>
-              </w:rPr>
-              <w:t>已发货</w:t>
-            </w:r>
-          </w:p>
-        </w:tc>
-        <w:tc>
-          <w:tcPr>
-            <w:tcW w:type="dxa" w:w="3293"/>
-            <w:vAlign w:val="center"/>
-          </w:tcPr>
-          <w:p>
-            <w:pPr>
-              <w:spacing w:after="0"/>
-            </w:pPr>
-            <w:r/>
-            <w:r>
-              <w:rPr>
-                <w:rFonts w:ascii="Microsoft YaHei" w:hAnsi="Microsoft YaHei" w:eastAsia="Microsoft YaHei"/>
-                <w:b w:val="0"/>
-                <w:sz w:val="18"/>
-              </w:rPr>
-              <w:t>已交付快递或跑腿</w:t>
-            </w:r>
-          </w:p>
-        </w:tc>
-        <w:tc>
-          <w:tcPr>
-            <w:tcW w:type="dxa" w:w="3293"/>
-            <w:vAlign w:val="center"/>
-          </w:tcPr>
-          <w:p>
-            <w:pPr>
-              <w:spacing w:after="0"/>
-            </w:pPr>
-            <w:r/>
-            <w:r>
-              <w:rPr>
-                <w:rFonts w:ascii="Microsoft YaHei" w:hAnsi="Microsoft YaHei" w:eastAsia="Microsoft YaHei"/>
-                <w:b w:val="0"/>
-                <w:sz w:val="18"/>
-              </w:rPr>
-              <w:t>通知客户并展示快递公司、单号</w:t>
-            </w:r>
-          </w:p>
-        </w:tc>
-      </w:tr>
-      <w:tr>
-        <w:tc>
-          <w:tcPr>
-            <w:tcW w:type="dxa" w:w="3293"/>
-            <w:vAlign w:val="center"/>
-          </w:tcPr>
-          <w:p>
-            <w:pPr>
-              <w:spacing w:after="0"/>
-            </w:pPr>
-            <w:r/>
-            <w:r>
-              <w:rPr>
-                <w:rFonts w:ascii="Microsoft YaHei" w:hAnsi="Microsoft YaHei" w:eastAsia="Microsoft YaHei"/>
-                <w:b w:val="0"/>
-                <w:sz w:val="18"/>
-              </w:rPr>
-              <w:t>已完成</w:t>
-            </w:r>
-          </w:p>
-        </w:tc>
-        <w:tc>
-          <w:tcPr>
-            <w:tcW w:type="dxa" w:w="3293"/>
-            <w:vAlign w:val="center"/>
-          </w:tcPr>
-          <w:p>
-            <w:pPr>
-              <w:spacing w:after="0"/>
-            </w:pPr>
-            <w:r/>
-            <w:r>
-              <w:rPr>
-                <w:rFonts w:ascii="Microsoft YaHei" w:hAnsi="Microsoft YaHei" w:eastAsia="Microsoft YaHei"/>
-                <w:b w:val="0"/>
-                <w:sz w:val="18"/>
-              </w:rPr>
-              <w:t>订单完成归档</w:t>
-            </w:r>
-          </w:p>
-        </w:tc>
-        <w:tc>
-          <w:tcPr>
-            <w:tcW w:type="dxa" w:w="3293"/>
-            <w:vAlign w:val="center"/>
-          </w:tcPr>
-          <w:p>
-            <w:pPr>
-              <w:spacing w:after="0"/>
-            </w:pPr>
-            <w:r/>
-            <w:r>
-              <w:rPr>
-                <w:rFonts w:ascii="Microsoft YaHei" w:hAnsi="Microsoft YaHei" w:eastAsia="Microsoft YaHei"/>
-                <w:b w:val="0"/>
-                <w:sz w:val="18"/>
-              </w:rPr>
-              <w:t>通知客户</w:t>
-            </w:r>
-          </w:p>
-        </w:tc>
-      </w:tr>
-      <w:tr>
-        <w:tc>
-          <w:tcPr>
-            <w:tcW w:type="dxa" w:w="3293"/>
-            <w:vAlign w:val="center"/>
-          </w:tcPr>
-          <w:p>
-            <w:pPr>
-              <w:spacing w:after="0"/>
-            </w:pPr>
-            <w:r/>
-            <w:r>
-              <w:rPr>
-                <w:rFonts w:ascii="Microsoft YaHei" w:hAnsi="Microsoft YaHei" w:eastAsia="Microsoft YaHei"/>
-                <w:b w:val="0"/>
-                <w:sz w:val="18"/>
-              </w:rPr>
-              <w:t>已取消</w:t>
-            </w:r>
-          </w:p>
-        </w:tc>
-        <w:tc>
-          <w:tcPr>
-            <w:tcW w:type="dxa" w:w="3293"/>
-            <w:vAlign w:val="center"/>
-          </w:tcPr>
-          <w:p>
-            <w:pPr>
-              <w:spacing w:after="0"/>
-            </w:pPr>
-            <w:r/>
-            <w:r>
-              <w:rPr>
-                <w:rFonts w:ascii="Microsoft YaHei" w:hAnsi="Microsoft YaHei" w:eastAsia="Microsoft YaHei"/>
-                <w:b w:val="0"/>
-                <w:sz w:val="18"/>
-              </w:rPr>
-              <w:t>订单取消或无法生产</w:t>
-            </w:r>
-          </w:p>
-        </w:tc>
-        <w:tc>
-          <w:tcPr>
-            <w:tcW w:type="dxa" w:w="3293"/>
-            <w:vAlign w:val="center"/>
-          </w:tcPr>
-          <w:p>
-            <w:pPr>
-              <w:spacing w:after="0"/>
-            </w:pPr>
-            <w:r/>
-            <w:r>
-              <w:rPr>
-                <w:rFonts w:ascii="Microsoft YaHei" w:hAnsi="Microsoft YaHei" w:eastAsia="Microsoft YaHei"/>
-                <w:b w:val="0"/>
-                <w:sz w:val="18"/>
-              </w:rPr>
-              <w:t>展示取消状态和备注</w:t>
-            </w:r>
-          </w:p>
-        </w:tc>
-      </w:tr>
-    </w:tbl>
-    <w:p/>
-    <w:p>
-      <w:pPr>
-        <w:pStyle w:val="Heading1"/>
-        <w:spacing w:line="300" w:lineRule="auto" w:after="120"/>
-      </w:pPr>
-      <w:r>
-        <w:rPr>
-          <w:rFonts w:ascii="Microsoft YaHei" w:hAnsi="Microsoft YaHei" w:eastAsia="Microsoft YaHei"/>
-          <w:b w:val="0"/>
-          <w:sz w:val="21"/>
-        </w:rPr>
-        <w:t>9. 微信公众号通知规划</w:t>
-      </w:r>
-    </w:p>
-    <w:p>
-      <w:pPr>
-        <w:pStyle w:val="ListBullet"/>
-        <w:spacing w:after="60"/>
-      </w:pPr>
-      <w:r>
-        <w:rPr>
-          <w:rFonts w:ascii="Microsoft YaHei" w:hAnsi="Microsoft YaHei" w:eastAsia="Microsoft YaHei"/>
-          <w:b w:val="0"/>
-          <w:sz w:val="20"/>
-        </w:rPr>
-        <w:t>V1 先保留邮件通知能力，微信公众号作为后续通知渠道规划。</w:t>
-      </w:r>
-    </w:p>
-    <w:p>
-      <w:pPr>
-        <w:pStyle w:val="ListBullet"/>
-        <w:spacing w:after="60"/>
-      </w:pPr>
-      <w:r>
-        <w:rPr>
-          <w:rFonts w:ascii="Microsoft YaHei" w:hAnsi="Microsoft YaHei" w:eastAsia="Microsoft YaHei"/>
-          <w:b w:val="0"/>
-          <w:sz w:val="20"/>
-        </w:rPr>
-        <w:t>公众号通知建议覆盖：注册绑定、订单待付款、打印中、已发货、已完成、异常需人工确认。</w:t>
-      </w:r>
-    </w:p>
-    <w:p>
-      <w:pPr>
-        <w:pStyle w:val="ListBullet"/>
-        <w:spacing w:after="60"/>
-      </w:pPr>
-      <w:r>
-        <w:rPr>
-          <w:rFonts w:ascii="Microsoft YaHei" w:hAnsi="Microsoft YaHei" w:eastAsia="Microsoft YaHei"/>
-          <w:b w:val="0"/>
-          <w:sz w:val="20"/>
-        </w:rPr>
-        <w:t>需要设计客户 OpenID 绑定机制，避免仅凭手机号推送造成误投。</w:t>
-      </w:r>
-    </w:p>
-    <w:p>
-      <w:pPr>
-        <w:pStyle w:val="ListBullet"/>
-        <w:spacing w:after="60"/>
-      </w:pPr>
-      <w:r>
-        <w:rPr>
-          <w:rFonts w:ascii="Microsoft YaHei" w:hAnsi="Microsoft YaHei" w:eastAsia="Microsoft YaHei"/>
-          <w:b w:val="0"/>
-          <w:sz w:val="20"/>
-        </w:rPr>
-        <w:t>模板消息内容应保持简洁，包含订单编号、当前状态、订单详情链接和必要的人工联系提示。</w:t>
-      </w:r>
-    </w:p>
-    <w:p>
-      <w:pPr>
-        <w:pStyle w:val="Heading1"/>
-        <w:spacing w:line="300" w:lineRule="auto" w:after="120"/>
-      </w:pPr>
-      <w:r>
-        <w:rPr>
-          <w:rFonts w:ascii="Microsoft YaHei" w:hAnsi="Microsoft YaHei" w:eastAsia="Microsoft YaHei"/>
-          <w:b w:val="0"/>
-          <w:sz w:val="21"/>
-        </w:rPr>
-        <w:t>10. 文件上传与切片报价流程</w:t>
-      </w:r>
-    </w:p>
-    <w:p>
-      <w:pPr>
-        <w:pStyle w:val="ListNumber"/>
-        <w:spacing w:after="60"/>
-      </w:pPr>
-      <w:r>
-        <w:rPr>
-          <w:rFonts w:ascii="Microsoft YaHei" w:hAnsi="Microsoft YaHei" w:eastAsia="Microsoft YaHei"/>
-          <w:b w:val="0"/>
-          <w:sz w:val="20"/>
-        </w:rPr>
-        <w:t>客户登录后在 /quote 选择或拖拽上传模型文件，单文件最大 50MB，最多 5 个文件。</w:t>
-      </w:r>
-    </w:p>
-    <w:p>
-      <w:pPr>
-        <w:pStyle w:val="ListNumber"/>
-        <w:spacing w:after="60"/>
-      </w:pPr>
-      <w:r>
-        <w:rPr>
-          <w:rFonts w:ascii="Microsoft YaHei" w:hAnsi="Microsoft YaHei" w:eastAsia="Microsoft YaHei"/>
-          <w:b w:val="0"/>
-          <w:sz w:val="20"/>
-        </w:rPr>
-        <w:t>前端校验扩展名和大小，后端再次校验文件类型、大小、登录态和 IP 限流。</w:t>
-      </w:r>
-    </w:p>
-    <w:p>
-      <w:pPr>
-        <w:pStyle w:val="ListNumber"/>
-        <w:spacing w:after="60"/>
-      </w:pPr>
-      <w:r>
-        <w:rPr>
-          <w:rFonts w:ascii="Microsoft YaHei" w:hAnsi="Microsoft YaHei" w:eastAsia="Microsoft YaHei"/>
-          <w:b w:val="0"/>
-          <w:sz w:val="20"/>
-        </w:rPr>
-        <w:t>文件保存到 uploads 挂载目录，订单提交后 files 表记录文件元数据、材料、颜色、数量和报价字段。</w:t>
-      </w:r>
-    </w:p>
-    <w:p>
-      <w:pPr>
-        <w:pStyle w:val="ListNumber"/>
-        <w:spacing w:after="60"/>
-      </w:pPr>
-      <w:r>
-        <w:rPr>
-          <w:rFonts w:ascii="Microsoft YaHei" w:hAnsi="Microsoft YaHei" w:eastAsia="Microsoft YaHei"/>
-          <w:b w:val="0"/>
-          <w:sz w:val="20"/>
-        </w:rPr>
-        <w:t>STL 文件在提交前调用 /api/quote/slice 自动切片；STEP/STP/3MF 暂不自动切片，进入人工确认。</w:t>
-      </w:r>
-    </w:p>
-    <w:p>
-      <w:pPr>
-        <w:pStyle w:val="ListNumber"/>
-        <w:spacing w:after="60"/>
-      </w:pPr>
-      <w:r>
-        <w:rPr>
-          <w:rFonts w:ascii="Microsoft YaHei" w:hAnsi="Microsoft YaHei" w:eastAsia="Microsoft YaHei"/>
-          <w:b w:val="0"/>
-          <w:sz w:val="20"/>
-        </w:rPr>
-        <w:t>切片成功后保存耗材重量、打印时间、材料费、工时费、单件价等结果；失败时保留错误信息。</w:t>
-      </w:r>
-    </w:p>
-    <w:p>
-      <w:pPr>
-        <w:pStyle w:val="Heading1"/>
-        <w:spacing w:line="300" w:lineRule="auto" w:after="120"/>
-      </w:pPr>
-      <w:r>
-        <w:rPr>
-          <w:rFonts w:ascii="Microsoft YaHei" w:hAnsi="Microsoft YaHei" w:eastAsia="Microsoft YaHei"/>
-          <w:b w:val="0"/>
-          <w:sz w:val="21"/>
-        </w:rPr>
-        <w:t>11. 权限与防滥用设计</w:t>
-      </w:r>
-    </w:p>
-    <w:tbl>
-      <w:tblPr>
-        <w:tblStyle w:val="TableGrid"/>
-        <w:tblW w:type="auto" w:w="0"/>
-        <w:jc w:val="center"/>
-        <w:tblLayout w:type="autofit"/>
-        <w:tblLook w:firstColumn="1" w:firstRow="1" w:lastColumn="0" w:lastRow="0" w:noHBand="0" w:noVBand="1" w:val="04A0"/>
-      </w:tblPr>
-      <w:tblGrid>
-        <w:gridCol w:w="4939"/>
-        <w:gridCol w:w="4939"/>
-      </w:tblGrid>
-      <w:tr>
-        <w:tc>
-          <w:tcPr>
-            <w:tcW w:type="dxa" w:w="4939"/>
-            <w:tcMar>
-              <w:top w:w="90" w:type="dxa"/>
-              <w:left w:w="90" w:type="dxa"/>
-              <w:bottom w:w="90" w:type="dxa"/>
-              <w:right w:w="90" w:type="dxa"/>
-            </w:tcMar>
-            <w:vAlign w:val="center"/>
-            <w:shd w:fill="D9EAF7"/>
-          </w:tcPr>
-          <w:p>
-            <w:pPr>
-              <w:spacing w:after="0"/>
-            </w:pPr>
-            <w:r/>
-            <w:r>
-              <w:rPr>
-                <w:rFonts w:ascii="Microsoft YaHei" w:hAnsi="Microsoft YaHei" w:eastAsia="Microsoft YaHei"/>
-                <w:b/>
-                <w:color w:val="1F4E79"/>
-                <w:sz w:val="18"/>
-              </w:rPr>
-              <w:t>风险点</w:t>
-            </w:r>
-          </w:p>
-        </w:tc>
-        <w:tc>
-          <w:tcPr>
-            <w:tcW w:type="dxa" w:w="4939"/>
-            <w:tcMar>
-              <w:top w:w="90" w:type="dxa"/>
-              <w:left w:w="90" w:type="dxa"/>
-              <w:bottom w:w="90" w:type="dxa"/>
-              <w:right w:w="90" w:type="dxa"/>
-            </w:tcMar>
-            <w:vAlign w:val="center"/>
-            <w:shd w:fill="D9EAF7"/>
-          </w:tcPr>
-          <w:p>
-            <w:pPr>
-              <w:spacing w:after="0"/>
-            </w:pPr>
-            <w:r/>
-            <w:r>
-              <w:rPr>
-                <w:rFonts w:ascii="Microsoft YaHei" w:hAnsi="Microsoft YaHei" w:eastAsia="Microsoft YaHei"/>
-                <w:b/>
-                <w:color w:val="1F4E79"/>
-                <w:sz w:val="18"/>
-              </w:rPr>
-              <w:t>现有/规划控制</w:t>
-            </w:r>
-          </w:p>
-        </w:tc>
-      </w:tr>
-      <w:tr>
-        <w:tc>
-          <w:tcPr>
-            <w:tcW w:type="dxa" w:w="4939"/>
-            <w:vAlign w:val="center"/>
-          </w:tcPr>
-          <w:p>
-            <w:pPr>
-              <w:spacing w:after="0"/>
-            </w:pPr>
-            <w:r/>
-            <w:r>
-              <w:rPr>
-                <w:rFonts w:ascii="Microsoft YaHei" w:hAnsi="Microsoft YaHei" w:eastAsia="Microsoft YaHei"/>
-                <w:b w:val="0"/>
-                <w:sz w:val="18"/>
-              </w:rPr>
-              <w:t>未登录滥用上传与切片</w:t>
-            </w:r>
-          </w:p>
-        </w:tc>
-        <w:tc>
-          <w:tcPr>
-            <w:tcW w:type="dxa" w:w="4939"/>
-            <w:vAlign w:val="center"/>
-          </w:tcPr>
-          <w:p>
-            <w:pPr>
-              <w:spacing w:after="0"/>
-            </w:pPr>
-            <w:r/>
-            <w:r>
-              <w:rPr>
-                <w:rFonts w:ascii="Microsoft YaHei" w:hAnsi="Microsoft YaHei" w:eastAsia="Microsoft YaHei"/>
-                <w:b w:val="0"/>
-                <w:sz w:val="18"/>
-              </w:rPr>
-              <w:t>前端禁用操作，/api/quote/slice 与 /api/orders 未登录返回 401</w:t>
-            </w:r>
-          </w:p>
-        </w:tc>
-      </w:tr>
-      <w:tr>
-        <w:tc>
-          <w:tcPr>
-            <w:tcW w:type="dxa" w:w="4939"/>
-            <w:vAlign w:val="center"/>
-          </w:tcPr>
-          <w:p>
-            <w:pPr>
-              <w:spacing w:after="0"/>
-            </w:pPr>
-            <w:r/>
-            <w:r>
-              <w:rPr>
-                <w:rFonts w:ascii="Microsoft YaHei" w:hAnsi="Microsoft YaHei" w:eastAsia="Microsoft YaHei"/>
-                <w:b w:val="0"/>
-                <w:sz w:val="18"/>
-              </w:rPr>
-              <w:t>管理员权限混用</w:t>
-            </w:r>
-          </w:p>
-        </w:tc>
-        <w:tc>
-          <w:tcPr>
-            <w:tcW w:type="dxa" w:w="4939"/>
-            <w:vAlign w:val="center"/>
-          </w:tcPr>
-          <w:p>
-            <w:pPr>
-              <w:spacing w:after="0"/>
-            </w:pPr>
-            <w:r/>
-            <w:r>
-              <w:rPr>
-                <w:rFonts w:ascii="Microsoft YaHei" w:hAnsi="Microsoft YaHei" w:eastAsia="Microsoft YaHei"/>
-                <w:b w:val="0"/>
-                <w:sz w:val="18"/>
-              </w:rPr>
-              <w:t>管理员 session 与 customer_session 分离，不将客户登录状态展示到后台</w:t>
-            </w:r>
-          </w:p>
-        </w:tc>
-      </w:tr>
-      <w:tr>
-        <w:tc>
-          <w:tcPr>
-            <w:tcW w:type="dxa" w:w="4939"/>
-            <w:vAlign w:val="center"/>
-          </w:tcPr>
-          <w:p>
-            <w:pPr>
-              <w:spacing w:after="0"/>
-            </w:pPr>
-            <w:r/>
-            <w:r>
-              <w:rPr>
-                <w:rFonts w:ascii="Microsoft YaHei" w:hAnsi="Microsoft YaHei" w:eastAsia="Microsoft YaHei"/>
-                <w:b w:val="0"/>
-                <w:sz w:val="18"/>
-              </w:rPr>
-              <w:t>暴力登录</w:t>
-            </w:r>
-          </w:p>
-        </w:tc>
-        <w:tc>
-          <w:tcPr>
-            <w:tcW w:type="dxa" w:w="4939"/>
-            <w:vAlign w:val="center"/>
-          </w:tcPr>
-          <w:p>
-            <w:pPr>
-              <w:spacing w:after="0"/>
-            </w:pPr>
-            <w:r/>
-            <w:r>
-              <w:rPr>
-                <w:rFonts w:ascii="Microsoft YaHei" w:hAnsi="Microsoft YaHei" w:eastAsia="Microsoft YaHei"/>
-                <w:b w:val="0"/>
-                <w:sz w:val="18"/>
-              </w:rPr>
-              <w:t>客户登录按手机号和 IP 记录失败次数，分阶段阻断</w:t>
-            </w:r>
-          </w:p>
-        </w:tc>
-      </w:tr>
-      <w:tr>
-        <w:tc>
-          <w:tcPr>
-            <w:tcW w:type="dxa" w:w="4939"/>
-            <w:vAlign w:val="center"/>
-          </w:tcPr>
-          <w:p>
-            <w:pPr>
-              <w:spacing w:after="0"/>
-            </w:pPr>
-            <w:r/>
-            <w:r>
-              <w:rPr>
-                <w:rFonts w:ascii="Microsoft YaHei" w:hAnsi="Microsoft YaHei" w:eastAsia="Microsoft YaHei"/>
-                <w:b w:val="0"/>
-                <w:sz w:val="18"/>
-              </w:rPr>
-              <w:t>上传文件风险</w:t>
-            </w:r>
-          </w:p>
-        </w:tc>
-        <w:tc>
-          <w:tcPr>
-            <w:tcW w:type="dxa" w:w="4939"/>
-            <w:vAlign w:val="center"/>
-          </w:tcPr>
-          <w:p>
-            <w:pPr>
-              <w:spacing w:after="0"/>
-            </w:pPr>
-            <w:r/>
-            <w:r>
-              <w:rPr>
-                <w:rFonts w:ascii="Microsoft YaHei" w:hAnsi="Microsoft YaHei" w:eastAsia="Microsoft YaHei"/>
-                <w:b w:val="0"/>
-                <w:sz w:val="18"/>
-              </w:rPr>
-              <w:t>限制格式和大小，只保存文件，不执行用户上传模型文件</w:t>
-            </w:r>
-          </w:p>
-        </w:tc>
-      </w:tr>
-      <w:tr>
-        <w:tc>
-          <w:tcPr>
-            <w:tcW w:type="dxa" w:w="4939"/>
-            <w:vAlign w:val="center"/>
-          </w:tcPr>
-          <w:p>
-            <w:pPr>
-              <w:spacing w:after="0"/>
-            </w:pPr>
-            <w:r/>
-            <w:r>
-              <w:rPr>
-                <w:rFonts w:ascii="Microsoft YaHei" w:hAnsi="Microsoft YaHei" w:eastAsia="Microsoft YaHei"/>
-                <w:b w:val="0"/>
-                <w:sz w:val="18"/>
-              </w:rPr>
-              <w:t>切片资源占用</w:t>
-            </w:r>
-          </w:p>
-        </w:tc>
-        <w:tc>
-          <w:tcPr>
-            <w:tcW w:type="dxa" w:w="4939"/>
-            <w:vAlign w:val="center"/>
-          </w:tcPr>
-          <w:p>
-            <w:pPr>
-              <w:spacing w:after="0"/>
-            </w:pPr>
-            <w:r/>
-            <w:r>
-              <w:rPr>
-                <w:rFonts w:ascii="Microsoft YaHei" w:hAnsi="Microsoft YaHei" w:eastAsia="Microsoft YaHei"/>
-                <w:b w:val="0"/>
-                <w:sz w:val="18"/>
-              </w:rPr>
-              <w:t>PrusaSlicer 超时、并发限制为 1，失败转人工确认</w:t>
-            </w:r>
-          </w:p>
-        </w:tc>
-      </w:tr>
-      <w:tr>
-        <w:tc>
-          <w:tcPr>
-            <w:tcW w:type="dxa" w:w="4939"/>
-            <w:vAlign w:val="center"/>
-          </w:tcPr>
-          <w:p>
-            <w:pPr>
-              <w:spacing w:after="0"/>
-            </w:pPr>
-            <w:r/>
-            <w:r>
-              <w:rPr>
-                <w:rFonts w:ascii="Microsoft YaHei" w:hAnsi="Microsoft YaHei" w:eastAsia="Microsoft YaHei"/>
-                <w:b w:val="0"/>
-                <w:sz w:val="18"/>
-              </w:rPr>
-              <w:t>Cookie 安全</w:t>
-            </w:r>
-          </w:p>
-        </w:tc>
-        <w:tc>
-          <w:tcPr>
-            <w:tcW w:type="dxa" w:w="4939"/>
-            <w:vAlign w:val="center"/>
-          </w:tcPr>
-          <w:p>
-            <w:pPr>
-              <w:spacing w:after="0"/>
-            </w:pPr>
-            <w:r/>
-            <w:r>
-              <w:rPr>
-                <w:rFonts w:ascii="Microsoft YaHei" w:hAnsi="Microsoft YaHei" w:eastAsia="Microsoft YaHei"/>
-                <w:b w:val="0"/>
-                <w:sz w:val="18"/>
-              </w:rPr>
-              <w:t>httpOnly、sameSite=lax，生产 HTTPS 可启用 secure</w:t>
-            </w:r>
-          </w:p>
-        </w:tc>
-      </w:tr>
-    </w:tbl>
-    <w:p/>
-    <w:p>
-      <w:pPr>
-        <w:pStyle w:val="Heading1"/>
-        <w:spacing w:line="300" w:lineRule="auto" w:after="120"/>
-      </w:pPr>
-      <w:r>
-        <w:rPr>
-          <w:rFonts w:ascii="Microsoft YaHei" w:hAnsi="Microsoft YaHei" w:eastAsia="Microsoft YaHei"/>
-          <w:b w:val="0"/>
-          <w:sz w:val="21"/>
-        </w:rPr>
-        <w:t>12. 数据表/核心数据结构</w:t>
-      </w:r>
-    </w:p>
-    <w:tbl>
-      <w:tblPr>
-        <w:tblStyle w:val="TableGrid"/>
-        <w:tblW w:type="auto" w:w="0"/>
-        <w:jc w:val="center"/>
-        <w:tblLayout w:type="autofit"/>
-        <w:tblLook w:firstColumn="1" w:firstRow="1" w:lastColumn="0" w:lastRow="0" w:noHBand="0" w:noVBand="1" w:val="04A0"/>
-      </w:tblPr>
-      <w:tblGrid>
-        <w:gridCol w:w="3293"/>
-        <w:gridCol w:w="3293"/>
-        <w:gridCol w:w="3293"/>
-      </w:tblGrid>
-      <w:tr>
-        <w:tc>
-          <w:tcPr>
-            <w:tcW w:type="dxa" w:w="3293"/>
-            <w:tcMar>
-              <w:top w:w="90" w:type="dxa"/>
-              <w:left w:w="90" w:type="dxa"/>
-              <w:bottom w:w="90" w:type="dxa"/>
-              <w:right w:w="90" w:type="dxa"/>
-            </w:tcMar>
-            <w:vAlign w:val="center"/>
-            <w:shd w:fill="D9EAF7"/>
-          </w:tcPr>
-          <w:p>
-            <w:pPr>
-              <w:spacing w:after="0"/>
-            </w:pPr>
-            <w:r/>
-            <w:r>
-              <w:rPr>
-                <w:rFonts w:ascii="Microsoft YaHei" w:hAnsi="Microsoft YaHei" w:eastAsia="Microsoft YaHei"/>
-                <w:b/>
-                <w:color w:val="1F4E79"/>
-                <w:sz w:val="18"/>
-              </w:rPr>
-              <w:t>表/结构</w:t>
-            </w:r>
-          </w:p>
-        </w:tc>
-        <w:tc>
-          <w:tcPr>
-            <w:tcW w:type="dxa" w:w="3293"/>
-            <w:tcMar>
-              <w:top w:w="90" w:type="dxa"/>
-              <w:left w:w="90" w:type="dxa"/>
-              <w:bottom w:w="90" w:type="dxa"/>
-              <w:right w:w="90" w:type="dxa"/>
-            </w:tcMar>
-            <w:vAlign w:val="center"/>
-            <w:shd w:fill="D9EAF7"/>
-          </w:tcPr>
-          <w:p>
-            <w:pPr>
-              <w:spacing w:after="0"/>
-            </w:pPr>
-            <w:r/>
-            <w:r>
-              <w:rPr>
-                <w:rFonts w:ascii="Microsoft YaHei" w:hAnsi="Microsoft YaHei" w:eastAsia="Microsoft YaHei"/>
-                <w:b/>
-                <w:color w:val="1F4E79"/>
-                <w:sz w:val="18"/>
-              </w:rPr>
-              <w:t>核心字段</w:t>
-            </w:r>
-          </w:p>
-        </w:tc>
-        <w:tc>
-          <w:tcPr>
-            <w:tcW w:type="dxa" w:w="3293"/>
-            <w:tcMar>
-              <w:top w:w="90" w:type="dxa"/>
-              <w:left w:w="90" w:type="dxa"/>
-              <w:bottom w:w="90" w:type="dxa"/>
-              <w:right w:w="90" w:type="dxa"/>
-            </w:tcMar>
-            <w:vAlign w:val="center"/>
-            <w:shd w:fill="D9EAF7"/>
-          </w:tcPr>
-          <w:p>
-            <w:pPr>
-              <w:spacing w:after="0"/>
-            </w:pPr>
-            <w:r/>
-            <w:r>
-              <w:rPr>
-                <w:rFonts w:ascii="Microsoft YaHei" w:hAnsi="Microsoft YaHei" w:eastAsia="Microsoft YaHei"/>
-                <w:b/>
-                <w:color w:val="1F4E79"/>
                 <w:sz w:val="18"/>
               </w:rPr>
               <w:t>用途</w:t>
@@ -3069,13 +4763,10 @@
       <w:tr>
         <w:tc>
           <w:tcPr>
-            <w:tcW w:type="dxa" w:w="3293"/>
+            <w:tcW w:type="dxa" w:w="4896"/>
             <w:vAlign w:val="center"/>
           </w:tcPr>
           <w:p>
-            <w:pPr>
-              <w:spacing w:after="0"/>
-            </w:pPr>
             <w:r/>
             <w:r>
               <w:rPr>
@@ -3083,19 +4774,16 @@
                 <w:b w:val="0"/>
                 <w:sz w:val="18"/>
               </w:rPr>
-              <w:t>customers</w:t>
+              <w:t>`customers`</w:t>
             </w:r>
           </w:p>
         </w:tc>
         <w:tc>
           <w:tcPr>
-            <w:tcW w:type="dxa" w:w="3293"/>
+            <w:tcW w:type="dxa" w:w="4896"/>
             <w:vAlign w:val="center"/>
           </w:tcPr>
           <w:p>
-            <w:pPr>
-              <w:spacing w:after="0"/>
-            </w:pPr>
             <w:r/>
             <w:r>
               <w:rPr>
@@ -3103,19 +4791,18 @@
                 <w:b w:val="0"/>
                 <w:sz w:val="18"/>
               </w:rPr>
-              <w:t>id, phone, password_hash, name, wechat, email, created_at</w:t>
+              <w:t>客户账号、手机号、密码 hash、姓名、微信、邮箱</w:t>
             </w:r>
           </w:p>
         </w:tc>
+      </w:tr>
+      <w:tr>
         <w:tc>
           <w:tcPr>
-            <w:tcW w:type="dxa" w:w="3293"/>
+            <w:tcW w:type="dxa" w:w="4896"/>
             <w:vAlign w:val="center"/>
           </w:tcPr>
           <w:p>
-            <w:pPr>
-              <w:spacing w:after="0"/>
-            </w:pPr>
             <w:r/>
             <w:r>
               <w:rPr>
@@ -3123,7 +4810,24 @@
                 <w:b w:val="0"/>
                 <w:sz w:val="18"/>
               </w:rPr>
-              <w:t>客户账号、资料和登录身份</w:t>
+              <w:t>`auth_blocks`</w:t>
+            </w:r>
+          </w:p>
+        </w:tc>
+        <w:tc>
+          <w:tcPr>
+            <w:tcW w:type="dxa" w:w="4896"/>
+            <w:vAlign w:val="center"/>
+          </w:tcPr>
+          <w:p>
+            <w:r/>
+            <w:r>
+              <w:rPr>
+                <w:rFonts w:ascii="Microsoft YaHei" w:hAnsi="Microsoft YaHei" w:eastAsia="Microsoft YaHei"/>
+                <w:b w:val="0"/>
+                <w:sz w:val="18"/>
+              </w:rPr>
+              <w:t>客户登录失败和分级封禁记录</w:t>
             </w:r>
           </w:p>
         </w:tc>
@@ -3131,13 +4835,10 @@
       <w:tr>
         <w:tc>
           <w:tcPr>
-            <w:tcW w:type="dxa" w:w="3293"/>
+            <w:tcW w:type="dxa" w:w="4896"/>
             <w:vAlign w:val="center"/>
           </w:tcPr>
           <w:p>
-            <w:pPr>
-              <w:spacing w:after="0"/>
-            </w:pPr>
             <w:r/>
             <w:r>
               <w:rPr>
@@ -3145,19 +4846,16 @@
                 <w:b w:val="0"/>
                 <w:sz w:val="18"/>
               </w:rPr>
-              <w:t>orders</w:t>
+              <w:t>`password_reset_tokens`</w:t>
             </w:r>
           </w:p>
         </w:tc>
         <w:tc>
           <w:tcPr>
-            <w:tcW w:type="dxa" w:w="3293"/>
+            <w:tcW w:type="dxa" w:w="4896"/>
             <w:vAlign w:val="center"/>
           </w:tcPr>
           <w:p>
-            <w:pPr>
-              <w:spacing w:after="0"/>
-            </w:pPr>
             <w:r/>
             <w:r>
               <w:rPr>
@@ -3165,19 +4863,18 @@
                 <w:b w:val="0"/>
                 <w:sz w:val="18"/>
               </w:rPr>
-              <w:t>id, customer_id, contact fields, shipping fields, status, total_price, lead_time, logistics, admin_note</w:t>
+              <w:t>密码重置 token hash 和有效期，后续可启用完整流程</w:t>
             </w:r>
           </w:p>
         </w:tc>
+      </w:tr>
+      <w:tr>
         <w:tc>
           <w:tcPr>
-            <w:tcW w:type="dxa" w:w="3293"/>
+            <w:tcW w:type="dxa" w:w="4896"/>
             <w:vAlign w:val="center"/>
           </w:tcPr>
           <w:p>
-            <w:pPr>
-              <w:spacing w:after="0"/>
-            </w:pPr>
             <w:r/>
             <w:r>
               <w:rPr>
@@ -3185,7 +4882,24 @@
                 <w:b w:val="0"/>
                 <w:sz w:val="18"/>
               </w:rPr>
-              <w:t>订单主表，保存客户、配送、状态、金额与交期</w:t>
+              <w:t>`orders`</w:t>
+            </w:r>
+          </w:p>
+        </w:tc>
+        <w:tc>
+          <w:tcPr>
+            <w:tcW w:type="dxa" w:w="4896"/>
+            <w:vAlign w:val="center"/>
+          </w:tcPr>
+          <w:p>
+            <w:r/>
+            <w:r>
+              <w:rPr>
+                <w:rFonts w:ascii="Microsoft YaHei" w:hAnsi="Microsoft YaHei" w:eastAsia="Microsoft YaHei"/>
+                <w:b w:val="0"/>
+                <w:sz w:val="18"/>
+              </w:rPr>
+              <w:t>订单主表，包含客户信息、配送信息、状态、价格、货期</w:t>
             </w:r>
           </w:p>
         </w:tc>
@@ -3193,13 +4907,10 @@
       <w:tr>
         <w:tc>
           <w:tcPr>
-            <w:tcW w:type="dxa" w:w="3293"/>
+            <w:tcW w:type="dxa" w:w="4896"/>
             <w:vAlign w:val="center"/>
           </w:tcPr>
           <w:p>
-            <w:pPr>
-              <w:spacing w:after="0"/>
-            </w:pPr>
             <w:r/>
             <w:r>
               <w:rPr>
@@ -3207,19 +4918,16 @@
                 <w:b w:val="0"/>
                 <w:sz w:val="18"/>
               </w:rPr>
-              <w:t>files</w:t>
+              <w:t>`files`</w:t>
             </w:r>
           </w:p>
         </w:tc>
         <w:tc>
           <w:tcPr>
-            <w:tcW w:type="dxa" w:w="3293"/>
+            <w:tcW w:type="dxa" w:w="4896"/>
             <w:vAlign w:val="center"/>
           </w:tcPr>
           <w:p>
-            <w:pPr>
-              <w:spacing w:after="0"/>
-            </w:pPr>
             <w:r/>
             <w:r>
               <w:rPr>
@@ -3227,19 +4935,18 @@
                 <w:b w:val="0"/>
                 <w:sz w:val="18"/>
               </w:rPr>
-              <w:t>id, order_id, original_name, stored_name, material, color, quantity, unit_price, subtotal_price, model dimensions</w:t>
+              <w:t>上传文件表，包含文件路径、材料、颜色、数量、单价、小计和模型预留字段</w:t>
             </w:r>
           </w:p>
         </w:tc>
+      </w:tr>
+      <w:tr>
         <w:tc>
           <w:tcPr>
-            <w:tcW w:type="dxa" w:w="3293"/>
+            <w:tcW w:type="dxa" w:w="4896"/>
             <w:vAlign w:val="center"/>
           </w:tcPr>
           <w:p>
-            <w:pPr>
-              <w:spacing w:after="0"/>
-            </w:pPr>
             <w:r/>
             <w:r>
               <w:rPr>
@@ -3247,7 +4954,24 @@
                 <w:b w:val="0"/>
                 <w:sz w:val="18"/>
               </w:rPr>
-              <w:t>订单文件明细，保存材料颜色数量和报价结果</w:t>
+              <w:t>`slice_jobs`</w:t>
+            </w:r>
+          </w:p>
+        </w:tc>
+        <w:tc>
+          <w:tcPr>
+            <w:tcW w:type="dxa" w:w="4896"/>
+            <w:vAlign w:val="center"/>
+          </w:tcPr>
+          <w:p>
+            <w:r/>
+            <w:r>
+              <w:rPr>
+                <w:rFonts w:ascii="Microsoft YaHei" w:hAnsi="Microsoft YaHei" w:eastAsia="Microsoft YaHei"/>
+                <w:b w:val="0"/>
+                <w:sz w:val="18"/>
+              </w:rPr>
+              <w:t>自动切片任务和结果，包含 G-code 路径、耗材重量、打印时间、报价数据</w:t>
             </w:r>
           </w:p>
         </w:tc>
@@ -3255,13 +4979,10 @@
       <w:tr>
         <w:tc>
           <w:tcPr>
-            <w:tcW w:type="dxa" w:w="3293"/>
+            <w:tcW w:type="dxa" w:w="4896"/>
             <w:vAlign w:val="center"/>
           </w:tcPr>
           <w:p>
-            <w:pPr>
-              <w:spacing w:after="0"/>
-            </w:pPr>
             <w:r/>
             <w:r>
               <w:rPr>
@@ -3269,101 +4990,16 @@
                 <w:b w:val="0"/>
                 <w:sz w:val="18"/>
               </w:rPr>
-              <w:t>slice_jobs</w:t>
+              <w:t>`order_status_logs`</w:t>
             </w:r>
           </w:p>
         </w:tc>
         <w:tc>
           <w:tcPr>
-            <w:tcW w:type="dxa" w:w="3293"/>
+            <w:tcW w:type="dxa" w:w="4896"/>
             <w:vAlign w:val="center"/>
           </w:tcPr>
           <w:p>
-            <w:pPr>
-              <w:spacing w:after="0"/>
-            </w:pPr>
-            <w:r/>
-            <w:r>
-              <w:rPr>
-                <w:rFonts w:ascii="Microsoft YaHei" w:hAnsi="Microsoft YaHei" w:eastAsia="Microsoft YaHei"/>
-                <w:b w:val="0"/>
-                <w:sz w:val="18"/>
-              </w:rPr>
-              <w:t>id, order_id, file_id, status, input_file_path, gcode_file_path, weight, print_time, estimated_price, error_message</w:t>
-            </w:r>
-          </w:p>
-        </w:tc>
-        <w:tc>
-          <w:tcPr>
-            <w:tcW w:type="dxa" w:w="3293"/>
-            <w:vAlign w:val="center"/>
-          </w:tcPr>
-          <w:p>
-            <w:pPr>
-              <w:spacing w:after="0"/>
-            </w:pPr>
-            <w:r/>
-            <w:r>
-              <w:rPr>
-                <w:rFonts w:ascii="Microsoft YaHei" w:hAnsi="Microsoft YaHei" w:eastAsia="Microsoft YaHei"/>
-                <w:b w:val="0"/>
-                <w:sz w:val="18"/>
-              </w:rPr>
-              <w:t>自动切片任务与结果记录</w:t>
-            </w:r>
-          </w:p>
-        </w:tc>
-      </w:tr>
-      <w:tr>
-        <w:tc>
-          <w:tcPr>
-            <w:tcW w:type="dxa" w:w="3293"/>
-            <w:vAlign w:val="center"/>
-          </w:tcPr>
-          <w:p>
-            <w:pPr>
-              <w:spacing w:after="0"/>
-            </w:pPr>
-            <w:r/>
-            <w:r>
-              <w:rPr>
-                <w:rFonts w:ascii="Microsoft YaHei" w:hAnsi="Microsoft YaHei" w:eastAsia="Microsoft YaHei"/>
-                <w:b w:val="0"/>
-                <w:sz w:val="18"/>
-              </w:rPr>
-              <w:t>order_status_logs</w:t>
-            </w:r>
-          </w:p>
-        </w:tc>
-        <w:tc>
-          <w:tcPr>
-            <w:tcW w:type="dxa" w:w="3293"/>
-            <w:vAlign w:val="center"/>
-          </w:tcPr>
-          <w:p>
-            <w:pPr>
-              <w:spacing w:after="0"/>
-            </w:pPr>
-            <w:r/>
-            <w:r>
-              <w:rPr>
-                <w:rFonts w:ascii="Microsoft YaHei" w:hAnsi="Microsoft YaHei" w:eastAsia="Microsoft YaHei"/>
-                <w:b w:val="0"/>
-                <w:sz w:val="18"/>
-              </w:rPr>
-              <w:t>id, order_id, from_status, to_status, actor, created_at</w:t>
-            </w:r>
-          </w:p>
-        </w:tc>
-        <w:tc>
-          <w:tcPr>
-            <w:tcW w:type="dxa" w:w="3293"/>
-            <w:vAlign w:val="center"/>
-          </w:tcPr>
-          <w:p>
-            <w:pPr>
-              <w:spacing w:after="0"/>
-            </w:pPr>
             <w:r/>
             <w:r>
               <w:rPr>
@@ -3376,16 +5012,378 @@
           </w:p>
         </w:tc>
       </w:tr>
+    </w:tbl>
+    <w:p/>
+    <w:p>
+      <w:pPr>
+        <w:spacing w:after="120" w:line="276" w:lineRule="auto"/>
+      </w:pPr>
+      <w:r>
+        <w:rPr>
+          <w:rFonts w:ascii="Microsoft YaHei" w:hAnsi="Microsoft YaHei" w:eastAsia="Microsoft YaHei"/>
+        </w:rPr>
+        <w:t>数据边界：</w:t>
+      </w:r>
+    </w:p>
+    <w:p>
+      <w:pPr>
+        <w:pStyle w:val="ListBullet"/>
+        <w:spacing w:after="40"/>
+      </w:pPr>
+      <w:r>
+        <w:rPr>
+          <w:rFonts w:ascii="Microsoft YaHei" w:hAnsi="Microsoft YaHei" w:eastAsia="Microsoft YaHei"/>
+        </w:rPr>
+        <w:t>用户上传的 3D 模型文件仅保存和切片，不作为可执行程序运行。</w:t>
+      </w:r>
+    </w:p>
+    <w:p>
+      <w:pPr>
+        <w:pStyle w:val="ListBullet"/>
+        <w:spacing w:after="40"/>
+      </w:pPr>
+      <w:r>
+        <w:rPr>
+          <w:rFonts w:ascii="Microsoft YaHei" w:hAnsi="Microsoft YaHei" w:eastAsia="Microsoft YaHei"/>
+        </w:rPr>
+        <w:t>PrusaSlicer 调用使用参数数组，不进行 shell 字符串拼接。</w:t>
+      </w:r>
+    </w:p>
+    <w:p>
+      <w:pPr>
+        <w:pStyle w:val="ListBullet"/>
+        <w:spacing w:after="40"/>
+      </w:pPr>
+      <w:r>
+        <w:rPr>
+          <w:rFonts w:ascii="Microsoft YaHei" w:hAnsi="Microsoft YaHei" w:eastAsia="Microsoft YaHei"/>
+        </w:rPr>
+        <w:t>V1/V2 当前自动报价仍需人工最终确认。</w:t>
+      </w:r>
+    </w:p>
+    <w:p>
+      <w:pPr>
+        <w:pStyle w:val="ListBullet"/>
+        <w:spacing w:after="40"/>
+      </w:pPr>
+      <w:r>
+        <w:rPr>
+          <w:rFonts w:ascii="Microsoft YaHei" w:hAnsi="Microsoft YaHei" w:eastAsia="Microsoft YaHei"/>
+        </w:rPr>
+        <w:t>管理员后台与客户账号使用独立 session，不混用权限。</w:t>
+      </w:r>
+    </w:p>
+    <w:p>
+      <w:pPr>
+        <w:pStyle w:val="Heading1"/>
+        <w:spacing w:before="200" w:after="120"/>
+      </w:pPr>
+      <w:r>
+        <w:rPr>
+          <w:rFonts w:ascii="Microsoft YaHei" w:hAnsi="Microsoft YaHei" w:eastAsia="Microsoft YaHei"/>
+        </w:rPr>
+        <w:t>13. 系统架构图</w:t>
+      </w:r>
+    </w:p>
+    <w:p>
+      <w:pPr>
+        <w:spacing w:before="80" w:after="120"/>
+        <w:shd w:fill="F3F4F6"/>
+      </w:pPr>
+      <w:r>
+        <w:rPr>
+          <w:rFonts w:ascii="Consolas" w:hAnsi="Consolas" w:eastAsia="Microsoft YaHei"/>
+          <w:color w:val="1F2937"/>
+          <w:sz w:val="17"/>
+        </w:rPr>
+        <w:t>flowchart LR</w:t>
+        <w:br/>
+      </w:r>
+      <w:r>
+        <w:rPr>
+          <w:rFonts w:ascii="Consolas" w:hAnsi="Consolas" w:eastAsia="Microsoft YaHei"/>
+          <w:color w:val="1F2937"/>
+          <w:sz w:val="17"/>
+        </w:rPr>
+        <w:t xml:space="preserve">  Customer["客户浏览器"]</w:t>
+        <w:br/>
+      </w:r>
+      <w:r>
+        <w:rPr>
+          <w:rFonts w:ascii="Consolas" w:hAnsi="Consolas" w:eastAsia="Microsoft YaHei"/>
+          <w:color w:val="1F2937"/>
+          <w:sz w:val="17"/>
+        </w:rPr>
+        <w:t xml:space="preserve">  Admin["管理员浏览器"]</w:t>
+        <w:br/>
+      </w:r>
+      <w:r>
+        <w:rPr>
+          <w:rFonts w:ascii="Consolas" w:hAnsi="Consolas" w:eastAsia="Microsoft YaHei"/>
+          <w:color w:val="1F2937"/>
+          <w:sz w:val="17"/>
+        </w:rPr>
+        <w:t xml:space="preserve">  Nginx["Nginx / HTTPS"]</w:t>
+        <w:br/>
+      </w:r>
+      <w:r>
+        <w:rPr>
+          <w:rFonts w:ascii="Consolas" w:hAnsi="Consolas" w:eastAsia="Microsoft YaHei"/>
+          <w:color w:val="1F2937"/>
+          <w:sz w:val="17"/>
+        </w:rPr>
+        <w:t xml:space="preserve">  Next["Next.js 应用容器"]</w:t>
+        <w:br/>
+      </w:r>
+      <w:r>
+        <w:rPr>
+          <w:rFonts w:ascii="Consolas" w:hAnsi="Consolas" w:eastAsia="Microsoft YaHei"/>
+          <w:color w:val="1F2937"/>
+          <w:sz w:val="17"/>
+        </w:rPr>
+        <w:t xml:space="preserve">  Api["API Routes"]</w:t>
+        <w:br/>
+      </w:r>
+      <w:r>
+        <w:rPr>
+          <w:rFonts w:ascii="Consolas" w:hAnsi="Consolas" w:eastAsia="Microsoft YaHei"/>
+          <w:color w:val="1F2937"/>
+          <w:sz w:val="17"/>
+        </w:rPr>
+        <w:t xml:space="preserve">  SQLite["SQLite /app/data"]</w:t>
+        <w:br/>
+      </w:r>
+      <w:r>
+        <w:rPr>
+          <w:rFonts w:ascii="Consolas" w:hAnsi="Consolas" w:eastAsia="Microsoft YaHei"/>
+          <w:color w:val="1F2937"/>
+          <w:sz w:val="17"/>
+        </w:rPr>
+        <w:t xml:space="preserve">  Uploads["模型文件 /app/uploads"]</w:t>
+        <w:br/>
+      </w:r>
+      <w:r>
+        <w:rPr>
+          <w:rFonts w:ascii="Consolas" w:hAnsi="Consolas" w:eastAsia="Microsoft YaHei"/>
+          <w:color w:val="1F2937"/>
+          <w:sz w:val="17"/>
+        </w:rPr>
+        <w:t xml:space="preserve">  Profiles["PrusaSlicer Profile /app/profiles"]</w:t>
+        <w:br/>
+      </w:r>
+      <w:r>
+        <w:rPr>
+          <w:rFonts w:ascii="Consolas" w:hAnsi="Consolas" w:eastAsia="Microsoft YaHei"/>
+          <w:color w:val="1F2937"/>
+          <w:sz w:val="17"/>
+        </w:rPr>
+        <w:t xml:space="preserve">  Gcode["G-code /app/gcode"]</w:t>
+        <w:br/>
+      </w:r>
+      <w:r>
+        <w:rPr>
+          <w:rFonts w:ascii="Consolas" w:hAnsi="Consolas" w:eastAsia="Microsoft YaHei"/>
+          <w:color w:val="1F2937"/>
+          <w:sz w:val="17"/>
+        </w:rPr>
+        <w:t xml:space="preserve">  Slicer["PrusaSlicer CLI"]</w:t>
+        <w:br/>
+      </w:r>
+      <w:r>
+        <w:rPr>
+          <w:rFonts w:ascii="Consolas" w:hAnsi="Consolas" w:eastAsia="Microsoft YaHei"/>
+          <w:color w:val="1F2937"/>
+          <w:sz w:val="17"/>
+        </w:rPr>
+        <w:t xml:space="preserve">  SMTP["SMTP 邮件服务"]</w:t>
+        <w:br/>
+      </w:r>
+      <w:r>
+        <w:rPr>
+          <w:rFonts w:ascii="Consolas" w:hAnsi="Consolas" w:eastAsia="Microsoft YaHei"/>
+          <w:color w:val="1F2937"/>
+          <w:sz w:val="17"/>
+        </w:rPr>
+        <w:br/>
+      </w:r>
+      <w:r>
+        <w:rPr>
+          <w:rFonts w:ascii="Consolas" w:hAnsi="Consolas" w:eastAsia="Microsoft YaHei"/>
+          <w:color w:val="1F2937"/>
+          <w:sz w:val="17"/>
+        </w:rPr>
+        <w:t xml:space="preserve">  Customer --&gt; Nginx</w:t>
+        <w:br/>
+      </w:r>
+      <w:r>
+        <w:rPr>
+          <w:rFonts w:ascii="Consolas" w:hAnsi="Consolas" w:eastAsia="Microsoft YaHei"/>
+          <w:color w:val="1F2937"/>
+          <w:sz w:val="17"/>
+        </w:rPr>
+        <w:t xml:space="preserve">  Admin --&gt; Nginx</w:t>
+        <w:br/>
+      </w:r>
+      <w:r>
+        <w:rPr>
+          <w:rFonts w:ascii="Consolas" w:hAnsi="Consolas" w:eastAsia="Microsoft YaHei"/>
+          <w:color w:val="1F2937"/>
+          <w:sz w:val="17"/>
+        </w:rPr>
+        <w:t xml:space="preserve">  Nginx --&gt; Next</w:t>
+        <w:br/>
+      </w:r>
+      <w:r>
+        <w:rPr>
+          <w:rFonts w:ascii="Consolas" w:hAnsi="Consolas" w:eastAsia="Microsoft YaHei"/>
+          <w:color w:val="1F2937"/>
+          <w:sz w:val="17"/>
+        </w:rPr>
+        <w:t xml:space="preserve">  Next --&gt; Api</w:t>
+        <w:br/>
+      </w:r>
+      <w:r>
+        <w:rPr>
+          <w:rFonts w:ascii="Consolas" w:hAnsi="Consolas" w:eastAsia="Microsoft YaHei"/>
+          <w:color w:val="1F2937"/>
+          <w:sz w:val="17"/>
+        </w:rPr>
+        <w:t xml:space="preserve">  Api --&gt; SQLite</w:t>
+        <w:br/>
+      </w:r>
+      <w:r>
+        <w:rPr>
+          <w:rFonts w:ascii="Consolas" w:hAnsi="Consolas" w:eastAsia="Microsoft YaHei"/>
+          <w:color w:val="1F2937"/>
+          <w:sz w:val="17"/>
+        </w:rPr>
+        <w:t xml:space="preserve">  Api --&gt; Uploads</w:t>
+        <w:br/>
+      </w:r>
+      <w:r>
+        <w:rPr>
+          <w:rFonts w:ascii="Consolas" w:hAnsi="Consolas" w:eastAsia="Microsoft YaHei"/>
+          <w:color w:val="1F2937"/>
+          <w:sz w:val="17"/>
+        </w:rPr>
+        <w:t xml:space="preserve">  Api --&gt; Slicer</w:t>
+        <w:br/>
+      </w:r>
+      <w:r>
+        <w:rPr>
+          <w:rFonts w:ascii="Consolas" w:hAnsi="Consolas" w:eastAsia="Microsoft YaHei"/>
+          <w:color w:val="1F2937"/>
+          <w:sz w:val="17"/>
+        </w:rPr>
+        <w:t xml:space="preserve">  Slicer --&gt; Profiles</w:t>
+        <w:br/>
+      </w:r>
+      <w:r>
+        <w:rPr>
+          <w:rFonts w:ascii="Consolas" w:hAnsi="Consolas" w:eastAsia="Microsoft YaHei"/>
+          <w:color w:val="1F2937"/>
+          <w:sz w:val="17"/>
+        </w:rPr>
+        <w:t xml:space="preserve">  Slicer --&gt; Gcode</w:t>
+        <w:br/>
+      </w:r>
+      <w:r>
+        <w:rPr>
+          <w:rFonts w:ascii="Consolas" w:hAnsi="Consolas" w:eastAsia="Microsoft YaHei"/>
+          <w:color w:val="1F2937"/>
+          <w:sz w:val="17"/>
+        </w:rPr>
+        <w:t xml:space="preserve">  Api --&gt; SMTP</w:t>
+        <w:br/>
+      </w:r>
+    </w:p>
+    <w:p>
+      <w:pPr>
+        <w:pStyle w:val="Heading1"/>
+        <w:spacing w:before="200" w:after="120"/>
+      </w:pPr>
+      <w:r>
+        <w:rPr>
+          <w:rFonts w:ascii="Microsoft YaHei" w:hAnsi="Microsoft YaHei" w:eastAsia="Microsoft YaHei"/>
+        </w:rPr>
+        <w:t>14. 风险与控制措施</w:t>
+      </w:r>
+    </w:p>
+    <w:tbl>
+      <w:tblPr>
+        <w:tblStyle w:val="TableGrid"/>
+        <w:tblW w:type="auto" w:w="0"/>
+        <w:jc w:val="center"/>
+        <w:tblLook w:firstColumn="1" w:firstRow="1" w:lastColumn="0" w:lastRow="0" w:noHBand="0" w:noVBand="1" w:val="04A0"/>
+      </w:tblPr>
+      <w:tblGrid>
+        <w:gridCol w:w="3264"/>
+        <w:gridCol w:w="3264"/>
+        <w:gridCol w:w="3264"/>
+      </w:tblGrid>
       <w:tr>
         <w:tc>
           <w:tcPr>
-            <w:tcW w:type="dxa" w:w="3293"/>
+            <w:tcW w:type="dxa" w:w="3264"/>
+            <w:vAlign w:val="center"/>
+            <w:shd w:fill="E5E7EB"/>
+          </w:tcPr>
+          <w:p>
+            <w:r/>
+            <w:r>
+              <w:rPr>
+                <w:rFonts w:ascii="Microsoft YaHei" w:hAnsi="Microsoft YaHei" w:eastAsia="Microsoft YaHei"/>
+                <w:b/>
+                <w:sz w:val="18"/>
+              </w:rPr>
+              <w:t>风险</w:t>
+            </w:r>
+          </w:p>
+        </w:tc>
+        <w:tc>
+          <w:tcPr>
+            <w:tcW w:type="dxa" w:w="3264"/>
+            <w:vAlign w:val="center"/>
+            <w:shd w:fill="E5E7EB"/>
+          </w:tcPr>
+          <w:p>
+            <w:r/>
+            <w:r>
+              <w:rPr>
+                <w:rFonts w:ascii="Microsoft YaHei" w:hAnsi="Microsoft YaHei" w:eastAsia="Microsoft YaHei"/>
+                <w:b/>
+                <w:sz w:val="18"/>
+              </w:rPr>
+              <w:t>当前控制</w:t>
+            </w:r>
+          </w:p>
+        </w:tc>
+        <w:tc>
+          <w:tcPr>
+            <w:tcW w:type="dxa" w:w="3264"/>
+            <w:vAlign w:val="center"/>
+            <w:shd w:fill="E5E7EB"/>
+          </w:tcPr>
+          <w:p>
+            <w:r/>
+            <w:r>
+              <w:rPr>
+                <w:rFonts w:ascii="Microsoft YaHei" w:hAnsi="Microsoft YaHei" w:eastAsia="Microsoft YaHei"/>
+                <w:b/>
+                <w:sz w:val="18"/>
+              </w:rPr>
+              <w:t>后续建议</w:t>
+            </w:r>
+          </w:p>
+        </w:tc>
+      </w:tr>
+      <w:tr>
+        <w:tc>
+          <w:tcPr>
+            <w:tcW w:type="dxa" w:w="3264"/>
             <w:vAlign w:val="center"/>
           </w:tcPr>
           <w:p>
-            <w:pPr>
-              <w:spacing w:after="0"/>
-            </w:pPr>
             <w:r/>
             <w:r>
               <w:rPr>
@@ -3393,19 +5391,16 @@
                 <w:b w:val="0"/>
                 <w:sz w:val="18"/>
               </w:rPr>
-              <w:t>auth_blocks</w:t>
+              <w:t>未登录调用报价或提交订单</w:t>
             </w:r>
           </w:p>
         </w:tc>
         <w:tc>
           <w:tcPr>
-            <w:tcW w:type="dxa" w:w="3293"/>
+            <w:tcW w:type="dxa" w:w="3264"/>
             <w:vAlign w:val="center"/>
           </w:tcPr>
           <w:p>
-            <w:pPr>
-              <w:spacing w:after="0"/>
-            </w:pPr>
             <w:r/>
             <w:r>
               <w:rPr>
@@ -3413,19 +5408,16 @@
                 <w:b w:val="0"/>
                 <w:sz w:val="18"/>
               </w:rPr>
-              <w:t>identifier_type, identifier, failed_count, block_stage, blocked_until, permanently_blocked</w:t>
+              <w:t>API 统一校验 customer session</w:t>
             </w:r>
           </w:p>
         </w:tc>
         <w:tc>
           <w:tcPr>
-            <w:tcW w:type="dxa" w:w="3293"/>
+            <w:tcW w:type="dxa" w:w="3264"/>
             <w:vAlign w:val="center"/>
           </w:tcPr>
           <w:p>
-            <w:pPr>
-              <w:spacing w:after="0"/>
-            </w:pPr>
             <w:r/>
             <w:r>
               <w:rPr>
@@ -3433,7 +5425,325 @@
                 <w:b w:val="0"/>
                 <w:sz w:val="18"/>
               </w:rPr>
-              <w:t>客户登录失败与封禁记录</w:t>
+              <w:t>增加更多端到端测试</w:t>
+            </w:r>
+          </w:p>
+        </w:tc>
+      </w:tr>
+      <w:tr>
+        <w:tc>
+          <w:tcPr>
+            <w:tcW w:type="dxa" w:w="3264"/>
+            <w:vAlign w:val="center"/>
+          </w:tcPr>
+          <w:p>
+            <w:r/>
+            <w:r>
+              <w:rPr>
+                <w:rFonts w:ascii="Microsoft YaHei" w:hAnsi="Microsoft YaHei" w:eastAsia="Microsoft YaHei"/>
+                <w:b w:val="0"/>
+                <w:sz w:val="18"/>
+              </w:rPr>
+              <w:t>登录暴力尝试</w:t>
+            </w:r>
+          </w:p>
+        </w:tc>
+        <w:tc>
+          <w:tcPr>
+            <w:tcW w:type="dxa" w:w="3264"/>
+            <w:vAlign w:val="center"/>
+          </w:tcPr>
+          <w:p>
+            <w:r/>
+            <w:r>
+              <w:rPr>
+                <w:rFonts w:ascii="Microsoft YaHei" w:hAnsi="Microsoft YaHei" w:eastAsia="Microsoft YaHei"/>
+                <w:b w:val="0"/>
+                <w:sz w:val="18"/>
+              </w:rPr>
+              <w:t>SQLite auth_blocks 按手机号和 IP 分级封禁</w:t>
+            </w:r>
+          </w:p>
+        </w:tc>
+        <w:tc>
+          <w:tcPr>
+            <w:tcW w:type="dxa" w:w="3264"/>
+            <w:vAlign w:val="center"/>
+          </w:tcPr>
+          <w:p>
+            <w:r/>
+            <w:r>
+              <w:rPr>
+                <w:rFonts w:ascii="Microsoft YaHei" w:hAnsi="Microsoft YaHei" w:eastAsia="Microsoft YaHei"/>
+                <w:b w:val="0"/>
+                <w:sz w:val="18"/>
+              </w:rPr>
+              <w:t>后续可接 Redis 或 WAF</w:t>
+            </w:r>
+          </w:p>
+        </w:tc>
+      </w:tr>
+      <w:tr>
+        <w:tc>
+          <w:tcPr>
+            <w:tcW w:type="dxa" w:w="3264"/>
+            <w:vAlign w:val="center"/>
+          </w:tcPr>
+          <w:p>
+            <w:r/>
+            <w:r>
+              <w:rPr>
+                <w:rFonts w:ascii="Microsoft YaHei" w:hAnsi="Microsoft YaHei" w:eastAsia="Microsoft YaHei"/>
+                <w:b w:val="0"/>
+                <w:sz w:val="18"/>
+              </w:rPr>
+              <w:t>上传大文件导致资源压力</w:t>
+            </w:r>
+          </w:p>
+        </w:tc>
+        <w:tc>
+          <w:tcPr>
+            <w:tcW w:type="dxa" w:w="3264"/>
+            <w:vAlign w:val="center"/>
+          </w:tcPr>
+          <w:p>
+            <w:r/>
+            <w:r>
+              <w:rPr>
+                <w:rFonts w:ascii="Microsoft YaHei" w:hAnsi="Microsoft YaHei" w:eastAsia="Microsoft YaHei"/>
+                <w:b w:val="0"/>
+                <w:sz w:val="18"/>
+              </w:rPr>
+              <w:t>单文件 50MB、最多 5 文件、IP 限流</w:t>
+            </w:r>
+          </w:p>
+        </w:tc>
+        <w:tc>
+          <w:tcPr>
+            <w:tcW w:type="dxa" w:w="3264"/>
+            <w:vAlign w:val="center"/>
+          </w:tcPr>
+          <w:p>
+            <w:r/>
+            <w:r>
+              <w:rPr>
+                <w:rFonts w:ascii="Microsoft YaHei" w:hAnsi="Microsoft YaHei" w:eastAsia="Microsoft YaHei"/>
+                <w:b w:val="0"/>
+                <w:sz w:val="18"/>
+              </w:rPr>
+              <w:t>OSS 直传和异步队列</w:t>
+            </w:r>
+          </w:p>
+        </w:tc>
+      </w:tr>
+      <w:tr>
+        <w:tc>
+          <w:tcPr>
+            <w:tcW w:type="dxa" w:w="3264"/>
+            <w:vAlign w:val="center"/>
+          </w:tcPr>
+          <w:p>
+            <w:r/>
+            <w:r>
+              <w:rPr>
+                <w:rFonts w:ascii="Microsoft YaHei" w:hAnsi="Microsoft YaHei" w:eastAsia="Microsoft YaHei"/>
+                <w:b w:val="0"/>
+                <w:sz w:val="18"/>
+              </w:rPr>
+              <w:t>切片任务占用 CPU/内存</w:t>
+            </w:r>
+          </w:p>
+        </w:tc>
+        <w:tc>
+          <w:tcPr>
+            <w:tcW w:type="dxa" w:w="3264"/>
+            <w:vAlign w:val="center"/>
+          </w:tcPr>
+          <w:p>
+            <w:r/>
+            <w:r>
+              <w:rPr>
+                <w:rFonts w:ascii="Microsoft YaHei" w:hAnsi="Microsoft YaHei" w:eastAsia="Microsoft YaHei"/>
+                <w:b w:val="0"/>
+                <w:sz w:val="18"/>
+              </w:rPr>
+              <w:t>`MAX_SLICE_CONCURRENCY=1`、超时控制</w:t>
+            </w:r>
+          </w:p>
+        </w:tc>
+        <w:tc>
+          <w:tcPr>
+            <w:tcW w:type="dxa" w:w="3264"/>
+            <w:vAlign w:val="center"/>
+          </w:tcPr>
+          <w:p>
+            <w:r/>
+            <w:r>
+              <w:rPr>
+                <w:rFonts w:ascii="Microsoft YaHei" w:hAnsi="Microsoft YaHei" w:eastAsia="Microsoft YaHei"/>
+                <w:b w:val="0"/>
+                <w:sz w:val="18"/>
+              </w:rPr>
+              <w:t>独立 worker 或任务队列</w:t>
+            </w:r>
+          </w:p>
+        </w:tc>
+      </w:tr>
+      <w:tr>
+        <w:tc>
+          <w:tcPr>
+            <w:tcW w:type="dxa" w:w="3264"/>
+            <w:vAlign w:val="center"/>
+          </w:tcPr>
+          <w:p>
+            <w:r/>
+            <w:r>
+              <w:rPr>
+                <w:rFonts w:ascii="Microsoft YaHei" w:hAnsi="Microsoft YaHei" w:eastAsia="Microsoft YaHei"/>
+                <w:b w:val="0"/>
+                <w:sz w:val="18"/>
+              </w:rPr>
+              <w:t>自动报价不准确</w:t>
+            </w:r>
+          </w:p>
+        </w:tc>
+        <w:tc>
+          <w:tcPr>
+            <w:tcW w:type="dxa" w:w="3264"/>
+            <w:vAlign w:val="center"/>
+          </w:tcPr>
+          <w:p>
+            <w:r/>
+            <w:r>
+              <w:rPr>
+                <w:rFonts w:ascii="Microsoft YaHei" w:hAnsi="Microsoft YaHei" w:eastAsia="Microsoft YaHei"/>
+                <w:b w:val="0"/>
+                <w:sz w:val="18"/>
+              </w:rPr>
+              <w:t>页面明确最终人工确认</w:t>
+            </w:r>
+          </w:p>
+        </w:tc>
+        <w:tc>
+          <w:tcPr>
+            <w:tcW w:type="dxa" w:w="3264"/>
+            <w:vAlign w:val="center"/>
+          </w:tcPr>
+          <w:p>
+            <w:r/>
+            <w:r>
+              <w:rPr>
+                <w:rFonts w:ascii="Microsoft YaHei" w:hAnsi="Microsoft YaHei" w:eastAsia="Microsoft YaHei"/>
+                <w:b w:val="0"/>
+                <w:sz w:val="18"/>
+              </w:rPr>
+              <w:t>记录最终价差并优化规则</w:t>
+            </w:r>
+          </w:p>
+        </w:tc>
+      </w:tr>
+      <w:tr>
+        <w:tc>
+          <w:tcPr>
+            <w:tcW w:type="dxa" w:w="3264"/>
+            <w:vAlign w:val="center"/>
+          </w:tcPr>
+          <w:p>
+            <w:r/>
+            <w:r>
+              <w:rPr>
+                <w:rFonts w:ascii="Microsoft YaHei" w:hAnsi="Microsoft YaHei" w:eastAsia="Microsoft YaHei"/>
+                <w:b w:val="0"/>
+                <w:sz w:val="18"/>
+              </w:rPr>
+              <w:t>Cookie 在 HTTPS/HTTP 环境异常</w:t>
+            </w:r>
+          </w:p>
+        </w:tc>
+        <w:tc>
+          <w:tcPr>
+            <w:tcW w:type="dxa" w:w="3264"/>
+            <w:vAlign w:val="center"/>
+          </w:tcPr>
+          <w:p>
+            <w:r/>
+            <w:r>
+              <w:rPr>
+                <w:rFonts w:ascii="Microsoft YaHei" w:hAnsi="Microsoft YaHei" w:eastAsia="Microsoft YaHei"/>
+                <w:b w:val="0"/>
+                <w:sz w:val="18"/>
+              </w:rPr>
+              <w:t>`COOKIE_SECURE` 可配置</w:t>
+            </w:r>
+          </w:p>
+        </w:tc>
+        <w:tc>
+          <w:tcPr>
+            <w:tcW w:type="dxa" w:w="3264"/>
+            <w:vAlign w:val="center"/>
+          </w:tcPr>
+          <w:p>
+            <w:r/>
+            <w:r>
+              <w:rPr>
+                <w:rFonts w:ascii="Microsoft YaHei" w:hAnsi="Microsoft YaHei" w:eastAsia="Microsoft YaHei"/>
+                <w:b w:val="0"/>
+                <w:sz w:val="18"/>
+              </w:rPr>
+              <w:t>部署检查脚本</w:t>
+            </w:r>
+          </w:p>
+        </w:tc>
+      </w:tr>
+      <w:tr>
+        <w:tc>
+          <w:tcPr>
+            <w:tcW w:type="dxa" w:w="3264"/>
+            <w:vAlign w:val="center"/>
+          </w:tcPr>
+          <w:p>
+            <w:r/>
+            <w:r>
+              <w:rPr>
+                <w:rFonts w:ascii="Microsoft YaHei" w:hAnsi="Microsoft YaHei" w:eastAsia="Microsoft YaHei"/>
+                <w:b w:val="0"/>
+                <w:sz w:val="18"/>
+              </w:rPr>
+              <w:t>数据丢失</w:t>
+            </w:r>
+          </w:p>
+        </w:tc>
+        <w:tc>
+          <w:tcPr>
+            <w:tcW w:type="dxa" w:w="3264"/>
+            <w:vAlign w:val="center"/>
+          </w:tcPr>
+          <w:p>
+            <w:r/>
+            <w:r>
+              <w:rPr>
+                <w:rFonts w:ascii="Microsoft YaHei" w:hAnsi="Microsoft YaHei" w:eastAsia="Microsoft YaHei"/>
+                <w:b w:val="0"/>
+                <w:sz w:val="18"/>
+              </w:rPr>
+              <w:t>Docker volume 挂载 data/uploads</w:t>
+            </w:r>
+          </w:p>
+        </w:tc>
+        <w:tc>
+          <w:tcPr>
+            <w:tcW w:type="dxa" w:w="3264"/>
+            <w:vAlign w:val="center"/>
+          </w:tcPr>
+          <w:p>
+            <w:r/>
+            <w:r>
+              <w:rPr>
+                <w:rFonts w:ascii="Microsoft YaHei" w:hAnsi="Microsoft YaHei" w:eastAsia="Microsoft YaHei"/>
+                <w:b w:val="0"/>
+                <w:sz w:val="18"/>
+              </w:rPr>
+              <w:t>自动备份 SQLite 和上传文件</w:t>
             </w:r>
           </w:p>
         </w:tc>
@@ -3443,888 +5753,136 @@
     <w:p>
       <w:pPr>
         <w:pStyle w:val="Heading1"/>
-        <w:spacing w:line="300" w:lineRule="auto" w:after="120"/>
+        <w:spacing w:before="200" w:after="120"/>
       </w:pPr>
       <w:r>
         <w:rPr>
           <w:rFonts w:ascii="Microsoft YaHei" w:hAnsi="Microsoft YaHei" w:eastAsia="Microsoft YaHei"/>
-          <w:b w:val="0"/>
-          <w:sz w:val="21"/>
-        </w:rPr>
-        <w:t>13. 分阶段开发计划</w:t>
-      </w:r>
-    </w:p>
-    <w:tbl>
-      <w:tblPr>
-        <w:tblStyle w:val="TableGrid"/>
-        <w:tblW w:type="auto" w:w="0"/>
-        <w:jc w:val="center"/>
-        <w:tblLayout w:type="autofit"/>
-        <w:tblLook w:firstColumn="1" w:firstRow="1" w:lastColumn="0" w:lastRow="0" w:noHBand="0" w:noVBand="1" w:val="04A0"/>
-      </w:tblPr>
-      <w:tblGrid>
-        <w:gridCol w:w="3293"/>
-        <w:gridCol w:w="3293"/>
-        <w:gridCol w:w="3293"/>
-      </w:tblGrid>
-      <w:tr>
-        <w:tc>
-          <w:tcPr>
-            <w:tcW w:type="dxa" w:w="3293"/>
-            <w:tcMar>
-              <w:top w:w="90" w:type="dxa"/>
-              <w:left w:w="90" w:type="dxa"/>
-              <w:bottom w:w="90" w:type="dxa"/>
-              <w:right w:w="90" w:type="dxa"/>
-            </w:tcMar>
-            <w:vAlign w:val="center"/>
-            <w:shd w:fill="D9EAF7"/>
-          </w:tcPr>
-          <w:p>
-            <w:pPr>
-              <w:spacing w:after="0"/>
-            </w:pPr>
-            <w:r/>
-            <w:r>
-              <w:rPr>
-                <w:rFonts w:ascii="Microsoft YaHei" w:hAnsi="Microsoft YaHei" w:eastAsia="Microsoft YaHei"/>
-                <w:b/>
-                <w:color w:val="1F4E79"/>
-                <w:sz w:val="18"/>
-              </w:rPr>
-              <w:t>阶段</w:t>
-            </w:r>
-          </w:p>
-        </w:tc>
-        <w:tc>
-          <w:tcPr>
-            <w:tcW w:type="dxa" w:w="3293"/>
-            <w:tcMar>
-              <w:top w:w="90" w:type="dxa"/>
-              <w:left w:w="90" w:type="dxa"/>
-              <w:bottom w:w="90" w:type="dxa"/>
-              <w:right w:w="90" w:type="dxa"/>
-            </w:tcMar>
-            <w:vAlign w:val="center"/>
-            <w:shd w:fill="D9EAF7"/>
-          </w:tcPr>
-          <w:p>
-            <w:pPr>
-              <w:spacing w:after="0"/>
-            </w:pPr>
-            <w:r/>
-            <w:r>
-              <w:rPr>
-                <w:rFonts w:ascii="Microsoft YaHei" w:hAnsi="Microsoft YaHei" w:eastAsia="Microsoft YaHei"/>
-                <w:b/>
-                <w:color w:val="1F4E79"/>
-                <w:sz w:val="18"/>
-              </w:rPr>
-              <w:t>建设重点</w:t>
-            </w:r>
-          </w:p>
-        </w:tc>
-        <w:tc>
-          <w:tcPr>
-            <w:tcW w:type="dxa" w:w="3293"/>
-            <w:tcMar>
-              <w:top w:w="90" w:type="dxa"/>
-              <w:left w:w="90" w:type="dxa"/>
-              <w:bottom w:w="90" w:type="dxa"/>
-              <w:right w:w="90" w:type="dxa"/>
-            </w:tcMar>
-            <w:vAlign w:val="center"/>
-            <w:shd w:fill="D9EAF7"/>
-          </w:tcPr>
-          <w:p>
-            <w:pPr>
-              <w:spacing w:after="0"/>
-            </w:pPr>
-            <w:r/>
-            <w:r>
-              <w:rPr>
-                <w:rFonts w:ascii="Microsoft YaHei" w:hAnsi="Microsoft YaHei" w:eastAsia="Microsoft YaHei"/>
-                <w:b/>
-                <w:color w:val="1F4E79"/>
-                <w:sz w:val="18"/>
-              </w:rPr>
-              <w:t>交付内容</w:t>
-            </w:r>
-          </w:p>
-        </w:tc>
-      </w:tr>
-      <w:tr>
-        <w:tc>
-          <w:tcPr>
-            <w:tcW w:type="dxa" w:w="3293"/>
-            <w:vAlign w:val="center"/>
-          </w:tcPr>
-          <w:p>
-            <w:pPr>
-              <w:spacing w:after="0"/>
-            </w:pPr>
-            <w:r/>
-            <w:r>
-              <w:rPr>
-                <w:rFonts w:ascii="Microsoft YaHei" w:hAnsi="Microsoft YaHei" w:eastAsia="Microsoft YaHei"/>
-                <w:b w:val="0"/>
-                <w:sz w:val="18"/>
-              </w:rPr>
-              <w:t>V1.0 基础接单</w:t>
-            </w:r>
-          </w:p>
-        </w:tc>
-        <w:tc>
-          <w:tcPr>
-            <w:tcW w:type="dxa" w:w="3293"/>
-            <w:vAlign w:val="center"/>
-          </w:tcPr>
-          <w:p>
-            <w:pPr>
-              <w:spacing w:after="0"/>
-            </w:pPr>
-            <w:r/>
-            <w:r>
-              <w:rPr>
-                <w:rFonts w:ascii="Microsoft YaHei" w:hAnsi="Microsoft YaHei" w:eastAsia="Microsoft YaHei"/>
-                <w:b w:val="0"/>
-                <w:sz w:val="18"/>
-              </w:rPr>
-              <w:t>Next.js 基础框架、报价页、成功页、SQLite、上传与后台</w:t>
-            </w:r>
-          </w:p>
-        </w:tc>
-        <w:tc>
-          <w:tcPr>
-            <w:tcW w:type="dxa" w:w="3293"/>
-            <w:vAlign w:val="center"/>
-          </w:tcPr>
-          <w:p>
-            <w:pPr>
-              <w:spacing w:after="0"/>
-            </w:pPr>
-            <w:r/>
-            <w:r>
-              <w:rPr>
-                <w:rFonts w:ascii="Microsoft YaHei" w:hAnsi="Microsoft YaHei" w:eastAsia="Microsoft YaHei"/>
-                <w:b w:val="0"/>
-                <w:sz w:val="18"/>
-              </w:rPr>
-              <w:t>可提交订单、后台查看与下载文件</w:t>
-            </w:r>
-          </w:p>
-        </w:tc>
-      </w:tr>
-      <w:tr>
-        <w:tc>
-          <w:tcPr>
-            <w:tcW w:type="dxa" w:w="3293"/>
-            <w:vAlign w:val="center"/>
-          </w:tcPr>
-          <w:p>
-            <w:pPr>
-              <w:spacing w:after="0"/>
-            </w:pPr>
-            <w:r/>
-            <w:r>
-              <w:rPr>
-                <w:rFonts w:ascii="Microsoft YaHei" w:hAnsi="Microsoft YaHei" w:eastAsia="Microsoft YaHei"/>
-                <w:b w:val="0"/>
-                <w:sz w:val="18"/>
-              </w:rPr>
-              <w:t>V1.1 多文件报价</w:t>
-            </w:r>
-          </w:p>
-        </w:tc>
-        <w:tc>
-          <w:tcPr>
-            <w:tcW w:type="dxa" w:w="3293"/>
-            <w:vAlign w:val="center"/>
-          </w:tcPr>
-          <w:p>
-            <w:pPr>
-              <w:spacing w:after="0"/>
-            </w:pPr>
-            <w:r/>
-            <w:r>
-              <w:rPr>
-                <w:rFonts w:ascii="Microsoft YaHei" w:hAnsi="Microsoft YaHei" w:eastAsia="Microsoft YaHei"/>
-                <w:b w:val="0"/>
-                <w:sz w:val="18"/>
-              </w:rPr>
-              <w:t>多文件上传、材料颜色、数量、配送、价格与交期预估</w:t>
-            </w:r>
-          </w:p>
-        </w:tc>
-        <w:tc>
-          <w:tcPr>
-            <w:tcW w:type="dxa" w:w="3293"/>
-            <w:vAlign w:val="center"/>
-          </w:tcPr>
-          <w:p>
-            <w:pPr>
-              <w:spacing w:after="0"/>
-            </w:pPr>
-            <w:r/>
-            <w:r>
-              <w:rPr>
-                <w:rFonts w:ascii="Microsoft YaHei" w:hAnsi="Microsoft YaHei" w:eastAsia="Microsoft YaHei"/>
-                <w:b w:val="0"/>
-                <w:sz w:val="18"/>
-              </w:rPr>
-              <w:t>客户可提交更完整需求，后台可查看文件明细</w:t>
-            </w:r>
-          </w:p>
-        </w:tc>
-      </w:tr>
-      <w:tr>
-        <w:tc>
-          <w:tcPr>
-            <w:tcW w:type="dxa" w:w="3293"/>
-            <w:vAlign w:val="center"/>
-          </w:tcPr>
-          <w:p>
-            <w:pPr>
-              <w:spacing w:after="0"/>
-            </w:pPr>
-            <w:r/>
-            <w:r>
-              <w:rPr>
-                <w:rFonts w:ascii="Microsoft YaHei" w:hAnsi="Microsoft YaHei" w:eastAsia="Microsoft YaHei"/>
-                <w:b w:val="0"/>
-                <w:sz w:val="18"/>
-              </w:rPr>
-              <w:t>V1.2 会员与订单中心</w:t>
-            </w:r>
-          </w:p>
-        </w:tc>
-        <w:tc>
-          <w:tcPr>
-            <w:tcW w:type="dxa" w:w="3293"/>
-            <w:vAlign w:val="center"/>
-          </w:tcPr>
-          <w:p>
-            <w:pPr>
-              <w:spacing w:after="0"/>
-            </w:pPr>
-            <w:r/>
-            <w:r>
-              <w:rPr>
-                <w:rFonts w:ascii="Microsoft YaHei" w:hAnsi="Microsoft YaHei" w:eastAsia="Microsoft YaHei"/>
-                <w:b w:val="0"/>
-                <w:sz w:val="18"/>
-              </w:rPr>
-              <w:t>注册登录、客户中心、订单历史、登录权限门禁</w:t>
-            </w:r>
-          </w:p>
-        </w:tc>
-        <w:tc>
-          <w:tcPr>
-            <w:tcW w:type="dxa" w:w="3293"/>
-            <w:vAlign w:val="center"/>
-          </w:tcPr>
-          <w:p>
-            <w:pPr>
-              <w:spacing w:after="0"/>
-            </w:pPr>
-            <w:r/>
-            <w:r>
-              <w:rPr>
-                <w:rFonts w:ascii="Microsoft YaHei" w:hAnsi="Microsoft YaHei" w:eastAsia="Microsoft YaHei"/>
-                <w:b w:val="0"/>
-                <w:sz w:val="18"/>
-              </w:rPr>
-              <w:t>客户账号沉淀，订单归属清晰</w:t>
-            </w:r>
-          </w:p>
-        </w:tc>
-      </w:tr>
-      <w:tr>
-        <w:tc>
-          <w:tcPr>
-            <w:tcW w:type="dxa" w:w="3293"/>
-            <w:vAlign w:val="center"/>
-          </w:tcPr>
-          <w:p>
-            <w:pPr>
-              <w:spacing w:after="0"/>
-            </w:pPr>
-            <w:r/>
-            <w:r>
-              <w:rPr>
-                <w:rFonts w:ascii="Microsoft YaHei" w:hAnsi="Microsoft YaHei" w:eastAsia="Microsoft YaHei"/>
-                <w:b w:val="0"/>
-                <w:sz w:val="18"/>
-              </w:rPr>
-              <w:t>V2 自动切片报价</w:t>
-            </w:r>
-          </w:p>
-        </w:tc>
-        <w:tc>
-          <w:tcPr>
-            <w:tcW w:type="dxa" w:w="3293"/>
-            <w:vAlign w:val="center"/>
-          </w:tcPr>
-          <w:p>
-            <w:pPr>
-              <w:spacing w:after="0"/>
-            </w:pPr>
-            <w:r/>
-            <w:r>
-              <w:rPr>
-                <w:rFonts w:ascii="Microsoft YaHei" w:hAnsi="Microsoft YaHei" w:eastAsia="Microsoft YaHei"/>
-                <w:b w:val="0"/>
-                <w:sz w:val="18"/>
-              </w:rPr>
-              <w:t>PrusaSlicer 封装、自动报价、G-code 解析、后台测试切片</w:t>
-            </w:r>
-          </w:p>
-        </w:tc>
-        <w:tc>
-          <w:tcPr>
-            <w:tcW w:type="dxa" w:w="3293"/>
-            <w:vAlign w:val="center"/>
-          </w:tcPr>
-          <w:p>
-            <w:pPr>
-              <w:spacing w:after="0"/>
-            </w:pPr>
-            <w:r/>
-            <w:r>
-              <w:rPr>
-                <w:rFonts w:ascii="Microsoft YaHei" w:hAnsi="Microsoft YaHei" w:eastAsia="Microsoft YaHei"/>
-                <w:b w:val="0"/>
-                <w:sz w:val="18"/>
-              </w:rPr>
-              <w:t>STL 文件获得更接近真实业务的报价</w:t>
-            </w:r>
-          </w:p>
-        </w:tc>
-      </w:tr>
-      <w:tr>
-        <w:tc>
-          <w:tcPr>
-            <w:tcW w:type="dxa" w:w="3293"/>
-            <w:vAlign w:val="center"/>
-          </w:tcPr>
-          <w:p>
-            <w:pPr>
-              <w:spacing w:after="0"/>
-            </w:pPr>
-            <w:r/>
-            <w:r>
-              <w:rPr>
-                <w:rFonts w:ascii="Microsoft YaHei" w:hAnsi="Microsoft YaHei" w:eastAsia="Microsoft YaHei"/>
-                <w:b w:val="0"/>
-                <w:sz w:val="18"/>
-              </w:rPr>
-              <w:t>V2.x 通知与运营</w:t>
-            </w:r>
-          </w:p>
-        </w:tc>
-        <w:tc>
-          <w:tcPr>
-            <w:tcW w:type="dxa" w:w="3293"/>
-            <w:vAlign w:val="center"/>
-          </w:tcPr>
-          <w:p>
-            <w:pPr>
-              <w:spacing w:after="0"/>
-            </w:pPr>
-            <w:r/>
-            <w:r>
-              <w:rPr>
-                <w:rFonts w:ascii="Microsoft YaHei" w:hAnsi="Microsoft YaHei" w:eastAsia="Microsoft YaHei"/>
-                <w:b w:val="0"/>
-                <w:sz w:val="18"/>
-              </w:rPr>
-              <w:t>公众号通知、支付确认、生产排产视图、售后归档</w:t>
-            </w:r>
-          </w:p>
-        </w:tc>
-        <w:tc>
-          <w:tcPr>
-            <w:tcW w:type="dxa" w:w="3293"/>
-            <w:vAlign w:val="center"/>
-          </w:tcPr>
-          <w:p>
-            <w:pPr>
-              <w:spacing w:after="0"/>
-            </w:pPr>
-            <w:r/>
-            <w:r>
-              <w:rPr>
-                <w:rFonts w:ascii="Microsoft YaHei" w:hAnsi="Microsoft YaHei" w:eastAsia="Microsoft YaHei"/>
-                <w:b w:val="0"/>
-                <w:sz w:val="18"/>
-              </w:rPr>
-              <w:t>降低人工沟通成本，提高交付透明度</w:t>
-            </w:r>
-          </w:p>
-        </w:tc>
-      </w:tr>
-    </w:tbl>
-    <w:p/>
-    <w:p>
-      <w:pPr>
-        <w:pStyle w:val="Heading1"/>
-        <w:spacing w:line="300" w:lineRule="auto" w:after="120"/>
-      </w:pPr>
-      <w:r>
-        <w:rPr>
-          <w:rFonts w:ascii="Microsoft YaHei" w:hAnsi="Microsoft YaHei" w:eastAsia="Microsoft YaHei"/>
-          <w:b w:val="0"/>
-          <w:sz w:val="21"/>
-        </w:rPr>
-        <w:t>14. 每阶段预期效果</w:t>
+        </w:rPr>
+        <w:t>15. 近期建议事项</w:t>
       </w:r>
     </w:p>
     <w:p>
       <w:pPr>
-        <w:pStyle w:val="ListBullet"/>
-        <w:spacing w:after="60"/>
+        <w:spacing w:after="120" w:line="276" w:lineRule="auto"/>
       </w:pPr>
       <w:r>
         <w:rPr>
           <w:rFonts w:ascii="Microsoft YaHei" w:hAnsi="Microsoft YaHei" w:eastAsia="Microsoft YaHei"/>
-          <w:b w:val="0"/>
-          <w:sz w:val="20"/>
-        </w:rPr>
-        <w:t>V1.0：从纯微信接单转为表单化接单，减少信息遗漏。</w:t>
+        </w:rPr>
+        <w:t>建议优先处理以下事项：</w:t>
       </w:r>
     </w:p>
     <w:p>
       <w:pPr>
-        <w:pStyle w:val="ListBullet"/>
-        <w:spacing w:after="60"/>
+        <w:pStyle w:val="ListNumber"/>
+        <w:spacing w:after="40"/>
       </w:pPr>
       <w:r>
         <w:rPr>
           <w:rFonts w:ascii="Microsoft YaHei" w:hAnsi="Microsoft YaHei" w:eastAsia="Microsoft YaHei"/>
-          <w:b w:val="0"/>
-          <w:sz w:val="20"/>
-        </w:rPr>
-        <w:t>V1.1：一次订单支持多文件、多材料颜色和数量，客户能看到初步价格和交期。</w:t>
+        </w:rPr>
+        <w:t>建立服务器备份策略：至少备份 SQLite 数据库、上传文件和 profiles 配置。</w:t>
       </w:r>
     </w:p>
     <w:p>
       <w:pPr>
-        <w:pStyle w:val="ListBullet"/>
-        <w:spacing w:after="60"/>
+        <w:pStyle w:val="ListNumber"/>
+        <w:spacing w:after="40"/>
       </w:pPr>
       <w:r>
         <w:rPr>
           <w:rFonts w:ascii="Microsoft YaHei" w:hAnsi="Microsoft YaHei" w:eastAsia="Microsoft YaHei"/>
-          <w:b w:val="0"/>
-          <w:sz w:val="20"/>
-        </w:rPr>
-        <w:t>V1.2：客户必须登录后报价，订单可追踪，降低匿名滥用。</w:t>
+        </w:rPr>
+        <w:t>后台增加订单搜索和状态筛选，降低订单增长后的管理成本。</w:t>
       </w:r>
     </w:p>
     <w:p>
       <w:pPr>
-        <w:pStyle w:val="ListBullet"/>
-        <w:spacing w:after="60"/>
+        <w:pStyle w:val="ListNumber"/>
+        <w:spacing w:after="40"/>
       </w:pPr>
       <w:r>
         <w:rPr>
           <w:rFonts w:ascii="Microsoft YaHei" w:hAnsi="Microsoft YaHei" w:eastAsia="Microsoft YaHei"/>
-          <w:b w:val="0"/>
-          <w:sz w:val="20"/>
-        </w:rPr>
-        <w:t>V2：STL 自动切片报价提升报价效率，管理员只需复核异常模型和最终生产安排。</w:t>
+        </w:rPr>
+        <w:t>增加“最终报价确认”字段，区分自动报价与人工确认价。</w:t>
       </w:r>
     </w:p>
     <w:p>
       <w:pPr>
-        <w:pStyle w:val="ListBullet"/>
-        <w:spacing w:after="60"/>
+        <w:pStyle w:val="ListNumber"/>
+        <w:spacing w:after="40"/>
       </w:pPr>
       <w:r>
         <w:rPr>
           <w:rFonts w:ascii="Microsoft YaHei" w:hAnsi="Microsoft YaHei" w:eastAsia="Microsoft YaHei"/>
-          <w:b w:val="0"/>
-          <w:sz w:val="20"/>
-        </w:rPr>
-        <w:t>V2.x：通知、支付、生产流转进一步自动化，形成可持续运营系统。</w:t>
+        </w:rPr>
+        <w:t>将测试订单和真实订单在后台做标记或清理机制。</w:t>
       </w:r>
     </w:p>
     <w:p>
       <w:pPr>
-        <w:pStyle w:val="Heading1"/>
-        <w:spacing w:line="300" w:lineRule="auto" w:after="120"/>
+        <w:pStyle w:val="ListNumber"/>
+        <w:spacing w:after="40"/>
       </w:pPr>
       <w:r>
         <w:rPr>
           <w:rFonts w:ascii="Microsoft YaHei" w:hAnsi="Microsoft YaHei" w:eastAsia="Microsoft YaHei"/>
-          <w:b w:val="0"/>
-          <w:sz w:val="21"/>
-        </w:rPr>
-        <w:t>15. 当前已完成内容</w:t>
+        </w:rPr>
+        <w:t>梳理微信公众号接入所需主体、模板消息权限和账号绑定流程。</w:t>
       </w:r>
     </w:p>
     <w:p>
       <w:pPr>
-        <w:pStyle w:val="ListBullet"/>
-        <w:spacing w:after="60"/>
+        <w:pStyle w:val="ListNumber"/>
+        <w:spacing w:after="40"/>
       </w:pPr>
       <w:r>
         <w:rPr>
           <w:rFonts w:ascii="Microsoft YaHei" w:hAnsi="Microsoft YaHei" w:eastAsia="Microsoft YaHei"/>
-          <w:b w:val="0"/>
-          <w:sz w:val="20"/>
-        </w:rPr>
-        <w:t>Next.js + TypeScript + Tailwind 基础应用结构。</w:t>
+        </w:rPr>
+        <w:t>为 Docker 构建较慢问题评估服务器内存或 CI 构建镜像方案。</w:t>
       </w:r>
     </w:p>
     <w:p>
       <w:pPr>
-        <w:pStyle w:val="ListBullet"/>
-        <w:spacing w:after="60"/>
+        <w:pStyle w:val="Heading1"/>
+        <w:spacing w:before="200" w:after="120"/>
       </w:pPr>
       <w:r>
         <w:rPr>
           <w:rFonts w:ascii="Microsoft YaHei" w:hAnsi="Microsoft YaHei" w:eastAsia="Microsoft YaHei"/>
-          <w:b w:val="0"/>
-          <w:sz w:val="20"/>
-        </w:rPr>
-        <w:t>首页、报价页、成功页、管理员登录、后台订单列表与详情。</w:t>
+        </w:rPr>
+        <w:t>16. 总结</w:t>
       </w:r>
     </w:p>
     <w:p>
       <w:pPr>
-        <w:pStyle w:val="ListBullet"/>
-        <w:spacing w:after="60"/>
+        <w:spacing w:after="120" w:line="276" w:lineRule="auto"/>
       </w:pPr>
       <w:r>
         <w:rPr>
           <w:rFonts w:ascii="Microsoft YaHei" w:hAnsi="Microsoft YaHei" w:eastAsia="Microsoft YaHei"/>
-          <w:b w:val="0"/>
-          <w:sz w:val="20"/>
-        </w:rPr>
-        <w:t>SQLite 数据库初始化，orders、files、customers、slice_jobs、order_status_logs 等核心表。</w:t>
+        </w:rPr>
+        <w:t>Make3D 当前已经从基础接单页面升级为具备会员登录、自动切片报价、订单提交、用户中心、后台管理、状态流转和邮件通知的可运营系统。系统的关键设计原则是：自动化用于减少重复沟通和生成参考报价，最终生产决策仍由人工确认。</w:t>
       </w:r>
     </w:p>
     <w:p>
       <w:pPr>
-        <w:pStyle w:val="ListBullet"/>
-        <w:spacing w:after="60"/>
+        <w:spacing w:after="120" w:line="276" w:lineRule="auto"/>
       </w:pPr>
       <w:r>
         <w:rPr>
           <w:rFonts w:ascii="Microsoft YaHei" w:hAnsi="Microsoft YaHei" w:eastAsia="Microsoft YaHei"/>
-          <w:b w:val="0"/>
-          <w:sz w:val="20"/>
-        </w:rPr>
-        <w:t>多文件上传、文件类型与大小限制、本地 uploads 存储。</w:t>
-      </w:r>
-    </w:p>
-    <w:p>
-      <w:pPr>
-        <w:pStyle w:val="ListBullet"/>
-        <w:spacing w:after="60"/>
-      </w:pPr>
-      <w:r>
-        <w:rPr>
-          <w:rFonts w:ascii="Microsoft YaHei" w:hAnsi="Microsoft YaHei" w:eastAsia="Microsoft YaHei"/>
-          <w:b w:val="0"/>
-          <w:sz w:val="20"/>
-        </w:rPr>
-        <w:t>客户注册、登录、退出、用户中心、订单历史、订单详情与确认页。</w:t>
-      </w:r>
-    </w:p>
-    <w:p>
-      <w:pPr>
-        <w:pStyle w:val="ListBullet"/>
-        <w:spacing w:after="60"/>
-      </w:pPr>
-      <w:r>
-        <w:rPr>
-          <w:rFonts w:ascii="Microsoft YaHei" w:hAnsi="Microsoft YaHei" w:eastAsia="Microsoft YaHei"/>
-          <w:b w:val="0"/>
-          <w:sz w:val="20"/>
-        </w:rPr>
-        <w:t>前台 STL 自动切片报价进度反馈、数量计价、配送费与预计交货期计算。</w:t>
-      </w:r>
-    </w:p>
-    <w:p>
-      <w:pPr>
-        <w:pStyle w:val="ListBullet"/>
-        <w:spacing w:after="60"/>
-      </w:pPr>
-      <w:r>
-        <w:rPr>
-          <w:rFonts w:ascii="Microsoft YaHei" w:hAnsi="Microsoft YaHei" w:eastAsia="Microsoft YaHei"/>
-          <w:b w:val="0"/>
-          <w:sz w:val="20"/>
-        </w:rPr>
-        <w:t>后台手动切片测试、最近切片记录、文件下载、状态修改与状态历史。</w:t>
-      </w:r>
-    </w:p>
-    <w:p>
-      <w:pPr>
-        <w:pStyle w:val="ListBullet"/>
-        <w:spacing w:after="60"/>
-      </w:pPr>
-      <w:r>
-        <w:rPr>
-          <w:rFonts w:ascii="Microsoft YaHei" w:hAnsi="Microsoft YaHei" w:eastAsia="Microsoft YaHei"/>
-          <w:b w:val="0"/>
-          <w:sz w:val="20"/>
-        </w:rPr>
-        <w:t>新订单邮件通知、部分状态变更客户邮件通知。</w:t>
-      </w:r>
-    </w:p>
-    <w:p>
-      <w:pPr>
-        <w:pStyle w:val="ListBullet"/>
-        <w:spacing w:after="60"/>
-      </w:pPr>
-      <w:r>
-        <w:rPr>
-          <w:rFonts w:ascii="Microsoft YaHei" w:hAnsi="Microsoft YaHei" w:eastAsia="Microsoft YaHei"/>
-          <w:b w:val="0"/>
-          <w:sz w:val="20"/>
-        </w:rPr>
-        <w:t>Docker 部署配置、PrusaSlicer 安装、profiles 与 gcode 挂载。</w:t>
-      </w:r>
-    </w:p>
-    <w:p>
-      <w:pPr>
-        <w:pStyle w:val="Heading1"/>
-        <w:spacing w:line="300" w:lineRule="auto" w:after="120"/>
-      </w:pPr>
-      <w:r>
-        <w:rPr>
-          <w:rFonts w:ascii="Microsoft YaHei" w:hAnsi="Microsoft YaHei" w:eastAsia="Microsoft YaHei"/>
-          <w:b w:val="0"/>
-          <w:sz w:val="21"/>
-        </w:rPr>
-        <w:t>16. 后续待开发内容</w:t>
-      </w:r>
-    </w:p>
-    <w:p>
-      <w:pPr>
-        <w:pStyle w:val="ListBullet"/>
-        <w:spacing w:after="60"/>
-      </w:pPr>
-      <w:r>
-        <w:rPr>
-          <w:rFonts w:ascii="Microsoft YaHei" w:hAnsi="Microsoft YaHei" w:eastAsia="Microsoft YaHei"/>
-          <w:b w:val="0"/>
-          <w:sz w:val="20"/>
-        </w:rPr>
-        <w:t>微信公众号登录绑定与模板消息通知。</w:t>
-      </w:r>
-    </w:p>
-    <w:p>
-      <w:pPr>
-        <w:pStyle w:val="ListBullet"/>
-        <w:spacing w:after="60"/>
-      </w:pPr>
-      <w:r>
-        <w:rPr>
-          <w:rFonts w:ascii="Microsoft YaHei" w:hAnsi="Microsoft YaHei" w:eastAsia="Microsoft YaHei"/>
-          <w:b w:val="0"/>
-          <w:sz w:val="20"/>
-        </w:rPr>
-        <w:t>更完善的在线支付或付款确认流程，V1 可先保持线下付款。</w:t>
-      </w:r>
-    </w:p>
-    <w:p>
-      <w:pPr>
-        <w:pStyle w:val="ListBullet"/>
-        <w:spacing w:after="60"/>
-      </w:pPr>
-      <w:r>
-        <w:rPr>
-          <w:rFonts w:ascii="Microsoft YaHei" w:hAnsi="Microsoft YaHei" w:eastAsia="Microsoft YaHei"/>
-          <w:b w:val="0"/>
-          <w:sz w:val="20"/>
-        </w:rPr>
-        <w:t>管理员生产排产看板、设备维度任务分配和打印记录。</w:t>
-      </w:r>
-    </w:p>
-    <w:p>
-      <w:pPr>
-        <w:pStyle w:val="ListBullet"/>
-        <w:spacing w:after="60"/>
-      </w:pPr>
-      <w:r>
-        <w:rPr>
-          <w:rFonts w:ascii="Microsoft YaHei" w:hAnsi="Microsoft YaHei" w:eastAsia="Microsoft YaHei"/>
-          <w:b w:val="0"/>
-          <w:sz w:val="20"/>
-        </w:rPr>
-        <w:t>模型几何解析、缩略图预览、STEP/3MF 自动估价能力。</w:t>
-      </w:r>
-    </w:p>
-    <w:p>
-      <w:pPr>
-        <w:pStyle w:val="ListBullet"/>
-        <w:spacing w:after="60"/>
-      </w:pPr>
-      <w:r>
-        <w:rPr>
-          <w:rFonts w:ascii="Microsoft YaHei" w:hAnsi="Microsoft YaHei" w:eastAsia="Microsoft YaHei"/>
-          <w:b w:val="0"/>
-          <w:sz w:val="20"/>
-        </w:rPr>
-        <w:t>更精细的材料、颜色、层高、填充、支撑、后处理和加急费规则。</w:t>
-      </w:r>
-    </w:p>
-    <w:p>
-      <w:pPr>
-        <w:pStyle w:val="ListBullet"/>
-        <w:spacing w:after="60"/>
-      </w:pPr>
-      <w:r>
-        <w:rPr>
-          <w:rFonts w:ascii="Microsoft YaHei" w:hAnsi="Microsoft YaHei" w:eastAsia="Microsoft YaHei"/>
-          <w:b w:val="0"/>
-          <w:sz w:val="20"/>
-        </w:rPr>
-        <w:t>对象存储、异步队列、日志监控、备份策略和异常告警。</w:t>
-      </w:r>
-    </w:p>
-    <w:p>
-      <w:pPr>
-        <w:pStyle w:val="ListBullet"/>
-        <w:spacing w:after="60"/>
-      </w:pPr>
-      <w:r>
-        <w:rPr>
-          <w:rFonts w:ascii="Microsoft YaHei" w:hAnsi="Microsoft YaHei" w:eastAsia="Microsoft YaHei"/>
-          <w:b w:val="0"/>
-          <w:sz w:val="20"/>
-        </w:rPr>
-        <w:t>客户发票、售后、复购、优惠和报价单导出等运营能力。</w:t>
-      </w:r>
-    </w:p>
-    <w:p>
-      <w:pPr>
-        <w:pStyle w:val="Heading1"/>
-        <w:spacing w:line="300" w:lineRule="auto" w:after="120"/>
-      </w:pPr>
-      <w:r>
-        <w:rPr>
-          <w:rFonts w:ascii="Microsoft YaHei" w:hAnsi="Microsoft YaHei" w:eastAsia="Microsoft YaHei"/>
-          <w:b w:val="0"/>
-          <w:sz w:val="21"/>
-        </w:rPr>
-        <w:t>附录 A：系统架构图</w:t>
-      </w:r>
-    </w:p>
-    <w:p>
-      <w:r>
-        <w:drawing>
-          <wp:inline xmlns:a="http://schemas.openxmlformats.org/drawingml/2006/main" xmlns:pic="http://schemas.openxmlformats.org/drawingml/2006/picture">
-            <wp:extent cx="6126480" cy="3757574"/>
-            <wp:docPr id="5" name="Picture 5"/>
-            <wp:cNvGraphicFramePr>
-              <a:graphicFrameLocks noChangeAspect="1"/>
-            </wp:cNvGraphicFramePr>
-            <a:graphic>
-              <a:graphicData uri="http://schemas.openxmlformats.org/drawingml/2006/picture">
-                <pic:pic>
-                  <pic:nvPicPr>
-                    <pic:cNvPr id="0" name="architecture.png"/>
-                    <pic:cNvPicPr/>
-                  </pic:nvPicPr>
-                  <pic:blipFill>
-                    <a:blip r:embed="rId13"/>
-                    <a:stretch>
-                      <a:fillRect/>
-                    </a:stretch>
-                  </pic:blipFill>
-                  <pic:spPr>
-                    <a:xfrm>
-                      <a:off x="0" y="0"/>
-                      <a:ext cx="6126480" cy="3757574"/>
-                    </a:xfrm>
-                    <a:prstGeom prst="rect"/>
-                  </pic:spPr>
-                </pic:pic>
-              </a:graphicData>
-            </a:graphic>
-          </wp:inline>
-        </w:drawing>
-      </w:r>
-    </w:p>
-    <w:p>
-      <w:pPr>
-        <w:pStyle w:val="Heading1"/>
-        <w:spacing w:line="300" w:lineRule="auto" w:after="120"/>
-      </w:pPr>
-      <w:r>
-        <w:rPr>
-          <w:rFonts w:ascii="Microsoft YaHei" w:hAnsi="Microsoft YaHei" w:eastAsia="Microsoft YaHei"/>
-          <w:b w:val="0"/>
-          <w:sz w:val="21"/>
-        </w:rPr>
-        <w:t>附录 B：部署与运维边界</w:t>
-      </w:r>
-    </w:p>
-    <w:p>
-      <w:pPr>
-        <w:pStyle w:val="ListBullet"/>
-        <w:spacing w:after="60"/>
-      </w:pPr>
-      <w:r>
-        <w:rPr>
-          <w:rFonts w:ascii="Microsoft YaHei" w:hAnsi="Microsoft YaHei" w:eastAsia="Microsoft YaHei"/>
-          <w:b w:val="0"/>
-          <w:sz w:val="20"/>
-        </w:rPr>
-        <w:t>生产环境建议使用 Docker Compose 运行 Next.js 应用，挂载 data、uploads、profiles、gcode 目录。</w:t>
-      </w:r>
-    </w:p>
-    <w:p>
-      <w:pPr>
-        <w:pStyle w:val="ListBullet"/>
-        <w:spacing w:after="60"/>
-      </w:pPr>
-      <w:r>
-        <w:rPr>
-          <w:rFonts w:ascii="Microsoft YaHei" w:hAnsi="Microsoft YaHei" w:eastAsia="Microsoft YaHei"/>
-          <w:b w:val="0"/>
-          <w:sz w:val="20"/>
-        </w:rPr>
-        <w:t>profiles/bambu-p1s.ini 是基础估价配置，不代表最终生产切片配置；最终打印参数仍由人工确认。</w:t>
-      </w:r>
-    </w:p>
-    <w:p>
-      <w:pPr>
-        <w:pStyle w:val="ListBullet"/>
-        <w:spacing w:after="60"/>
-      </w:pPr>
-      <w:r>
-        <w:rPr>
-          <w:rFonts w:ascii="Microsoft YaHei" w:hAnsi="Microsoft YaHei" w:eastAsia="Microsoft YaHei"/>
-          <w:b w:val="0"/>
-          <w:sz w:val="20"/>
-        </w:rPr>
-        <w:t>HTTPS 环境应启用安全 Cookie；HTTP 测试环境可关闭 COOKIE_SECURE。</w:t>
-      </w:r>
-    </w:p>
-    <w:p>
-      <w:pPr>
-        <w:pStyle w:val="ListBullet"/>
-        <w:spacing w:after="60"/>
-      </w:pPr>
-      <w:r>
-        <w:rPr>
-          <w:rFonts w:ascii="Microsoft YaHei" w:hAnsi="Microsoft YaHei" w:eastAsia="Microsoft YaHei"/>
-          <w:b w:val="0"/>
-          <w:sz w:val="20"/>
-        </w:rPr>
-        <w:t>数据库和上传文件需要定期备份，生产环境上线前应明确备份频率和恢复演练流程。</w:t>
+        </w:rPr>
+        <w:t>后续建设应围绕“通知触达、付款确认、生产排产、存储队列、报价精度”五条主线逐步推进。这样既能保持当前系统稳定运营，也能为更完整的 3D 打印接单和生产管理平台打好基础。</w:t>
       </w:r>
     </w:p>
     <w:sectPr>
-      <w:footerReference w:type="default" r:id="rId14"/>
+      <w:footerReference w:type="default" r:id="rId9"/>
       <w:pgSz w:w="12240" w:h="15840"/>
-      <w:pgMar w:top="1080" w:right="1181" w:bottom="1080" w:left="1181" w:header="720" w:footer="720" w:gutter="0"/>
+      <w:pgMar w:top="1152" w:right="1224" w:bottom="1152" w:left="1224" w:header="720" w:footer="720" w:gutter="0"/>
       <w:cols w:space="720"/>
       <w:docGrid w:linePitch="360"/>
     </w:sectPr>
@@ -4341,12 +5899,10 @@
     </w:pPr>
     <w:r>
       <w:rPr>
-        <w:rFonts w:ascii="Microsoft YaHei" w:hAnsi="Microsoft YaHei" w:eastAsia="Microsoft YaHei"/>
-        <w:b w:val="0"/>
-        <w:color w:val="4B5563"/>
+        <w:color w:val="6B7280"/>
         <w:sz w:val="16"/>
       </w:rPr>
-      <w:t>Make3D 在线接单系统建设计划书</w:t>
+      <w:t>Make3D ?? 3D ???????????</w:t>
     </w:r>
   </w:p>
 </w:ftr>
@@ -4717,7 +6273,6 @@
     <w:rsid w:val="00FC693F"/>
     <w:rPr>
       <w:rFonts w:ascii="Microsoft YaHei" w:hAnsi="Microsoft YaHei" w:eastAsia="Microsoft YaHei"/>
-      <w:color w:val="111827"/>
       <w:sz w:val="21"/>
     </w:rPr>
   </w:style>
@@ -4783,7 +6338,7 @@
       <w:rFonts w:asciiTheme="majorHAnsi" w:eastAsiaTheme="majorEastAsia" w:hAnsiTheme="majorHAnsi" w:cstheme="majorBidi" w:ascii="Microsoft YaHei" w:hAnsi="Microsoft YaHei" w:eastAsia="Microsoft YaHei"/>
       <w:b/>
       <w:bCs/>
-      <w:color w:val="1F4E79"/>
+      <w:color w:val="111827"/>
       <w:sz w:val="32"/>
       <w:szCs w:val="28"/>
     </w:rPr>
@@ -4807,7 +6362,7 @@
       <w:rFonts w:asciiTheme="majorHAnsi" w:eastAsiaTheme="majorEastAsia" w:hAnsiTheme="majorHAnsi" w:cstheme="majorBidi" w:ascii="Microsoft YaHei" w:hAnsi="Microsoft YaHei" w:eastAsia="Microsoft YaHei"/>
       <w:b/>
       <w:bCs/>
-      <w:color w:val="1F4E79"/>
+      <w:color w:val="111827"/>
       <w:sz w:val="26"/>
       <w:szCs w:val="26"/>
     </w:rPr>
@@ -4831,8 +6386,8 @@
       <w:rFonts w:asciiTheme="majorHAnsi" w:eastAsiaTheme="majorEastAsia" w:hAnsiTheme="majorHAnsi" w:cstheme="majorBidi" w:ascii="Microsoft YaHei" w:hAnsi="Microsoft YaHei" w:eastAsia="Microsoft YaHei"/>
       <w:b/>
       <w:bCs/>
-      <w:color w:val="374151"/>
-      <w:sz w:val="22"/>
+      <w:color w:val="111827"/>
+      <w:sz w:val="23"/>
     </w:rPr>
   </w:style>
   <w:style w:type="paragraph" w:styleId="Heading4">
@@ -5072,10 +6627,10 @@
     <w:rPr>
       <w:rFonts w:asciiTheme="majorHAnsi" w:eastAsiaTheme="majorEastAsia" w:hAnsiTheme="majorHAnsi" w:cstheme="majorBidi" w:ascii="Microsoft YaHei" w:hAnsi="Microsoft YaHei" w:eastAsia="Microsoft YaHei"/>
       <w:b/>
-      <w:color w:val="0F172A"/>
+      <w:color w:val="111827"/>
       <w:spacing w:val="5"/>
       <w:kern w:val="28"/>
-      <w:sz w:val="48"/>
+      <w:sz w:val="44"/>
       <w:szCs w:val="52"/>
     </w:rPr>
   </w:style>
@@ -5251,6 +6806,9 @@
       </w:numPr>
       <w:contextualSpacing/>
     </w:pPr>
+    <w:rPr>
+      <w:rFonts w:ascii="Microsoft YaHei" w:hAnsi="Microsoft YaHei" w:eastAsia="Microsoft YaHei"/>
+    </w:rPr>
   </w:style>
   <w:style w:type="paragraph" w:styleId="ListBullet2">
     <w:name w:val="List Bullet 2"/>
@@ -5290,6 +6848,9 @@
       </w:numPr>
       <w:contextualSpacing/>
     </w:pPr>
+    <w:rPr>
+      <w:rFonts w:ascii="Microsoft YaHei" w:hAnsi="Microsoft YaHei" w:eastAsia="Microsoft YaHei"/>
+    </w:rPr>
   </w:style>
   <w:style w:type="paragraph" w:styleId="ListNumber2">
     <w:name w:val="List Number 2"/>
